--- a/00-首页/题组Word/第一轮·综合套卷/第一轮综合卷02-学生版.docx
+++ b/00-首页/题组Word/第一轮·综合套卷/第一轮综合卷02-学生版.docx
@@ -2,7 +2,7 @@
 <file path=word/document.xml><?xml version="1.0" encoding="utf-8"?>
 <w:document xmlns:w="http://schemas.openxmlformats.org/wordprocessingml/2006/main" xmlns:m="http://schemas.openxmlformats.org/officeDocument/2006/math" xmlns:r="http://schemas.openxmlformats.org/officeDocument/2006/relationships" xmlns:o="urn:schemas-microsoft-com:office:office" xmlns:v="urn:schemas-microsoft-com:vml" xmlns:w10="urn:schemas-microsoft-com:office:word" xmlns:a="http://schemas.openxmlformats.org/drawingml/2006/main" xmlns:pic="http://schemas.openxmlformats.org/drawingml/2006/picture" xmlns:wp="http://schemas.openxmlformats.org/drawingml/2006/wordprocessingDrawing">
   <w:body>
-    <w:bookmarkStart w:id="55" w:name="第一轮综合练习-第02卷"/>
+    <w:bookmarkStart w:id="49" w:name="第一轮综合练习-第02卷"/>
     <w:p>
       <w:pPr>
         <w:pStyle w:val="Heading1"/>
@@ -50,7 +50,7 @@
         </w:pict>
       </w:r>
     </w:p>
-    <w:bookmarkStart w:id="54" w:name="题目"/>
+    <w:bookmarkStart w:id="48" w:name="题目"/>
     <w:p>
       <w:pPr>
         <w:pStyle w:val="Heading2"/>
@@ -2490,91 +2490,6 @@
     </w:p>
     <w:p>
       <w:pPr>
-        <w:pStyle w:val="BlockText"/>
-      </w:pPr>
-      <w:r>
-        <w:rPr>
-          <w:rFonts w:hint="eastAsia" w:ascii="Times New Roman" w:hAnsi="Times New Roman" w:eastAsia="FangSong" w:cs="Times New Roman"/>
-          <w:b/>
-          <w:bCs/>
-        </w:rPr>
-        <w:t xml:space="preserve">评分标准</w:t>
-      </w:r>
-      <w:r>
-        <w:rPr>
-          <w:rFonts w:hint="eastAsia" w:ascii="Times New Roman" w:hAnsi="Times New Roman" w:eastAsia="Times New Roman" w:cs="Times New Roman"/>
-        </w:rPr>
-        <w:t>：04-</w:t>
-      </w:r>
-      <w:r>
-        <w:rPr>
-          <w:rFonts w:hint="eastAsia" w:ascii="Times New Roman" w:hAnsi="Times New Roman" w:eastAsia="FangSong" w:cs="Times New Roman"/>
-        </w:rPr>
-        <w:t>题库</w:t>
-      </w:r>
-      <w:r>
-        <w:rPr>
-          <w:rFonts w:hint="eastAsia" w:ascii="Times New Roman" w:hAnsi="Times New Roman" w:eastAsia="Times New Roman" w:cs="Times New Roman"/>
-        </w:rPr>
-        <w:t>/</w:t>
-      </w:r>
-      <w:r>
-        <w:rPr>
-          <w:rFonts w:hint="eastAsia" w:ascii="Times New Roman" w:hAnsi="Times New Roman" w:eastAsia="FangSong" w:cs="Times New Roman"/>
-        </w:rPr>
-        <w:t>真题</w:t>
-      </w:r>
-      <w:r>
-        <w:rPr>
-          <w:rFonts w:hint="eastAsia" w:ascii="Times New Roman" w:hAnsi="Times New Roman" w:eastAsia="Times New Roman" w:cs="Times New Roman"/>
-        </w:rPr>
-        <w:t>/</w:t>
-      </w:r>
-      <w:r>
-        <w:rPr>
-          <w:rFonts w:hint="eastAsia" w:ascii="Times New Roman" w:hAnsi="Times New Roman" w:eastAsia="FangSong" w:cs="Times New Roman"/>
-        </w:rPr>
-        <w:t>省预赛</w:t>
-      </w:r>
-      <w:r>
-        <w:rPr>
-          <w:rFonts w:hint="eastAsia" w:ascii="Times New Roman" w:hAnsi="Times New Roman" w:eastAsia="Times New Roman" w:cs="Times New Roman"/>
-        </w:rPr>
-        <w:t>/2021-</w:t>
-      </w:r>
-      <w:r>
-        <w:rPr>
-          <w:rFonts w:hint="eastAsia" w:ascii="Times New Roman" w:hAnsi="Times New Roman" w:eastAsia="FangSong" w:cs="Times New Roman"/>
-        </w:rPr>
-        <w:t>第</w:t>
-      </w:r>
-      <w:r>
-        <w:rPr>
-          <w:rFonts w:hint="eastAsia" w:ascii="Times New Roman" w:hAnsi="Times New Roman" w:eastAsia="Times New Roman" w:cs="Times New Roman"/>
-        </w:rPr>
-        <w:t>35</w:t>
-      </w:r>
-      <w:r>
-        <w:rPr>
-          <w:rFonts w:hint="eastAsia" w:ascii="Times New Roman" w:hAnsi="Times New Roman" w:eastAsia="FangSong" w:cs="Times New Roman"/>
-        </w:rPr>
-        <w:t>届初赛江苏卷</w:t>
-      </w:r>
-      <w:r>
-        <w:rPr>
-          <w:rFonts w:hint="eastAsia" w:ascii="Times New Roman" w:hAnsi="Times New Roman" w:eastAsia="Times New Roman" w:cs="Times New Roman"/>
-        </w:rPr>
-        <w:t>-</w:t>
-      </w:r>
-      <w:r>
-        <w:rPr>
-          <w:rFonts w:hint="eastAsia" w:ascii="Times New Roman" w:hAnsi="Times New Roman" w:eastAsia="FangSong" w:cs="Times New Roman"/>
-        </w:rPr>
-        <w:t>答案</w:t>
-      </w:r>
-    </w:p>
-    <w:p>
-      <w:pPr>
         <w:pStyle w:val="FirstParagraph"/>
       </w:pPr>
       <w:r>
@@ -3241,19 +3156,43 @@
         <w:rPr>
           <w:rFonts w:hint="eastAsia" w:ascii="Times New Roman" w:hAnsi="Times New Roman" w:eastAsia="FangSong" w:cs="Times New Roman"/>
         </w:rPr>
-        <w:t xml:space="preserve">电离</w:t>
-      </w:r>
-      <w:r>
-        <w:rPr>
-          <w:rFonts w:ascii="Times New Roman" w:hAnsi="Times New Roman" w:eastAsia="Times New Roman" w:cs="Times New Roman"/>
-        </w:rPr>
-        <w:t xml:space="preserve"> 1mol </w:t>
-      </w:r>
-      <w:r>
-        <w:rPr>
-          <w:rFonts w:hint="eastAsia" w:ascii="Times New Roman" w:hAnsi="Times New Roman" w:eastAsia="FangSong" w:cs="Times New Roman"/>
-        </w:rPr>
-        <w:t xml:space="preserve">自由铜原子得</w:t>
+        <w:t>假设我们在另一个具有不同物理定律的星球上</w:t>
+      </w:r>
+      <w:r>
+        <w:rPr>
+          <w:rFonts w:hint="eastAsia" w:ascii="Times New Roman" w:hAnsi="Times New Roman" w:eastAsia="Times New Roman" w:cs="Times New Roman"/>
+        </w:rPr>
+        <w:t>。</w:t>
+      </w:r>
+      <w:r>
+        <w:rPr>
+          <w:rFonts w:hint="eastAsia" w:ascii="Times New Roman" w:hAnsi="Times New Roman" w:eastAsia="FangSong" w:cs="Times New Roman"/>
+        </w:rPr>
+        <w:t>这个星球中的电子也是用四个量子数描述</w:t>
+      </w:r>
+      <w:r>
+        <w:rPr>
+          <w:rFonts w:hint="eastAsia" w:ascii="Times New Roman" w:hAnsi="Times New Roman" w:eastAsia="Times New Roman" w:cs="Times New Roman"/>
+        </w:rPr>
+        <w:t>，</w:t>
+      </w:r>
+      <w:r>
+        <w:rPr>
+          <w:rFonts w:hint="eastAsia" w:ascii="Times New Roman" w:hAnsi="Times New Roman" w:eastAsia="FangSong" w:cs="Times New Roman"/>
+        </w:rPr>
+        <w:t>其含义与我们使用的含义相似</w:t>
+      </w:r>
+      <w:r>
+        <w:rPr>
+          <w:rFonts w:hint="eastAsia" w:ascii="Times New Roman" w:hAnsi="Times New Roman" w:eastAsia="Times New Roman" w:cs="Times New Roman"/>
+        </w:rPr>
+        <w:t>。</w:t>
+      </w:r>
+      <w:r>
+        <w:rPr>
+          <w:rFonts w:hint="eastAsia" w:ascii="Times New Roman" w:hAnsi="Times New Roman" w:eastAsia="FangSong" w:cs="Times New Roman"/>
+        </w:rPr>
+        <w:t>我们将这四个量子数称为</w:t>
       </w:r>
       <w:r>
         <w:rPr>
@@ -3262,44 +3201,9 @@
         <w:t xml:space="preserve"> </w:t>
       </w:r>
       <m:oMath>
-        <m:oMathPr>
-          <m:ctrlPr>
-            <w:rPr>
-              <w:sz w:val="28"/>
-              <w:szCs w:val="28"/>
-            </w:rPr>
-          </m:ctrlPr>
-        </m:oMathPr>
-        <m:r>
-          <m:t>1</m:t>
-        </m:r>
-        <m:r>
-          <m:t>m</m:t>
-        </m:r>
-        <m:r>
-          <m:t>o</m:t>
-        </m:r>
-        <m:r>
-          <m:t>l</m:t>
-        </m:r>
-        <m:r>
-          <m:t>C</m:t>
-        </m:r>
-        <m:sSup>
-          <m:e>
-            <m:r>
-              <m:t>u</m:t>
-            </m:r>
-          </m:e>
-          <m:sup>
-            <m:r>
-              <m:rPr>
-                <m:sty m:val="p"/>
-              </m:rPr>
-              <m:t>+</m:t>
-            </m:r>
-          </m:sup>
-        </m:sSup>
+        <m:r>
+          <m:t>p</m:t>
+        </m:r>
       </m:oMath>
       <w:r>
         <w:rPr>
@@ -3309,33 +3213,9 @@
       </w:r>
       <w:r>
         <w:rPr>
-          <w:rFonts w:hint="eastAsia" w:ascii="Times New Roman" w:hAnsi="Times New Roman" w:eastAsia="Times New Roman" w:cs="Times New Roman"/>
-        </w:rPr>
-        <w:t>，</w:t>
-      </w:r>
-      <w:r>
-        <w:rPr>
-          <w:rFonts w:hint="eastAsia" w:ascii="Times New Roman" w:hAnsi="Times New Roman" w:eastAsia="FangSong" w:cs="Times New Roman"/>
-        </w:rPr>
-        <w:t>需能量</w:t>
-      </w:r>
-      <w:r>
-        <w:rPr>
-          <w:rFonts w:ascii="Times New Roman" w:hAnsi="Times New Roman" w:eastAsia="Times New Roman" w:cs="Times New Roman"/>
-        </w:rPr>
-        <w:t xml:space="preserve"> </w:t>
-      </w:r>
-      <w:r>
-        <w:rPr>
-          <w:rFonts w:hint="eastAsia" w:ascii="Times New Roman" w:hAnsi="Times New Roman" w:eastAsia="Times New Roman" w:cs="Times New Roman"/>
-        </w:rPr>
-        <w:t>746.2kJ，</w:t>
-      </w:r>
-      <w:r>
-        <w:rPr>
-          <w:rFonts w:hint="eastAsia" w:ascii="Times New Roman" w:hAnsi="Times New Roman" w:eastAsia="FangSong" w:cs="Times New Roman"/>
-        </w:rPr>
-        <w:t>而由晶体铜电离获得</w:t>
+          <w:rFonts w:ascii="Times New Roman" w:hAnsi="Times New Roman" w:eastAsia="Times New Roman" w:cs="Times New Roman"/>
+        </w:rPr>
+        <w:t xml:space="preserve">、</w:t>
       </w:r>
       <w:r>
         <w:rPr>
@@ -3344,44 +3224,9 @@
         <w:t xml:space="preserve"> </w:t>
       </w:r>
       <m:oMath>
-        <m:oMathPr>
-          <m:ctrlPr>
-            <w:rPr>
-              <w:sz w:val="28"/>
-              <w:szCs w:val="28"/>
-            </w:rPr>
-          </m:ctrlPr>
-        </m:oMathPr>
-        <m:r>
-          <m:t>1</m:t>
-        </m:r>
-        <m:r>
-          <m:t>m</m:t>
-        </m:r>
-        <m:r>
-          <m:t>o</m:t>
-        </m:r>
-        <m:r>
-          <m:t>l</m:t>
-        </m:r>
-        <m:r>
-          <m:t>C</m:t>
-        </m:r>
-        <m:sSup>
-          <m:e>
-            <m:r>
-              <m:t>u</m:t>
-            </m:r>
-          </m:e>
-          <m:sup>
-            <m:r>
-              <m:rPr>
-                <m:sty m:val="p"/>
-              </m:rPr>
-              <m:t>+</m:t>
-            </m:r>
-          </m:sup>
-        </m:sSup>
+        <m:r>
+          <m:t>q</m:t>
+        </m:r>
       </m:oMath>
       <w:r>
         <w:rPr>
@@ -3391,27 +3236,67 @@
       </w:r>
       <w:r>
         <w:rPr>
-          <w:rFonts w:hint="eastAsia" w:ascii="Times New Roman" w:hAnsi="Times New Roman" w:eastAsia="FangSong" w:cs="Times New Roman"/>
-        </w:rPr>
-        <w:t xml:space="preserve">仅消耗</w:t>
-      </w:r>
-      <w:r>
-        <w:rPr>
-          <w:rFonts w:ascii="Times New Roman" w:hAnsi="Times New Roman" w:eastAsia="Times New Roman" w:cs="Times New Roman"/>
-        </w:rPr>
-        <w:t xml:space="preserve"> 434.1kJ </w:t>
-      </w:r>
-      <w:r>
-        <w:rPr>
-          <w:rFonts w:hint="eastAsia" w:ascii="Times New Roman" w:hAnsi="Times New Roman" w:eastAsia="FangSong" w:cs="Times New Roman"/>
-        </w:rPr>
-        <w:t>能量</w:t>
+          <w:rFonts w:ascii="Times New Roman" w:hAnsi="Times New Roman" w:eastAsia="Times New Roman" w:cs="Times New Roman"/>
+        </w:rPr>
+        <w:t xml:space="preserve">、</w:t>
+      </w:r>
+      <w:r>
+        <w:rPr>
+          <w:rFonts w:ascii="Times New Roman" w:hAnsi="Times New Roman" w:eastAsia="Times New Roman" w:cs="Times New Roman"/>
+        </w:rPr>
+        <w:t xml:space="preserve"> </w:t>
+      </w:r>
+      <m:oMath>
+        <m:r>
+          <m:t>r</m:t>
+        </m:r>
+      </m:oMath>
+      <w:r>
+        <w:rPr>
+          <w:rFonts w:ascii="Times New Roman" w:hAnsi="Times New Roman" w:eastAsia="Times New Roman" w:cs="Times New Roman"/>
+        </w:rPr>
+        <w:t xml:space="preserve"> </w:t>
+      </w:r>
+      <w:r>
+        <w:rPr>
+          <w:rFonts w:hint="eastAsia" w:ascii="Times New Roman" w:hAnsi="Times New Roman" w:eastAsia="FangSong" w:cs="Times New Roman"/>
+        </w:rPr>
+        <w:t xml:space="preserve">和</w:t>
+      </w:r>
+      <w:r>
+        <w:rPr>
+          <w:rFonts w:ascii="Times New Roman" w:hAnsi="Times New Roman" w:eastAsia="Times New Roman" w:cs="Times New Roman"/>
+        </w:rPr>
+        <w:t xml:space="preserve"> </w:t>
+      </w:r>
+      <m:oMath>
+        <m:r>
+          <m:t>s</m:t>
+        </m:r>
+      </m:oMath>
+      <w:r>
+        <w:rPr>
+          <w:rFonts w:ascii="Times New Roman" w:hAnsi="Times New Roman" w:eastAsia="Times New Roman" w:cs="Times New Roman"/>
+        </w:rPr>
+        <w:t xml:space="preserve"> </w:t>
       </w:r>
       <w:r>
         <w:rPr>
           <w:rFonts w:hint="eastAsia" w:ascii="Times New Roman" w:hAnsi="Times New Roman" w:eastAsia="Times New Roman" w:cs="Times New Roman"/>
         </w:rPr>
         <w:t>。</w:t>
+      </w:r>
+      <w:r>
+        <w:rPr>
+          <w:rFonts w:hint="eastAsia" w:ascii="Times New Roman" w:hAnsi="Times New Roman" w:eastAsia="FangSong" w:cs="Times New Roman"/>
+        </w:rPr>
+        <w:t>其规则如下</w:t>
+      </w:r>
+      <w:r>
+        <w:rPr>
+          <w:rFonts w:hint="eastAsia" w:ascii="Times New Roman" w:hAnsi="Times New Roman" w:eastAsia="Times New Roman" w:cs="Times New Roman"/>
+        </w:rPr>
+        <w:t>：</w:t>
       </w:r>
     </w:p>
     <w:p>
@@ -3456,33 +3341,27 @@
       </w:pPr>
       <w:r>
         <w:rPr>
-          <w:rFonts w:hint="eastAsia" w:ascii="Times New Roman" w:hAnsi="Times New Roman" w:eastAsia="FangSong" w:cs="Times New Roman"/>
-        </w:rPr>
-        <w:t xml:space="preserve">用一束波长为</w:t>
-      </w:r>
-      <w:r>
-        <w:rPr>
-          <w:rFonts w:ascii="Times New Roman" w:hAnsi="Times New Roman" w:eastAsia="Times New Roman" w:cs="Times New Roman"/>
-        </w:rPr>
-        <w:t xml:space="preserve"> 400nm </w:t>
-      </w:r>
-      <w:r>
-        <w:rPr>
-          <w:rFonts w:hint="eastAsia" w:ascii="Times New Roman" w:hAnsi="Times New Roman" w:eastAsia="FangSong" w:cs="Times New Roman"/>
-        </w:rPr>
-        <w:t xml:space="preserve">的光照射在金属</w:t>
-      </w:r>
-      <w:r>
-        <w:rPr>
-          <w:rFonts w:ascii="Times New Roman" w:hAnsi="Times New Roman" w:eastAsia="Times New Roman" w:cs="Times New Roman"/>
-        </w:rPr>
-        <w:t xml:space="preserve"> Cs </w:t>
-      </w:r>
-      <w:r>
-        <w:rPr>
-          <w:rFonts w:hint="eastAsia" w:ascii="Times New Roman" w:hAnsi="Times New Roman" w:eastAsia="FangSong" w:cs="Times New Roman"/>
-        </w:rPr>
-        <w:t>的表面上</w:t>
+          <w:rFonts w:ascii="Times New Roman" w:hAnsi="Times New Roman" w:eastAsia="Times New Roman" w:cs="Times New Roman"/>
+        </w:rPr>
+        <w:t xml:space="preserve">1869 </w:t>
+      </w:r>
+      <w:r>
+        <w:rPr>
+          <w:rFonts w:hint="eastAsia" w:ascii="Times New Roman" w:hAnsi="Times New Roman" w:eastAsia="FangSong" w:cs="Times New Roman"/>
+        </w:rPr>
+        <w:t xml:space="preserve">年俄国化学家</w:t>
+      </w:r>
+      <w:r>
+        <w:rPr>
+          <w:rFonts w:ascii="Times New Roman" w:hAnsi="Times New Roman" w:eastAsia="Times New Roman" w:cs="Times New Roman"/>
+        </w:rPr>
+        <w:t xml:space="preserve"> D.I.Mendeleev </w:t>
+      </w:r>
+      <w:r>
+        <w:rPr>
+          <w:rFonts w:hint="eastAsia" w:ascii="Times New Roman" w:hAnsi="Times New Roman" w:eastAsia="FangSong" w:cs="Times New Roman"/>
+        </w:rPr>
+        <w:t>首次发表了元素周期表</w:t>
       </w:r>
       <w:r>
         <w:rPr>
@@ -3494,7 +3373,163 @@
         <w:rPr>
           <w:rFonts w:hint="eastAsia" w:ascii="Times New Roman" w:hAnsi="Times New Roman" w:eastAsia="FangSong" w:cs="Times New Roman"/>
         </w:rPr>
-        <w:t>有光电子从表面逸出</w:t>
+        <w:t>他将当时已知的化学元素以原子量增加次序排列</w:t>
+      </w:r>
+      <w:r>
+        <w:rPr>
+          <w:rFonts w:hint="eastAsia" w:ascii="Times New Roman" w:hAnsi="Times New Roman" w:eastAsia="Times New Roman" w:cs="Times New Roman"/>
+        </w:rPr>
+        <w:t>。1871</w:t>
+      </w:r>
+      <w:r>
+        <w:rPr>
+          <w:rFonts w:ascii="Times New Roman" w:hAnsi="Times New Roman" w:eastAsia="Times New Roman" w:cs="Times New Roman"/>
+        </w:rPr>
+        <w:t xml:space="preserve"> </w:t>
+      </w:r>
+      <w:r>
+        <w:rPr>
+          <w:rFonts w:hint="eastAsia" w:ascii="Times New Roman" w:hAnsi="Times New Roman" w:eastAsia="FangSong" w:cs="Times New Roman"/>
+        </w:rPr>
+        <w:t xml:space="preserve">年</w:t>
+      </w:r>
+      <w:r>
+        <w:rPr>
+          <w:rFonts w:ascii="Times New Roman" w:hAnsi="Times New Roman" w:eastAsia="Times New Roman" w:cs="Times New Roman"/>
+        </w:rPr>
+        <w:t xml:space="preserve"> Mendeleev </w:t>
+      </w:r>
+      <w:r>
+        <w:rPr>
+          <w:rFonts w:hint="eastAsia" w:ascii="Times New Roman" w:hAnsi="Times New Roman" w:eastAsia="FangSong" w:cs="Times New Roman"/>
+        </w:rPr>
+        <w:t>详细描述了三种未知元素的性质</w:t>
+      </w:r>
+      <w:r>
+        <w:rPr>
+          <w:rFonts w:hint="eastAsia" w:ascii="Times New Roman" w:hAnsi="Times New Roman" w:eastAsia="Times New Roman" w:cs="Times New Roman"/>
+        </w:rPr>
+        <w:t>，</w:t>
+      </w:r>
+      <w:r>
+        <w:rPr>
+          <w:rFonts w:hint="eastAsia" w:ascii="Times New Roman" w:hAnsi="Times New Roman" w:eastAsia="FangSong" w:cs="Times New Roman"/>
+        </w:rPr>
+        <w:t>把这三种元素记作</w:t>
+      </w:r>
+      <w:r>
+        <w:rPr>
+          <w:rFonts w:ascii="Times New Roman" w:hAnsi="Times New Roman" w:eastAsia="Times New Roman" w:cs="Times New Roman"/>
+        </w:rPr>
+        <w:t xml:space="preserve"> </w:t>
+      </w:r>
+      <w:r>
+        <w:rPr>
+          <w:rFonts w:hint="eastAsia" w:ascii="Times New Roman" w:hAnsi="Times New Roman" w:eastAsia="Times New Roman" w:cs="Times New Roman"/>
+        </w:rPr>
+        <w:t>ekaboron(</w:t>
+      </w:r>
+      <w:r>
+        <w:rPr>
+          <w:rFonts w:hint="eastAsia" w:ascii="Times New Roman" w:hAnsi="Times New Roman" w:eastAsia="FangSong" w:cs="Times New Roman"/>
+        </w:rPr>
+        <w:t>类硼</w:t>
+      </w:r>
+      <w:r>
+        <w:rPr>
+          <w:rFonts w:hint="eastAsia" w:ascii="Times New Roman" w:hAnsi="Times New Roman" w:eastAsia="Times New Roman" w:cs="Times New Roman"/>
+        </w:rPr>
+        <w:t>)，ekaaluminum</w:t>
+      </w:r>
+      <w:r>
+        <w:rPr>
+          <w:rFonts w:ascii="Times New Roman" w:hAnsi="Times New Roman" w:eastAsia="Times New Roman" w:cs="Times New Roman"/>
+        </w:rPr>
+        <w:t xml:space="preserve"> </w:t>
+      </w:r>
+      <w:r>
+        <w:rPr>
+          <w:rFonts w:hint="eastAsia" w:ascii="Times New Roman" w:hAnsi="Times New Roman" w:eastAsia="Times New Roman" w:cs="Times New Roman"/>
+        </w:rPr>
+        <w:t>(</w:t>
+      </w:r>
+      <w:r>
+        <w:rPr>
+          <w:rFonts w:hint="eastAsia" w:ascii="Times New Roman" w:hAnsi="Times New Roman" w:eastAsia="FangSong" w:cs="Times New Roman"/>
+        </w:rPr>
+        <w:t>类铝</w:t>
+      </w:r>
+      <w:r>
+        <w:rPr>
+          <w:rFonts w:hint="eastAsia" w:ascii="Times New Roman" w:hAnsi="Times New Roman" w:eastAsia="Times New Roman" w:cs="Times New Roman"/>
+        </w:rPr>
+        <w:t>)</w:t>
+      </w:r>
+      <w:r>
+        <w:rPr>
+          <w:rFonts w:ascii="Times New Roman" w:hAnsi="Times New Roman" w:eastAsia="Times New Roman" w:cs="Times New Roman"/>
+        </w:rPr>
+        <w:t xml:space="preserve"> </w:t>
+      </w:r>
+      <w:r>
+        <w:rPr>
+          <w:rFonts w:hint="eastAsia" w:ascii="Times New Roman" w:hAnsi="Times New Roman" w:eastAsia="FangSong" w:cs="Times New Roman"/>
+        </w:rPr>
+        <w:t xml:space="preserve">和</w:t>
+      </w:r>
+      <w:r>
+        <w:rPr>
+          <w:rFonts w:ascii="Times New Roman" w:hAnsi="Times New Roman" w:eastAsia="Times New Roman" w:cs="Times New Roman"/>
+        </w:rPr>
+        <w:t xml:space="preserve"> </w:t>
+      </w:r>
+      <w:r>
+        <w:rPr>
+          <w:rFonts w:hint="eastAsia" w:ascii="Times New Roman" w:hAnsi="Times New Roman" w:eastAsia="Times New Roman" w:cs="Times New Roman"/>
+        </w:rPr>
+        <w:t>ekasilicon(</w:t>
+      </w:r>
+      <w:r>
+        <w:rPr>
+          <w:rFonts w:hint="eastAsia" w:ascii="Times New Roman" w:hAnsi="Times New Roman" w:eastAsia="FangSong" w:cs="Times New Roman"/>
+        </w:rPr>
+        <w:t>类硅</w:t>
+      </w:r>
+      <w:r>
+        <w:rPr>
+          <w:rFonts w:hint="eastAsia" w:ascii="Times New Roman" w:hAnsi="Times New Roman" w:eastAsia="Times New Roman" w:cs="Times New Roman"/>
+        </w:rPr>
+        <w:t>)。</w:t>
+      </w:r>
+      <w:r>
+        <w:rPr>
+          <w:rFonts w:hint="eastAsia" w:ascii="Times New Roman" w:hAnsi="Times New Roman" w:eastAsia="FangSong" w:cs="Times New Roman"/>
+        </w:rPr>
+        <w:t>在之后的</w:t>
+      </w:r>
+      <w:r>
+        <w:rPr>
+          <w:rFonts w:ascii="Times New Roman" w:hAnsi="Times New Roman" w:eastAsia="Times New Roman" w:cs="Times New Roman"/>
+        </w:rPr>
+        <w:t xml:space="preserve"> 15 </w:t>
+      </w:r>
+      <w:r>
+        <w:rPr>
+          <w:rFonts w:hint="eastAsia" w:ascii="Times New Roman" w:hAnsi="Times New Roman" w:eastAsia="FangSong" w:cs="Times New Roman"/>
+        </w:rPr>
+        <w:t>年内</w:t>
+      </w:r>
+      <w:r>
+        <w:rPr>
+          <w:rFonts w:hint="eastAsia" w:ascii="Times New Roman" w:hAnsi="Times New Roman" w:eastAsia="Times New Roman" w:cs="Times New Roman"/>
+        </w:rPr>
+        <w:t>，</w:t>
+      </w:r>
+      <w:r>
+        <w:rPr>
+          <w:rFonts w:hint="eastAsia" w:ascii="Times New Roman" w:hAnsi="Times New Roman" w:eastAsia="FangSong" w:cs="Times New Roman"/>
+        </w:rPr>
+        <w:t>他的预测得到了证实</w:t>
       </w:r>
       <w:r>
         <w:rPr>
@@ -3502,29 +3537,687 @@
         </w:rPr>
         <w:t>。</w:t>
       </w:r>
-      <w:r>
-        <w:rPr>
-          <w:rFonts w:hint="eastAsia" w:ascii="Times New Roman" w:hAnsi="Times New Roman" w:eastAsia="FangSong" w:cs="Times New Roman"/>
-        </w:rPr>
-        <w:t>已知</w:t>
-      </w:r>
-      <w:r>
-        <w:rPr>
-          <w:rFonts w:ascii="Times New Roman" w:hAnsi="Times New Roman" w:eastAsia="Times New Roman" w:cs="Times New Roman"/>
-        </w:rPr>
-        <w:t xml:space="preserve"> Cs </w:t>
-      </w:r>
-      <w:r>
-        <w:rPr>
-          <w:rFonts w:hint="eastAsia" w:ascii="Times New Roman" w:hAnsi="Times New Roman" w:eastAsia="FangSong" w:cs="Times New Roman"/>
-        </w:rPr>
-        <w:t xml:space="preserve">的功函数为</w:t>
-      </w:r>
-      <w:r>
-        <w:rPr>
-          <w:rFonts w:ascii="Times New Roman" w:hAnsi="Times New Roman" w:eastAsia="Times New Roman" w:cs="Times New Roman"/>
-        </w:rPr>
-        <w:t xml:space="preserve"> 2.14eV。</w:t>
+    </w:p>
+    <w:p>
+      <w:pPr>
+        <w:pStyle w:val="BodyText"/>
+      </w:pPr>
+      <w:r>
+        <w:rPr>
+          <w:rFonts w:ascii="Times New Roman" w:hAnsi="Times New Roman" w:eastAsia="Times New Roman" w:cs="Times New Roman"/>
+        </w:rPr>
+        <w:t xml:space="preserve">14-1 </w:t>
+      </w:r>
+      <w:r>
+        <w:rPr>
+          <w:rFonts w:hint="eastAsia" w:ascii="Times New Roman" w:hAnsi="Times New Roman" w:eastAsia="FangSong" w:cs="Times New Roman"/>
+        </w:rPr>
+        <w:t>有趣的是</w:t>
+      </w:r>
+      <w:r>
+        <w:rPr>
+          <w:rFonts w:hint="eastAsia" w:ascii="Times New Roman" w:hAnsi="Times New Roman" w:eastAsia="Times New Roman" w:cs="Times New Roman"/>
+        </w:rPr>
+        <w:t>,</w:t>
+      </w:r>
+      <w:r>
+        <w:rPr>
+          <w:rFonts w:ascii="Times New Roman" w:hAnsi="Times New Roman" w:eastAsia="Times New Roman" w:cs="Times New Roman"/>
+        </w:rPr>
+        <w:t xml:space="preserve"> </w:t>
+      </w:r>
+      <w:r>
+        <w:rPr>
+          <w:rFonts w:hint="eastAsia" w:ascii="Times New Roman" w:hAnsi="Times New Roman" w:eastAsia="FangSong" w:cs="Times New Roman"/>
+        </w:rPr>
+        <w:t>这三种元素的名称都具有地理上的溯源</w:t>
+      </w:r>
+      <w:r>
+        <w:rPr>
+          <w:rFonts w:hint="eastAsia" w:ascii="Times New Roman" w:hAnsi="Times New Roman" w:eastAsia="Times New Roman" w:cs="Times New Roman"/>
+        </w:rPr>
+        <w:t>。Mendeleev</w:t>
+      </w:r>
+      <w:r>
+        <w:rPr>
+          <w:rFonts w:ascii="Times New Roman" w:hAnsi="Times New Roman" w:eastAsia="Times New Roman" w:cs="Times New Roman"/>
+        </w:rPr>
+        <w:t xml:space="preserve"> </w:t>
+      </w:r>
+      <w:r>
+        <w:rPr>
+          <w:rFonts w:hint="eastAsia" w:ascii="Times New Roman" w:hAnsi="Times New Roman" w:eastAsia="FangSong" w:cs="Times New Roman"/>
+        </w:rPr>
+        <w:t>预测的三种元素现在被称为何种元素</w:t>
+      </w:r>
+      <w:r>
+        <w:rPr>
+          <w:rFonts w:hint="eastAsia" w:ascii="Times New Roman" w:hAnsi="Times New Roman" w:eastAsia="Times New Roman" w:cs="Times New Roman"/>
+        </w:rPr>
+        <w:t>?</w:t>
+      </w:r>
+      <w:r>
+        <w:rPr>
+          <w:rFonts w:ascii="Times New Roman" w:hAnsi="Times New Roman" w:eastAsia="Times New Roman" w:cs="Times New Roman"/>
+        </w:rPr>
+        <w:t xml:space="preserve"> </w:t>
+      </w:r>
+      <w:r>
+        <w:rPr>
+          <w:rFonts w:hint="eastAsia" w:ascii="Times New Roman" w:hAnsi="Times New Roman" w:eastAsia="FangSong" w:cs="Times New Roman"/>
+        </w:rPr>
+        <w:t xml:space="preserve">为什么</w:t>
+      </w:r>
+      <w:r>
+        <w:rPr>
+          <w:rFonts w:ascii="Times New Roman" w:hAnsi="Times New Roman" w:eastAsia="Times New Roman" w:cs="Times New Roman"/>
+        </w:rPr>
+        <w:t xml:space="preserve"> Mendeleev </w:t>
+      </w:r>
+      <w:r>
+        <w:rPr>
+          <w:rFonts w:hint="eastAsia" w:ascii="Times New Roman" w:hAnsi="Times New Roman" w:eastAsia="FangSong" w:cs="Times New Roman"/>
+        </w:rPr>
+        <w:t>不能预测出稀有气体元素</w:t>
+      </w:r>
+      <w:r>
+        <w:rPr>
+          <w:rFonts w:hint="eastAsia" w:ascii="Times New Roman" w:hAnsi="Times New Roman" w:eastAsia="Times New Roman" w:cs="Times New Roman"/>
+        </w:rPr>
+        <w:t>?</w:t>
+      </w:r>
+    </w:p>
+    <w:p>
+      <w:pPr>
+        <w:pStyle w:val="BodyText"/>
+      </w:pPr>
+      <w:r>
+        <w:rPr>
+          <w:rFonts w:ascii="Times New Roman" w:hAnsi="Times New Roman" w:eastAsia="Times New Roman" w:cs="Times New Roman"/>
+        </w:rPr>
+        <w:t xml:space="preserve">14-2 </w:t>
+      </w:r>
+      <w:r>
+        <w:rPr>
+          <w:rFonts w:hint="eastAsia" w:ascii="Times New Roman" w:hAnsi="Times New Roman" w:eastAsia="Times New Roman" w:cs="Times New Roman"/>
+        </w:rPr>
+        <w:t>2005</w:t>
+      </w:r>
+      <w:r>
+        <w:rPr>
+          <w:rFonts w:hint="eastAsia" w:ascii="Times New Roman" w:hAnsi="Times New Roman" w:eastAsia="FangSong" w:cs="Times New Roman"/>
+        </w:rPr>
+        <w:t>年在俄罗斯和美国的联合实验室中发现了第</w:t>
+      </w:r>
+      <w:r>
+        <w:rPr>
+          <w:rFonts w:hint="eastAsia" w:ascii="Times New Roman" w:hAnsi="Times New Roman" w:eastAsia="Times New Roman" w:cs="Times New Roman"/>
+        </w:rPr>
+        <w:t>118</w:t>
+      </w:r>
+      <w:r>
+        <w:rPr>
+          <w:rFonts w:hint="eastAsia" w:ascii="Times New Roman" w:hAnsi="Times New Roman" w:eastAsia="FangSong" w:cs="Times New Roman"/>
+        </w:rPr>
+        <w:t>号元素</w:t>
+      </w:r>
+      <w:r>
+        <w:rPr>
+          <w:rFonts w:hint="eastAsia" w:ascii="Times New Roman" w:hAnsi="Times New Roman" w:eastAsia="Times New Roman" w:cs="Times New Roman"/>
+        </w:rPr>
+        <w:t>。</w:t>
+      </w:r>
+      <w:r>
+        <w:rPr>
+          <w:rFonts w:hint="eastAsia" w:ascii="Times New Roman" w:hAnsi="Times New Roman" w:eastAsia="FangSong" w:cs="Times New Roman"/>
+        </w:rPr>
+        <w:t>其合成方法用钙</w:t>
+      </w:r>
+      <w:r>
+        <w:rPr>
+          <w:rFonts w:hint="eastAsia" w:ascii="Times New Roman" w:hAnsi="Times New Roman" w:eastAsia="Times New Roman" w:cs="Times New Roman"/>
+        </w:rPr>
+        <w:t>-48</w:t>
+      </w:r>
+      <w:r>
+        <w:rPr>
+          <w:rFonts w:hint="eastAsia" w:ascii="Times New Roman" w:hAnsi="Times New Roman" w:eastAsia="FangSong" w:cs="Times New Roman"/>
+        </w:rPr>
+        <w:t>核轰击含</w:t>
+      </w:r>
+      <w:r>
+        <w:rPr>
+          <w:rFonts w:hint="eastAsia" w:ascii="Times New Roman" w:hAnsi="Times New Roman" w:eastAsia="Times New Roman" w:cs="Times New Roman"/>
+        </w:rPr>
+        <w:t>Cf-249</w:t>
+      </w:r>
+      <w:r>
+        <w:rPr>
+          <w:rFonts w:hint="eastAsia" w:ascii="Times New Roman" w:hAnsi="Times New Roman" w:eastAsia="FangSong" w:cs="Times New Roman"/>
+        </w:rPr>
+        <w:t>核的靶</w:t>
+      </w:r>
+      <w:r>
+        <w:rPr>
+          <w:rFonts w:hint="eastAsia" w:ascii="Times New Roman" w:hAnsi="Times New Roman" w:eastAsia="Times New Roman" w:cs="Times New Roman"/>
+        </w:rPr>
+        <w:t>。</w:t>
+      </w:r>
+      <w:r>
+        <w:rPr>
+          <w:rFonts w:hint="eastAsia" w:ascii="Times New Roman" w:hAnsi="Times New Roman" w:eastAsia="FangSong" w:cs="Times New Roman"/>
+        </w:rPr>
+        <w:t>得到质量数为</w:t>
+      </w:r>
+      <w:r>
+        <w:rPr>
+          <w:rFonts w:hint="eastAsia" w:ascii="Times New Roman" w:hAnsi="Times New Roman" w:eastAsia="Times New Roman" w:cs="Times New Roman"/>
+        </w:rPr>
+        <w:t>294</w:t>
+      </w:r>
+      <w:r>
+        <w:rPr>
+          <w:rFonts w:hint="eastAsia" w:ascii="Times New Roman" w:hAnsi="Times New Roman" w:eastAsia="FangSong" w:cs="Times New Roman"/>
+        </w:rPr>
+        <w:t>的第</w:t>
+      </w:r>
+      <w:r>
+        <w:rPr>
+          <w:rFonts w:hint="eastAsia" w:ascii="Times New Roman" w:hAnsi="Times New Roman" w:eastAsia="Times New Roman" w:cs="Times New Roman"/>
+        </w:rPr>
+        <w:t>118</w:t>
+      </w:r>
+      <w:r>
+        <w:rPr>
+          <w:rFonts w:hint="eastAsia" w:ascii="Times New Roman" w:hAnsi="Times New Roman" w:eastAsia="FangSong" w:cs="Times New Roman"/>
+        </w:rPr>
+        <w:t>号元素</w:t>
+      </w:r>
+      <w:r>
+        <w:rPr>
+          <w:rFonts w:hint="eastAsia" w:ascii="Times New Roman" w:hAnsi="Times New Roman" w:eastAsia="Times New Roman" w:cs="Times New Roman"/>
+        </w:rPr>
+        <w:t>。</w:t>
+      </w:r>
+    </w:p>
+    <w:p>
+      <w:pPr>
+        <w:pStyle w:val="BodyText"/>
+      </w:pPr>
+      <w:r>
+        <w:rPr>
+          <w:rFonts w:hint="eastAsia" w:ascii="Times New Roman" w:hAnsi="Times New Roman" w:eastAsia="Times New Roman" w:cs="Times New Roman"/>
+        </w:rPr>
+        <w:t>①</w:t>
+      </w:r>
+      <w:r>
+        <w:rPr>
+          <w:rFonts w:hint="eastAsia" w:ascii="Times New Roman" w:hAnsi="Times New Roman" w:eastAsia="FangSong" w:cs="Times New Roman"/>
+        </w:rPr>
+        <w:t>试写出合成第</w:t>
+      </w:r>
+      <w:r>
+        <w:rPr>
+          <w:rFonts w:ascii="Times New Roman" w:hAnsi="Times New Roman" w:eastAsia="Times New Roman" w:cs="Times New Roman"/>
+        </w:rPr>
+        <w:t xml:space="preserve"> 118 </w:t>
+      </w:r>
+      <w:r>
+        <w:rPr>
+          <w:rFonts w:hint="eastAsia" w:ascii="Times New Roman" w:hAnsi="Times New Roman" w:eastAsia="FangSong" w:cs="Times New Roman"/>
+        </w:rPr>
+        <w:t>号元素的核反应方程式</w:t>
+      </w:r>
+      <w:r>
+        <w:rPr>
+          <w:rFonts w:hint="eastAsia" w:ascii="Times New Roman" w:hAnsi="Times New Roman" w:eastAsia="Times New Roman" w:cs="Times New Roman"/>
+        </w:rPr>
+        <w:t>。</w:t>
+      </w:r>
+    </w:p>
+    <w:p>
+      <w:pPr>
+        <w:pStyle w:val="BodyText"/>
+      </w:pPr>
+      <w:r>
+        <w:rPr>
+          <w:rFonts w:hint="eastAsia" w:ascii="Times New Roman" w:hAnsi="Times New Roman" w:eastAsia="Times New Roman" w:cs="Times New Roman"/>
+        </w:rPr>
+        <w:t>②</w:t>
+      </w:r>
+      <w:r>
+        <w:rPr>
+          <w:rFonts w:hint="eastAsia" w:ascii="Times New Roman" w:hAnsi="Times New Roman" w:eastAsia="FangSong" w:cs="Times New Roman"/>
+        </w:rPr>
+        <w:t>试写出第</w:t>
+      </w:r>
+      <w:r>
+        <w:rPr>
+          <w:rFonts w:ascii="Times New Roman" w:hAnsi="Times New Roman" w:eastAsia="Times New Roman" w:cs="Times New Roman"/>
+        </w:rPr>
+        <w:t xml:space="preserve"> 118 </w:t>
+      </w:r>
+      <w:r>
+        <w:rPr>
+          <w:rFonts w:hint="eastAsia" w:ascii="Times New Roman" w:hAnsi="Times New Roman" w:eastAsia="FangSong" w:cs="Times New Roman"/>
+        </w:rPr>
+        <w:t xml:space="preserve">号元素的三次</w:t>
+      </w:r>
+      <w:r>
+        <w:rPr>
+          <w:rFonts w:ascii="Times New Roman" w:hAnsi="Times New Roman" w:eastAsia="Times New Roman" w:cs="Times New Roman"/>
+        </w:rPr>
+        <w:t xml:space="preserve"> - </w:t>
+      </w:r>
+      <w:r>
+        <w:rPr>
+          <w:rFonts w:hint="eastAsia" w:ascii="Times New Roman" w:hAnsi="Times New Roman" w:eastAsia="FangSong" w:cs="Times New Roman"/>
+        </w:rPr>
+        <w:t>衰变的核反应方程式</w:t>
+      </w:r>
+      <w:r>
+        <w:rPr>
+          <w:rFonts w:hint="eastAsia" w:ascii="Times New Roman" w:hAnsi="Times New Roman" w:eastAsia="Times New Roman" w:cs="Times New Roman"/>
+        </w:rPr>
+        <w:t>。</w:t>
+      </w:r>
+    </w:p>
+    <w:p>
+      <w:pPr>
+        <w:pStyle w:val="BodyText"/>
+      </w:pPr>
+      <w:r>
+        <w:rPr>
+          <w:rFonts w:hint="eastAsia" w:ascii="Times New Roman" w:hAnsi="Times New Roman" w:eastAsia="Times New Roman" w:cs="Times New Roman"/>
+        </w:rPr>
+        <w:t>③</w:t>
+      </w:r>
+      <w:r>
+        <w:rPr>
+          <w:rFonts w:hint="eastAsia" w:ascii="Times New Roman" w:hAnsi="Times New Roman" w:eastAsia="FangSong" w:cs="Times New Roman"/>
+        </w:rPr>
+        <w:t>写出第</w:t>
+      </w:r>
+      <w:r>
+        <w:rPr>
+          <w:rFonts w:ascii="Times New Roman" w:hAnsi="Times New Roman" w:eastAsia="Times New Roman" w:cs="Times New Roman"/>
+        </w:rPr>
+        <w:t xml:space="preserve"> 118 </w:t>
+      </w:r>
+      <w:r>
+        <w:rPr>
+          <w:rFonts w:hint="eastAsia" w:ascii="Times New Roman" w:hAnsi="Times New Roman" w:eastAsia="FangSong" w:cs="Times New Roman"/>
+        </w:rPr>
+        <w:t>号元素的核外电子排布</w:t>
+      </w:r>
+      <w:r>
+        <w:rPr>
+          <w:rFonts w:hint="eastAsia" w:ascii="Times New Roman" w:hAnsi="Times New Roman" w:eastAsia="Times New Roman" w:cs="Times New Roman"/>
+        </w:rPr>
+        <w:t>(</w:t>
+      </w:r>
+      <w:r>
+        <w:rPr>
+          <w:rFonts w:hint="eastAsia" w:ascii="Times New Roman" w:hAnsi="Times New Roman" w:eastAsia="FangSong" w:cs="Times New Roman"/>
+        </w:rPr>
+        <w:t>用稀有气体</w:t>
+      </w:r>
+      <w:r>
+        <w:rPr>
+          <w:rFonts w:hint="eastAsia" w:ascii="Times New Roman" w:hAnsi="Times New Roman" w:eastAsia="Times New Roman" w:cs="Times New Roman"/>
+        </w:rPr>
+        <w:t>+s,p,d,f</w:t>
+      </w:r>
+      <w:r>
+        <w:rPr>
+          <w:rFonts w:ascii="Times New Roman" w:hAnsi="Times New Roman" w:eastAsia="Times New Roman" w:cs="Times New Roman"/>
+        </w:rPr>
+        <w:t xml:space="preserve"> </w:t>
+      </w:r>
+      <w:r>
+        <w:rPr>
+          <w:rFonts w:hint="eastAsia" w:ascii="Times New Roman" w:hAnsi="Times New Roman" w:eastAsia="FangSong" w:cs="Times New Roman"/>
+        </w:rPr>
+        <w:t>符号</w:t>
+      </w:r>
+      <w:r>
+        <w:rPr>
+          <w:rFonts w:hint="eastAsia" w:ascii="Times New Roman" w:hAnsi="Times New Roman" w:eastAsia="Times New Roman" w:cs="Times New Roman"/>
+        </w:rPr>
+        <w:t>)。</w:t>
+      </w:r>
+      <w:r>
+        <w:rPr>
+          <w:rFonts w:hint="eastAsia" w:ascii="Times New Roman" w:hAnsi="Times New Roman" w:eastAsia="FangSong" w:cs="Times New Roman"/>
+        </w:rPr>
+        <w:t>它属于第几周期</w:t>
+      </w:r>
+      <w:r>
+        <w:rPr>
+          <w:rFonts w:hint="eastAsia" w:ascii="Times New Roman" w:hAnsi="Times New Roman" w:eastAsia="Times New Roman" w:cs="Times New Roman"/>
+        </w:rPr>
+        <w:t>？</w:t>
+      </w:r>
+      <w:r>
+        <w:rPr>
+          <w:rFonts w:hint="eastAsia" w:ascii="Times New Roman" w:hAnsi="Times New Roman" w:eastAsia="FangSong" w:cs="Times New Roman"/>
+        </w:rPr>
+        <w:t>哪一族</w:t>
+      </w:r>
+      <w:r>
+        <w:rPr>
+          <w:rFonts w:hint="eastAsia" w:ascii="Times New Roman" w:hAnsi="Times New Roman" w:eastAsia="Times New Roman" w:cs="Times New Roman"/>
+        </w:rPr>
+        <w:t>？</w:t>
+      </w:r>
+    </w:p>
+    <w:p>
+      <w:pPr>
+        <w:pStyle w:val="BodyText"/>
+      </w:pPr>
+      <w:r>
+        <w:rPr>
+          <w:rFonts w:ascii="Times New Roman" w:hAnsi="Times New Roman" w:eastAsia="Times New Roman" w:cs="Times New Roman"/>
+        </w:rPr>
+        <w:t xml:space="preserve">14-3 </w:t>
+      </w:r>
+      <w:r>
+        <w:rPr>
+          <w:rFonts w:hint="eastAsia" w:ascii="Times New Roman" w:hAnsi="Times New Roman" w:eastAsia="FangSong" w:cs="Times New Roman"/>
+        </w:rPr>
+        <w:t>在确定周期表是否收敛问题上</w:t>
+      </w:r>
+      <w:r>
+        <w:rPr>
+          <w:rFonts w:hint="eastAsia" w:ascii="Times New Roman" w:hAnsi="Times New Roman" w:eastAsia="Times New Roman" w:cs="Times New Roman"/>
+        </w:rPr>
+        <w:t>，</w:t>
+      </w:r>
+      <w:r>
+        <w:rPr>
+          <w:rFonts w:hint="eastAsia" w:ascii="Times New Roman" w:hAnsi="Times New Roman" w:eastAsia="FangSong" w:cs="Times New Roman"/>
+        </w:rPr>
+        <w:t>国内外皆有争论</w:t>
+      </w:r>
+      <w:r>
+        <w:rPr>
+          <w:rFonts w:hint="eastAsia" w:ascii="Times New Roman" w:hAnsi="Times New Roman" w:eastAsia="Times New Roman" w:cs="Times New Roman"/>
+        </w:rPr>
+        <w:t>。</w:t>
+      </w:r>
+      <w:r>
+        <w:rPr>
+          <w:rFonts w:hint="eastAsia" w:ascii="Times New Roman" w:hAnsi="Times New Roman" w:eastAsia="FangSong" w:cs="Times New Roman"/>
+        </w:rPr>
+        <w:t>系统论者认为任何一个具有周期性的事物</w:t>
+      </w:r>
+      <w:r>
+        <w:rPr>
+          <w:rFonts w:hint="eastAsia" w:ascii="Times New Roman" w:hAnsi="Times New Roman" w:eastAsia="Times New Roman" w:cs="Times New Roman"/>
+        </w:rPr>
+        <w:t>，</w:t>
+      </w:r>
+      <w:r>
+        <w:rPr>
+          <w:rFonts w:hint="eastAsia" w:ascii="Times New Roman" w:hAnsi="Times New Roman" w:eastAsia="FangSong" w:cs="Times New Roman"/>
+        </w:rPr>
+        <w:t>必有它的始</w:t>
+      </w:r>
+      <w:r>
+        <w:rPr>
+          <w:rFonts w:hint="eastAsia" w:ascii="Times New Roman" w:hAnsi="Times New Roman" w:eastAsia="Times New Roman" w:cs="Times New Roman"/>
+        </w:rPr>
+        <w:t>、</w:t>
+      </w:r>
+      <w:r>
+        <w:rPr>
+          <w:rFonts w:hint="eastAsia" w:ascii="Times New Roman" w:hAnsi="Times New Roman" w:eastAsia="FangSong" w:cs="Times New Roman"/>
+        </w:rPr>
+        <w:t>终点</w:t>
+      </w:r>
+      <w:r>
+        <w:rPr>
+          <w:rFonts w:hint="eastAsia" w:ascii="Times New Roman" w:hAnsi="Times New Roman" w:eastAsia="Times New Roman" w:cs="Times New Roman"/>
+        </w:rPr>
+        <w:t>，</w:t>
+      </w:r>
+      <w:r>
+        <w:rPr>
+          <w:rFonts w:hint="eastAsia" w:ascii="Times New Roman" w:hAnsi="Times New Roman" w:eastAsia="FangSong" w:cs="Times New Roman"/>
+        </w:rPr>
+        <w:t>并认为最终元素的最佳位置在</w:t>
+      </w:r>
+      <w:r>
+        <w:rPr>
+          <w:rFonts w:hint="eastAsia" w:ascii="Times New Roman" w:hAnsi="Times New Roman" w:eastAsia="Times New Roman" w:cs="Times New Roman"/>
+        </w:rPr>
+        <w:t>“</w:t>
+      </w:r>
+      <w:r>
+        <w:rPr>
+          <w:rFonts w:hint="eastAsia" w:ascii="Times New Roman" w:hAnsi="Times New Roman" w:eastAsia="FangSong" w:cs="Times New Roman"/>
+        </w:rPr>
+        <w:t>两性线</w:t>
+      </w:r>
+      <w:r>
+        <w:rPr>
+          <w:rFonts w:hint="eastAsia" w:ascii="Times New Roman" w:hAnsi="Times New Roman" w:eastAsia="Times New Roman" w:cs="Times New Roman"/>
+        </w:rPr>
+        <w:t>”</w:t>
+      </w:r>
+      <w:r>
+        <w:rPr>
+          <w:rFonts w:hint="eastAsia" w:ascii="Times New Roman" w:hAnsi="Times New Roman" w:eastAsia="FangSong" w:cs="Times New Roman"/>
+        </w:rPr>
+        <w:t>和</w:t>
+      </w:r>
+      <w:r>
+        <w:rPr>
+          <w:rFonts w:hint="eastAsia" w:ascii="Times New Roman" w:hAnsi="Times New Roman" w:eastAsia="Times New Roman" w:cs="Times New Roman"/>
+        </w:rPr>
+        <w:t>“</w:t>
+      </w:r>
+      <w:r>
+        <w:rPr>
+          <w:rFonts w:hint="eastAsia" w:ascii="Times New Roman" w:hAnsi="Times New Roman" w:eastAsia="FangSong" w:cs="Times New Roman"/>
+        </w:rPr>
+        <w:t>周期终点线</w:t>
+      </w:r>
+      <w:r>
+        <w:rPr>
+          <w:rFonts w:hint="eastAsia" w:ascii="Times New Roman" w:hAnsi="Times New Roman" w:eastAsia="Times New Roman" w:cs="Times New Roman"/>
+        </w:rPr>
+        <w:t>”</w:t>
+      </w:r>
+      <w:r>
+        <w:rPr>
+          <w:rFonts w:hint="eastAsia" w:ascii="Times New Roman" w:hAnsi="Times New Roman" w:eastAsia="FangSong" w:cs="Times New Roman"/>
+        </w:rPr>
+        <w:t>的交点</w:t>
+      </w:r>
+      <w:r>
+        <w:rPr>
+          <w:rFonts w:hint="eastAsia" w:ascii="Times New Roman" w:hAnsi="Times New Roman" w:eastAsia="Times New Roman" w:cs="Times New Roman"/>
+        </w:rPr>
+        <w:t>，</w:t>
+      </w:r>
+      <w:r>
+        <w:rPr>
+          <w:rFonts w:hint="eastAsia" w:ascii="Times New Roman" w:hAnsi="Times New Roman" w:eastAsia="FangSong" w:cs="Times New Roman"/>
+        </w:rPr>
+        <w:t>该交点元素原子序数是多少</w:t>
+      </w:r>
+      <w:r>
+        <w:rPr>
+          <w:rFonts w:hint="eastAsia" w:ascii="Times New Roman" w:hAnsi="Times New Roman" w:eastAsia="Times New Roman" w:cs="Times New Roman"/>
+        </w:rPr>
+        <w:t>？</w:t>
+      </w:r>
+      <w:r>
+        <w:rPr>
+          <w:rFonts w:hint="eastAsia" w:ascii="Times New Roman" w:hAnsi="Times New Roman" w:eastAsia="FangSong" w:cs="Times New Roman"/>
+        </w:rPr>
+        <w:t>写出其核外电子排布</w:t>
+      </w:r>
+      <w:r>
+        <w:rPr>
+          <w:rFonts w:hint="eastAsia" w:ascii="Times New Roman" w:hAnsi="Times New Roman" w:eastAsia="Times New Roman" w:cs="Times New Roman"/>
+        </w:rPr>
+        <w:t>。</w:t>
+      </w:r>
+    </w:p>
+    <w:p>
+      <w:pPr>
+        <w:pStyle w:val="BodyText"/>
+      </w:pPr>
+      <w:r>
+        <w:rPr>
+          <w:rFonts w:ascii="Times New Roman" w:hAnsi="Times New Roman" w:eastAsia="Times New Roman" w:cs="Times New Roman"/>
+        </w:rPr>
+        <w:t xml:space="preserve">14-4 </w:t>
+      </w:r>
+      <w:r>
+        <w:rPr>
+          <w:rFonts w:hint="eastAsia" w:ascii="Times New Roman" w:hAnsi="Times New Roman" w:eastAsia="FangSong" w:cs="Times New Roman"/>
+        </w:rPr>
+        <w:t xml:space="preserve">假定每个轨道只能容纳</w:t>
+      </w:r>
+      <w:r>
+        <w:rPr>
+          <w:rFonts w:ascii="Times New Roman" w:hAnsi="Times New Roman" w:eastAsia="Times New Roman" w:cs="Times New Roman"/>
+        </w:rPr>
+        <w:t xml:space="preserve"> 1 </w:t>
+      </w:r>
+      <w:r>
+        <w:rPr>
+          <w:rFonts w:hint="eastAsia" w:ascii="Times New Roman" w:hAnsi="Times New Roman" w:eastAsia="FangSong" w:cs="Times New Roman"/>
+        </w:rPr>
+        <w:t>个电子</w:t>
+      </w:r>
+      <w:r>
+        <w:rPr>
+          <w:rFonts w:hint="eastAsia" w:ascii="Times New Roman" w:hAnsi="Times New Roman" w:eastAsia="Times New Roman" w:cs="Times New Roman"/>
+        </w:rPr>
+        <w:t>，</w:t>
+      </w:r>
+      <w:r>
+        <w:rPr>
+          <w:rFonts w:hint="eastAsia" w:ascii="Times New Roman" w:hAnsi="Times New Roman" w:eastAsia="FangSong" w:cs="Times New Roman"/>
+        </w:rPr>
+        <w:t>其他规则不变</w:t>
+      </w:r>
+      <w:r>
+        <w:rPr>
+          <w:rFonts w:hint="eastAsia" w:ascii="Times New Roman" w:hAnsi="Times New Roman" w:eastAsia="Times New Roman" w:cs="Times New Roman"/>
+        </w:rPr>
+        <w:t>，</w:t>
+      </w:r>
+      <w:r>
+        <w:rPr>
+          <w:rFonts w:hint="eastAsia" w:ascii="Times New Roman" w:hAnsi="Times New Roman" w:eastAsia="FangSong" w:cs="Times New Roman"/>
+        </w:rPr>
+        <w:t>则原子序数为</w:t>
+      </w:r>
+      <w:r>
+        <w:rPr>
+          <w:rFonts w:ascii="Times New Roman" w:hAnsi="Times New Roman" w:eastAsia="Times New Roman" w:cs="Times New Roman"/>
+        </w:rPr>
+        <w:t xml:space="preserve"> 42 </w:t>
+      </w:r>
+      <w:r>
+        <w:rPr>
+          <w:rFonts w:hint="eastAsia" w:ascii="Times New Roman" w:hAnsi="Times New Roman" w:eastAsia="FangSong" w:cs="Times New Roman"/>
+        </w:rPr>
+        <w:t>的元素核外电子的排布如何</w:t>
+      </w:r>
+      <w:r>
+        <w:rPr>
+          <w:rFonts w:hint="eastAsia" w:ascii="Times New Roman" w:hAnsi="Times New Roman" w:eastAsia="Times New Roman" w:cs="Times New Roman"/>
+        </w:rPr>
+        <w:t>？</w:t>
+      </w:r>
+    </w:p>
+    <w:p>
+      <w:pPr>
+        <w:pStyle w:val="BodyText"/>
+      </w:pPr>
+      <w:r>
+        <w:rPr>
+          <w:rFonts w:ascii="Times New Roman" w:hAnsi="Times New Roman" w:eastAsia="Times New Roman" w:cs="Times New Roman"/>
+        </w:rPr>
+        <w:t xml:space="preserve">14-5 </w:t>
+      </w:r>
+      <w:r>
+        <w:rPr>
+          <w:rFonts w:hint="eastAsia" w:ascii="Times New Roman" w:hAnsi="Times New Roman" w:eastAsia="FangSong" w:cs="Times New Roman"/>
+        </w:rPr>
+        <w:t xml:space="preserve">按照第</w:t>
+      </w:r>
+      <w:r>
+        <w:rPr>
+          <w:rFonts w:ascii="Times New Roman" w:hAnsi="Times New Roman" w:eastAsia="Times New Roman" w:cs="Times New Roman"/>
+        </w:rPr>
+        <w:t xml:space="preserve"> 4 </w:t>
+      </w:r>
+      <w:r>
+        <w:rPr>
+          <w:rFonts w:hint="eastAsia" w:ascii="Times New Roman" w:hAnsi="Times New Roman" w:eastAsia="FangSong" w:cs="Times New Roman"/>
+        </w:rPr>
+        <w:t>题假设所设计出来的元素周期表</w:t>
+      </w:r>
+      <w:r>
+        <w:rPr>
+          <w:rFonts w:hint="eastAsia" w:ascii="Times New Roman" w:hAnsi="Times New Roman" w:eastAsia="Times New Roman" w:cs="Times New Roman"/>
+        </w:rPr>
+        <w:t>，</w:t>
+      </w:r>
+      <w:r>
+        <w:rPr>
+          <w:rFonts w:hint="eastAsia" w:ascii="Times New Roman" w:hAnsi="Times New Roman" w:eastAsia="FangSong" w:cs="Times New Roman"/>
+        </w:rPr>
+        <w:t>第</w:t>
+      </w:r>
+      <w:r>
+        <w:rPr>
+          <w:rFonts w:ascii="Times New Roman" w:hAnsi="Times New Roman" w:eastAsia="Times New Roman" w:cs="Times New Roman"/>
+        </w:rPr>
+        <w:t xml:space="preserve"> 42 </w:t>
+      </w:r>
+      <w:r>
+        <w:rPr>
+          <w:rFonts w:hint="eastAsia" w:ascii="Times New Roman" w:hAnsi="Times New Roman" w:eastAsia="FangSong" w:cs="Times New Roman"/>
+        </w:rPr>
+        <w:t>号元素应属于第几周期</w:t>
+      </w:r>
+      <w:r>
+        <w:rPr>
+          <w:rFonts w:hint="eastAsia" w:ascii="Times New Roman" w:hAnsi="Times New Roman" w:eastAsia="Times New Roman" w:cs="Times New Roman"/>
+        </w:rPr>
+        <w:t>？</w:t>
+      </w:r>
+      <w:r>
+        <w:rPr>
+          <w:rFonts w:hint="eastAsia" w:ascii="Times New Roman" w:hAnsi="Times New Roman" w:eastAsia="FangSong" w:cs="Times New Roman"/>
+        </w:rPr>
+        <w:t>哪一类</w:t>
+      </w:r>
+      <w:r>
+        <w:rPr>
+          <w:rFonts w:hint="eastAsia" w:ascii="Times New Roman" w:hAnsi="Times New Roman" w:eastAsia="Times New Roman" w:cs="Times New Roman"/>
+        </w:rPr>
+        <w:t>？</w:t>
+      </w:r>
+      <w:r>
+        <w:rPr>
+          <w:rFonts w:hint="eastAsia" w:ascii="Times New Roman" w:hAnsi="Times New Roman" w:eastAsia="FangSong" w:cs="Times New Roman"/>
+        </w:rPr>
+        <w:t>该元素可能呈现哪些稳定氧化态</w:t>
+      </w:r>
+      <w:r>
+        <w:rPr>
+          <w:rFonts w:hint="eastAsia" w:ascii="Times New Roman" w:hAnsi="Times New Roman" w:eastAsia="Times New Roman" w:cs="Times New Roman"/>
+        </w:rPr>
+        <w:t>？</w:t>
       </w:r>
     </w:p>
     <w:p>
@@ -4294,7 +4987,7 @@
       </w:r>
     </w:p>
     <w:bookmarkEnd w:id="30"/>
-    <w:bookmarkStart w:id="37" w:name="第14题"/>
+    <w:bookmarkStart w:id="31" w:name="第14题"/>
     <w:p>
       <w:pPr>
         <w:pStyle w:val="Heading3"/>
@@ -4311,618 +5004,6 @@
           <w:rFonts w:hint="eastAsia" w:ascii="Times New Roman" w:hAnsi="Times New Roman" w:eastAsia="Times New Roman" w:cs="Times New Roman"/>
         </w:rPr>
         <w:t>14</w:t>
-      </w:r>
-      <w:r>
-        <w:rPr>
-          <w:rFonts w:hint="eastAsia" w:ascii="Times New Roman" w:hAnsi="Times New Roman" w:eastAsia="SimHei" w:cs="Times New Roman"/>
-        </w:rPr>
-        <w:t>题</w:t>
-      </w:r>
-    </w:p>
-    <w:p>
-      <w:pPr>
-        <w:pStyle w:val="FirstParagraph"/>
-        <w:spacing w:before="160" w:after="80"/>
-        <w:jc w:val="center"/>
-      </w:pPr>
-      <w:r>
-        <w:rPr>
-          <w:rFonts w:ascii="Times New Roman" w:hAnsi="Times New Roman" w:eastAsia="Times New Roman" w:cs="Times New Roman"/>
-        </w:rPr>
-        <w:drawing>
-          <wp:inline>
-            <wp:extent cx="3600000" cy="1172442"/>
-            <wp:effectExtent b="0" l="0" r="0" t="0"/>
-            <wp:docPr descr="" title="" id="32" name="Picture"/>
-            <a:graphic>
-              <a:graphicData uri="http://schemas.openxmlformats.org/drawingml/2006/picture">
-                <pic:pic>
-                  <pic:nvPicPr>
-                    <pic:cNvPr descr="df7193a46740c4bcf08e7de89b5f4623e1d05d40f222629fd769587611e3e408.jpg" id="33" name="Picture"/>
-                    <pic:cNvPicPr>
-                      <a:picLocks noChangeArrowheads="1" noChangeAspect="1"/>
-                    </pic:cNvPicPr>
-                  </pic:nvPicPr>
-                  <pic:blipFill>
-                    <a:blip r:embed="rId31"/>
-                    <a:stretch>
-                      <a:fillRect/>
-                    </a:stretch>
-                  </pic:blipFill>
-                  <pic:spPr bwMode="auto">
-                    <a:xfrm>
-                      <a:off x="0" y="0"/>
-                      <a:ext cx="3600000" cy="1172442"/>
-                    </a:xfrm>
-                    <a:prstGeom prst="rect">
-                      <a:avLst/>
-                    </a:prstGeom>
-                    <a:noFill/>
-                    <a:ln w="9525">
-                      <a:noFill/>
-                      <a:headEnd/>
-                      <a:tailEnd/>
-                    </a:ln>
-                  </pic:spPr>
-                </pic:pic>
-              </a:graphicData>
-            </a:graphic>
-          </wp:inline>
-        </w:drawing>
-      </w:r>
-    </w:p>
-    <w:p>
-      <w:pPr>
-        <w:pStyle w:val="BodyText"/>
-      </w:pPr>
-      <w:r>
-        <w:rPr>
-          <w:rFonts w:hint="eastAsia" w:ascii="Times New Roman" w:hAnsi="Times New Roman" w:eastAsia="FangSong" w:cs="Times New Roman"/>
-        </w:rPr>
-        <w:t xml:space="preserve">其中</w:t>
-      </w:r>
-      <w:r>
-        <w:rPr>
-          <w:rFonts w:ascii="Times New Roman" w:hAnsi="Times New Roman" w:eastAsia="Times New Roman" w:cs="Times New Roman"/>
-        </w:rPr>
-        <w:t xml:space="preserve"> Mn </w:t>
-      </w:r>
-      <w:r>
-        <w:rPr>
-          <w:rFonts w:hint="eastAsia" w:ascii="Times New Roman" w:hAnsi="Times New Roman" w:eastAsia="FangSong" w:cs="Times New Roman"/>
-        </w:rPr>
-        <w:t xml:space="preserve">的质量分数为</w:t>
-      </w:r>
-      <w:r>
-        <w:rPr>
-          <w:rFonts w:ascii="Times New Roman" w:hAnsi="Times New Roman" w:eastAsia="Times New Roman" w:cs="Times New Roman"/>
-        </w:rPr>
-        <w:t xml:space="preserve"> 11.87%, H </w:t>
-      </w:r>
-      <w:r>
-        <w:rPr>
-          <w:rFonts w:hint="eastAsia" w:ascii="Times New Roman" w:hAnsi="Times New Roman" w:eastAsia="FangSong" w:cs="Times New Roman"/>
-        </w:rPr>
-        <w:t xml:space="preserve">的质量分数为</w:t>
-      </w:r>
-      <w:r>
-        <w:rPr>
-          <w:rFonts w:ascii="Times New Roman" w:hAnsi="Times New Roman" w:eastAsia="Times New Roman" w:cs="Times New Roman"/>
-        </w:rPr>
-        <w:t xml:space="preserve"> </w:t>
-      </w:r>
-      <w:r>
-        <w:rPr>
-          <w:rFonts w:hint="eastAsia" w:ascii="Times New Roman" w:hAnsi="Times New Roman" w:eastAsia="Times New Roman" w:cs="Times New Roman"/>
-        </w:rPr>
-        <w:t>5.23%。</w:t>
-      </w:r>
-      <w:r>
-        <w:rPr>
-          <w:rFonts w:hint="eastAsia" w:ascii="Times New Roman" w:hAnsi="Times New Roman" w:eastAsia="FangSong" w:cs="Times New Roman"/>
-        </w:rPr>
-        <w:t>画出该物质的结构</w:t>
-      </w:r>
-      <w:r>
-        <w:rPr>
-          <w:rFonts w:hint="eastAsia" w:ascii="Times New Roman" w:hAnsi="Times New Roman" w:eastAsia="Times New Roman" w:cs="Times New Roman"/>
-        </w:rPr>
-        <w:t>,</w:t>
-      </w:r>
-      <w:r>
-        <w:rPr>
-          <w:rFonts w:ascii="Times New Roman" w:hAnsi="Times New Roman" w:eastAsia="Times New Roman" w:cs="Times New Roman"/>
-        </w:rPr>
-        <w:t xml:space="preserve"> </w:t>
-      </w:r>
-      <w:r>
-        <w:rPr>
-          <w:rFonts w:hint="eastAsia" w:ascii="Times New Roman" w:hAnsi="Times New Roman" w:eastAsia="FangSong" w:cs="Times New Roman"/>
-        </w:rPr>
-        <w:t>讨论其是否可能有旋光异构体</w:t>
-      </w:r>
-      <w:r>
-        <w:rPr>
-          <w:rFonts w:hint="eastAsia" w:ascii="Times New Roman" w:hAnsi="Times New Roman" w:eastAsia="Times New Roman" w:cs="Times New Roman"/>
-        </w:rPr>
-        <w:t>。</w:t>
-      </w:r>
-    </w:p>
-    <w:p>
-      <w:pPr>
-        <w:spacing w:before="160" w:after="80"/>
-      </w:pPr>
-      <w:r>
-        <w:pict>
-          <v:rect style="width:0;height:1.5pt" o:hralign="center" o:hrstd="t" o:hr="t"/>
-        </w:pict>
-      </w:r>
-    </w:p>
-    <w:p>
-      <w:pPr>
-        <w:pStyle w:val="FirstParagraph"/>
-      </w:pPr>
-      <w:r>
-        <w:rPr>
-          <w:rFonts w:hint="eastAsia" w:ascii="Times New Roman" w:hAnsi="Times New Roman" w:eastAsia="FangSong" w:cs="Times New Roman"/>
-        </w:rPr>
-        <w:t>如下左图所示</w:t>
-      </w:r>
-      <w:r>
-        <w:rPr>
-          <w:rFonts w:hint="eastAsia" w:ascii="Times New Roman" w:hAnsi="Times New Roman" w:eastAsia="Times New Roman" w:cs="Times New Roman"/>
-        </w:rPr>
-        <w:t>。</w:t>
-      </w:r>
-    </w:p>
-    <w:p>
-      <w:pPr>
-        <w:pStyle w:val="BodyText"/>
-        <w:spacing w:before="160" w:after="80"/>
-        <w:jc w:val="center"/>
-      </w:pPr>
-      <w:r>
-        <w:rPr>
-          <w:rFonts w:ascii="Times New Roman" w:hAnsi="Times New Roman" w:eastAsia="Times New Roman" w:cs="Times New Roman"/>
-        </w:rPr>
-        <w:drawing>
-          <wp:inline>
-            <wp:extent cx="3600000" cy="1330714"/>
-            <wp:effectExtent b="0" l="0" r="0" t="0"/>
-            <wp:docPr descr="" title="" id="35" name="Picture"/>
-            <a:graphic>
-              <a:graphicData uri="http://schemas.openxmlformats.org/drawingml/2006/picture">
-                <pic:pic>
-                  <pic:nvPicPr>
-                    <pic:cNvPr descr="677a4e2ff36ac55d5fac405c3ce1cd536b6bf71dbf780fe40e7a3cc0481fc54c.jpg" id="36" name="Picture"/>
-                    <pic:cNvPicPr>
-                      <a:picLocks noChangeArrowheads="1" noChangeAspect="1"/>
-                    </pic:cNvPicPr>
-                  </pic:nvPicPr>
-                  <pic:blipFill>
-                    <a:blip r:embed="rId34"/>
-                    <a:stretch>
-                      <a:fillRect/>
-                    </a:stretch>
-                  </pic:blipFill>
-                  <pic:spPr bwMode="auto">
-                    <a:xfrm>
-                      <a:off x="0" y="0"/>
-                      <a:ext cx="3600000" cy="1330714"/>
-                    </a:xfrm>
-                    <a:prstGeom prst="rect">
-                      <a:avLst/>
-                    </a:prstGeom>
-                    <a:noFill/>
-                    <a:ln w="9525">
-                      <a:noFill/>
-                      <a:headEnd/>
-                      <a:tailEnd/>
-                    </a:ln>
-                  </pic:spPr>
-                </pic:pic>
-              </a:graphicData>
-            </a:graphic>
-          </wp:inline>
-        </w:drawing>
-      </w:r>
-    </w:p>
-    <w:p>
-      <w:pPr>
-        <w:pStyle w:val="BodyText"/>
-      </w:pPr>
-      <w:r>
-        <w:rPr>
-          <w:rFonts w:hint="eastAsia" w:ascii="Times New Roman" w:hAnsi="Times New Roman" w:eastAsia="FangSong" w:cs="Times New Roman"/>
-        </w:rPr>
-        <w:t>如上右图所示</w:t>
-      </w:r>
-      <w:r>
-        <w:rPr>
-          <w:rFonts w:hint="eastAsia" w:ascii="Times New Roman" w:hAnsi="Times New Roman" w:eastAsia="Times New Roman" w:cs="Times New Roman"/>
-        </w:rPr>
-        <w:t>，</w:t>
-      </w:r>
-      <w:r>
-        <w:rPr>
-          <w:rFonts w:hint="eastAsia" w:ascii="Times New Roman" w:hAnsi="Times New Roman" w:eastAsia="FangSong" w:cs="Times New Roman"/>
-        </w:rPr>
-        <w:t>若环己二胺为顺式</w:t>
-      </w:r>
-      <w:r>
-        <w:rPr>
-          <w:rFonts w:hint="eastAsia" w:ascii="Times New Roman" w:hAnsi="Times New Roman" w:eastAsia="Times New Roman" w:cs="Times New Roman"/>
-        </w:rPr>
-        <w:t>，</w:t>
-      </w:r>
-      <w:r>
-        <w:rPr>
-          <w:rFonts w:hint="eastAsia" w:ascii="Times New Roman" w:hAnsi="Times New Roman" w:eastAsia="FangSong" w:cs="Times New Roman"/>
-        </w:rPr>
-        <w:t>没有旋光异构体</w:t>
-      </w:r>
-      <w:r>
-        <w:rPr>
-          <w:rFonts w:hint="eastAsia" w:ascii="Times New Roman" w:hAnsi="Times New Roman" w:eastAsia="Times New Roman" w:cs="Times New Roman"/>
-        </w:rPr>
-        <w:t>；</w:t>
-      </w:r>
-      <w:r>
-        <w:rPr>
-          <w:rFonts w:hint="eastAsia" w:ascii="Times New Roman" w:hAnsi="Times New Roman" w:eastAsia="FangSong" w:cs="Times New Roman"/>
-        </w:rPr>
-        <w:t>但倘若环己二胺为反式</w:t>
-      </w:r>
-      <w:r>
-        <w:rPr>
-          <w:rFonts w:hint="eastAsia" w:ascii="Times New Roman" w:hAnsi="Times New Roman" w:eastAsia="Times New Roman" w:cs="Times New Roman"/>
-        </w:rPr>
-        <w:t>，</w:t>
-      </w:r>
-      <w:r>
-        <w:rPr>
-          <w:rFonts w:hint="eastAsia" w:ascii="Times New Roman" w:hAnsi="Times New Roman" w:eastAsia="FangSong" w:cs="Times New Roman"/>
-        </w:rPr>
-        <w:t>则配合物就不具有对称面了</w:t>
-      </w:r>
-      <w:r>
-        <w:rPr>
-          <w:rFonts w:hint="eastAsia" w:ascii="Times New Roman" w:hAnsi="Times New Roman" w:eastAsia="Times New Roman" w:cs="Times New Roman"/>
-        </w:rPr>
-        <w:t>，</w:t>
-      </w:r>
-      <w:r>
-        <w:rPr>
-          <w:rFonts w:hint="eastAsia" w:ascii="Times New Roman" w:hAnsi="Times New Roman" w:eastAsia="FangSong" w:cs="Times New Roman"/>
-        </w:rPr>
-        <w:t>因而存在旋光异构</w:t>
-      </w:r>
-      <w:r>
-        <w:rPr>
-          <w:rFonts w:hint="eastAsia" w:ascii="Times New Roman" w:hAnsi="Times New Roman" w:eastAsia="Times New Roman" w:cs="Times New Roman"/>
-        </w:rPr>
-        <w:t>。</w:t>
-      </w:r>
-    </w:p>
-    <w:p>
-      <w:pPr>
-        <w:pStyle w:val="BodyText"/>
-      </w:pPr>
-      <w:r>
-        <w:rPr>
-          <w:rFonts w:ascii="Times New Roman" w:hAnsi="Times New Roman" w:eastAsia="Times New Roman" w:cs="Times New Roman"/>
-          <w:b/>
-          <w:bCs/>
-        </w:rPr>
-        <w:t xml:space="preserve">·</w:t>
-      </w:r>
-      <w:r>
-        <w:rPr>
-          <w:rFonts w:ascii="Times New Roman" w:hAnsi="Times New Roman" w:eastAsia="Times New Roman" w:cs="Times New Roman"/>
-        </w:rPr>
-        <w:t xml:space="preserve"> </w:t>
-      </w:r>
-      <w:r>
-        <w:rPr>
-          <w:rFonts w:hint="eastAsia" w:ascii="Times New Roman" w:hAnsi="Times New Roman" w:eastAsia="FangSong" w:cs="Times New Roman"/>
-        </w:rPr>
-        <w:t xml:space="preserve">解题思路</w:t>
-      </w:r>
-    </w:p>
-    <w:p>
-      <w:pPr>
-        <w:pStyle w:val="BodyText"/>
-      </w:pPr>
-      <w:r>
-        <w:rPr>
-          <w:rFonts w:hint="eastAsia" w:ascii="Times New Roman" w:hAnsi="Times New Roman" w:eastAsia="FangSong" w:cs="Times New Roman"/>
-        </w:rPr>
-        <w:t xml:space="preserve">详见同目录下答案文件</w:t>
-      </w:r>
-    </w:p>
-    <w:p>
-      <w:pPr>
-        <w:spacing w:before="160" w:after="80"/>
-      </w:pPr>
-      <w:r>
-        <w:pict>
-          <v:rect style="width:0;height:1.5pt" o:hralign="center" o:hrstd="t" o:hr="t"/>
-        </w:pict>
-      </w:r>
-    </w:p>
-    <w:p>
-      <w:pPr>
-        <w:pStyle w:val="FirstParagraph"/>
-      </w:pPr>
-      <w:r>
-        <w:rPr>
-          <w:rFonts w:ascii="Times New Roman" w:hAnsi="Times New Roman" w:eastAsia="Times New Roman" w:cs="Times New Roman"/>
-          <w:b/>
-          <w:bCs/>
-        </w:rPr>
-        <w:t xml:space="preserve">·</w:t>
-      </w:r>
-      <w:r>
-        <w:rPr>
-          <w:rFonts w:ascii="Times New Roman" w:hAnsi="Times New Roman" w:eastAsia="Times New Roman" w:cs="Times New Roman"/>
-        </w:rPr>
-        <w:t xml:space="preserve"> </w:t>
-      </w:r>
-      <w:r>
-        <w:rPr>
-          <w:rFonts w:hint="eastAsia" w:ascii="Times New Roman" w:hAnsi="Times New Roman" w:eastAsia="FangSong" w:cs="Times New Roman"/>
-        </w:rPr>
-        <w:t xml:space="preserve">知识点</w:t>
-      </w:r>
-    </w:p>
-    <w:p>
-      <w:pPr>
-        <w:pStyle w:val="Compact"/>
-        <w:numPr>
-          <w:ilvl w:val="0"/>
-          <w:numId w:val="1010"/>
-        </w:numPr>
-      </w:pPr>
-      <w:r>
-        <w:rPr>
-          <w:rFonts w:hint="eastAsia" w:ascii="Times New Roman" w:hAnsi="Times New Roman" w:eastAsia="FangSong" w:cs="Times New Roman"/>
-        </w:rPr>
-        <w:t xml:space="preserve">配合物</w:t>
-      </w:r>
-    </w:p>
-    <w:p>
-      <w:pPr>
-        <w:spacing w:before="160" w:after="80"/>
-      </w:pPr>
-      <w:r>
-        <w:pict>
-          <v:rect style="width:0;height:1.5pt" o:hralign="center" o:hrstd="t" o:hr="t"/>
-        </w:pict>
-      </w:r>
-    </w:p>
-    <w:p>
-      <w:pPr>
-        <w:pStyle w:val="FirstParagraph"/>
-      </w:pPr>
-      <w:r>
-        <w:rPr>
-          <w:rFonts w:ascii="Times New Roman" w:hAnsi="Times New Roman" w:eastAsia="Times New Roman" w:cs="Times New Roman"/>
-          <w:b/>
-          <w:bCs/>
-        </w:rPr>
-        <w:t xml:space="preserve">·</w:t>
-      </w:r>
-      <w:r>
-        <w:rPr>
-          <w:rFonts w:ascii="Times New Roman" w:hAnsi="Times New Roman" w:eastAsia="Times New Roman" w:cs="Times New Roman"/>
-        </w:rPr>
-        <w:t xml:space="preserve"> </w:t>
-      </w:r>
-      <w:r>
-        <w:rPr>
-          <w:rFonts w:hint="eastAsia" w:ascii="Times New Roman" w:hAnsi="Times New Roman" w:eastAsia="FangSong" w:cs="Times New Roman"/>
-        </w:rPr>
-        <w:t xml:space="preserve">相关题目</w:t>
-      </w:r>
-    </w:p>
-    <w:p>
-      <w:pPr>
-        <w:pStyle w:val="Compact"/>
-        <w:numPr>
-          <w:ilvl w:val="0"/>
-          <w:numId w:val="1011"/>
-        </w:numPr>
-      </w:pPr>
-      <w:r>
-        <w:rPr>
-          <w:rFonts w:hint="eastAsia" w:ascii="Times New Roman" w:hAnsi="Times New Roman" w:eastAsia="FangSong" w:cs="Times New Roman"/>
-        </w:rPr>
-        <w:t>题</w:t>
-      </w:r>
-      <w:r>
-        <w:rPr>
-          <w:rFonts w:hint="eastAsia" w:ascii="Times New Roman" w:hAnsi="Times New Roman" w:eastAsia="Times New Roman" w:cs="Times New Roman"/>
-        </w:rPr>
-        <w:t>-001-</w:t>
-      </w:r>
-      <w:r>
-        <w:rPr>
-          <w:rFonts w:hint="eastAsia" w:ascii="Times New Roman" w:hAnsi="Times New Roman" w:eastAsia="FangSong" w:cs="Times New Roman"/>
-        </w:rPr>
-        <w:t>初赛讲义</w:t>
-      </w:r>
-      <w:r>
-        <w:rPr>
-          <w:rFonts w:hint="eastAsia" w:ascii="Times New Roman" w:hAnsi="Times New Roman" w:eastAsia="Times New Roman" w:cs="Times New Roman"/>
-        </w:rPr>
-        <w:t>-</w:t>
-      </w:r>
-      <w:r>
-        <w:rPr>
-          <w:rFonts w:hint="eastAsia" w:ascii="Times New Roman" w:hAnsi="Times New Roman" w:eastAsia="FangSong" w:cs="Times New Roman"/>
-        </w:rPr>
-        <w:t>反应方程式</w:t>
-      </w:r>
-      <w:r>
-        <w:rPr>
-          <w:rFonts w:hint="eastAsia" w:ascii="Times New Roman" w:hAnsi="Times New Roman" w:eastAsia="Times New Roman" w:cs="Times New Roman"/>
-        </w:rPr>
-        <w:t>-</w:t>
-      </w:r>
-      <w:r>
-        <w:rPr>
-          <w:rFonts w:hint="eastAsia" w:ascii="Times New Roman" w:hAnsi="Times New Roman" w:eastAsia="FangSong" w:cs="Times New Roman"/>
-        </w:rPr>
-        <w:t>习题</w:t>
-      </w:r>
-      <w:r>
-        <w:rPr>
-          <w:rFonts w:hint="eastAsia" w:ascii="Times New Roman" w:hAnsi="Times New Roman" w:eastAsia="Times New Roman" w:cs="Times New Roman"/>
-        </w:rPr>
-        <w:t>1.2</w:t>
-      </w:r>
-    </w:p>
-    <w:p>
-      <w:pPr>
-        <w:pStyle w:val="BlockText"/>
-      </w:pPr>
-      <w:r>
-        <w:rPr>
-          <w:rFonts w:hint="eastAsia" w:ascii="Times New Roman" w:hAnsi="Times New Roman" w:eastAsia="FangSong" w:cs="Times New Roman"/>
-        </w:rPr>
-        <w:t xml:space="preserve">答案见</w:t>
-      </w:r>
-      <w:r>
-        <w:rPr>
-          <w:rFonts w:ascii="Times New Roman" w:hAnsi="Times New Roman" w:eastAsia="Times New Roman" w:cs="Times New Roman"/>
-        </w:rPr>
-        <w:t xml:space="preserve"> </w:t>
-      </w:r>
-      <w:r>
-        <w:rPr>
-          <w:rFonts w:hint="eastAsia" w:ascii="Times New Roman" w:hAnsi="Times New Roman" w:eastAsia="Times New Roman" w:cs="Times New Roman"/>
-        </w:rPr>
-        <w:t>04-</w:t>
-      </w:r>
-      <w:r>
-        <w:rPr>
-          <w:rFonts w:hint="eastAsia" w:ascii="Times New Roman" w:hAnsi="Times New Roman" w:eastAsia="FangSong" w:cs="Times New Roman"/>
-        </w:rPr>
-        <w:t>题库</w:t>
-      </w:r>
-      <w:r>
-        <w:rPr>
-          <w:rFonts w:hint="eastAsia" w:ascii="Times New Roman" w:hAnsi="Times New Roman" w:eastAsia="Times New Roman" w:cs="Times New Roman"/>
-        </w:rPr>
-        <w:t>/</w:t>
-      </w:r>
-      <w:r>
-        <w:rPr>
-          <w:rFonts w:hint="eastAsia" w:ascii="Times New Roman" w:hAnsi="Times New Roman" w:eastAsia="FangSong" w:cs="Times New Roman"/>
-        </w:rPr>
-        <w:t>教材习题</w:t>
-      </w:r>
-      <w:r>
-        <w:rPr>
-          <w:rFonts w:hint="eastAsia" w:ascii="Times New Roman" w:hAnsi="Times New Roman" w:eastAsia="Times New Roman" w:cs="Times New Roman"/>
-        </w:rPr>
-        <w:t>/</w:t>
-      </w:r>
-      <w:r>
-        <w:rPr>
-          <w:rFonts w:hint="eastAsia" w:ascii="Times New Roman" w:hAnsi="Times New Roman" w:eastAsia="FangSong" w:cs="Times New Roman"/>
-        </w:rPr>
-        <w:t>化学竞赛初赛讲义</w:t>
-      </w:r>
-      <w:r>
-        <w:rPr>
-          <w:rFonts w:hint="eastAsia" w:ascii="Times New Roman" w:hAnsi="Times New Roman" w:eastAsia="Times New Roman" w:cs="Times New Roman"/>
-        </w:rPr>
-        <w:t>/</w:t>
-      </w:r>
-      <w:r>
-        <w:rPr>
-          <w:rFonts w:hint="eastAsia" w:ascii="Times New Roman" w:hAnsi="Times New Roman" w:eastAsia="FangSong" w:cs="Times New Roman"/>
-        </w:rPr>
-        <w:t>答案</w:t>
-      </w:r>
-      <w:r>
-        <w:rPr>
-          <w:rFonts w:hint="eastAsia" w:ascii="Times New Roman" w:hAnsi="Times New Roman" w:eastAsia="Times New Roman" w:cs="Times New Roman"/>
-        </w:rPr>
-        <w:t>/</w:t>
-      </w:r>
-      <w:r>
-        <w:rPr>
-          <w:rFonts w:hint="eastAsia" w:ascii="Times New Roman" w:hAnsi="Times New Roman" w:eastAsia="FangSong" w:cs="Times New Roman"/>
-        </w:rPr>
-        <w:t>第</w:t>
-      </w:r>
-      <w:r>
-        <w:rPr>
-          <w:rFonts w:hint="eastAsia" w:ascii="Times New Roman" w:hAnsi="Times New Roman" w:eastAsia="Times New Roman" w:cs="Times New Roman"/>
-        </w:rPr>
-        <w:t>4</w:t>
-      </w:r>
-      <w:r>
-        <w:rPr>
-          <w:rFonts w:hint="eastAsia" w:ascii="Times New Roman" w:hAnsi="Times New Roman" w:eastAsia="FangSong" w:cs="Times New Roman"/>
-        </w:rPr>
-        <w:t>讲</w:t>
-      </w:r>
-      <w:r>
-        <w:rPr>
-          <w:rFonts w:hint="eastAsia" w:ascii="Times New Roman" w:hAnsi="Times New Roman" w:eastAsia="Times New Roman" w:cs="Times New Roman"/>
-        </w:rPr>
-        <w:t>-</w:t>
-      </w:r>
-      <w:r>
-        <w:rPr>
-          <w:rFonts w:hint="eastAsia" w:ascii="Times New Roman" w:hAnsi="Times New Roman" w:eastAsia="FangSong" w:cs="Times New Roman"/>
-        </w:rPr>
-        <w:t>配合物</w:t>
-      </w:r>
-      <w:r>
-        <w:rPr>
-          <w:rFonts w:hint="eastAsia" w:ascii="Times New Roman" w:hAnsi="Times New Roman" w:eastAsia="Times New Roman" w:cs="Times New Roman"/>
-        </w:rPr>
-        <w:t>-</w:t>
-      </w:r>
-      <w:r>
-        <w:rPr>
-          <w:rFonts w:hint="eastAsia" w:ascii="Times New Roman" w:hAnsi="Times New Roman" w:eastAsia="FangSong" w:cs="Times New Roman"/>
-        </w:rPr>
-        <w:t>答案</w:t>
-      </w:r>
-    </w:p>
-    <w:p>
-      <w:pPr>
-        <w:spacing w:before="160" w:after="80"/>
-      </w:pPr>
-      <w:r>
-        <w:pict>
-          <v:rect style="width:0;height:1.5pt" o:hralign="center" o:hrstd="t" o:hr="t"/>
-        </w:pict>
-      </w:r>
-    </w:p>
-    <w:bookmarkEnd w:id="37"/>
-    <w:bookmarkStart w:id="38" w:name="第15题"/>
-    <w:p>
-      <w:pPr>
-        <w:pStyle w:val="Heading3"/>
-        <w:spacing w:before="280" w:after="120"/>
-      </w:pPr>
-      <w:r>
-        <w:rPr>
-          <w:rFonts w:hint="eastAsia" w:ascii="Times New Roman" w:hAnsi="Times New Roman" w:eastAsia="SimHei" w:cs="Times New Roman"/>
-        </w:rPr>
-        <w:t>第</w:t>
-      </w:r>
-      <w:r>
-        <w:rPr>
-          <w:rFonts w:hint="eastAsia" w:ascii="Times New Roman" w:hAnsi="Times New Roman" w:eastAsia="Times New Roman" w:cs="Times New Roman"/>
-        </w:rPr>
-        <w:t>15</w:t>
       </w:r>
       <w:r>
         <w:rPr>
@@ -5315,8 +5396,8 @@
         </w:pict>
       </w:r>
     </w:p>
-    <w:bookmarkEnd w:id="38"/>
-    <w:bookmarkStart w:id="39" w:name="第16题"/>
+    <w:bookmarkEnd w:id="31"/>
+    <w:bookmarkStart w:id="32" w:name="第15题"/>
     <w:p>
       <w:pPr>
         <w:pStyle w:val="Heading3"/>
@@ -5332,7 +5413,7 @@
         <w:rPr>
           <w:rFonts w:hint="eastAsia" w:ascii="Times New Roman" w:hAnsi="Times New Roman" w:eastAsia="Times New Roman" w:cs="Times New Roman"/>
         </w:rPr>
-        <w:t>16</w:t>
+        <w:t>15</w:t>
       </w:r>
       <w:r>
         <w:rPr>
@@ -5346,7 +5427,7 @@
         <w:pStyle w:val="Compact"/>
         <w:numPr>
           <w:ilvl w:val="0"/>
-          <w:numId w:val="1012"/>
+          <w:numId w:val="1010"/>
         </w:numPr>
       </w:pPr>
       <w:r>
@@ -5455,7 +5536,7 @@
       <w:pPr>
         <w:numPr>
           <w:ilvl w:val="0"/>
-          <w:numId w:val="1013"/>
+          <w:numId w:val="1011"/>
         </w:numPr>
       </w:pPr>
       <w:r>
@@ -5626,7 +5707,7 @@
       <w:pPr>
         <w:numPr>
           <w:ilvl w:val="0"/>
-          <w:numId w:val="1013"/>
+          <w:numId w:val="1011"/>
         </w:numPr>
       </w:pPr>
       <m:oMath>
@@ -5852,7 +5933,7 @@
       <w:pPr>
         <w:numPr>
           <w:ilvl w:val="0"/>
-          <w:numId w:val="1013"/>
+          <w:numId w:val="1011"/>
         </w:numPr>
       </w:pPr>
       <w:r>
@@ -6272,7 +6353,7 @@
         <w:pStyle w:val="Compact"/>
         <w:numPr>
           <w:ilvl w:val="0"/>
-          <w:numId w:val="1014"/>
+          <w:numId w:val="1012"/>
         </w:numPr>
       </w:pPr>
       <w:r>
@@ -6512,7 +6593,7 @@
         <w:pStyle w:val="Compact"/>
         <w:numPr>
           <w:ilvl w:val="0"/>
-          <w:numId w:val="1014"/>
+          <w:numId w:val="1012"/>
         </w:numPr>
       </w:pPr>
       <w:r>
@@ -6799,7 +6880,7 @@
         <w:pStyle w:val="Compact"/>
         <w:numPr>
           <w:ilvl w:val="0"/>
-          <w:numId w:val="1014"/>
+          <w:numId w:val="1012"/>
         </w:numPr>
       </w:pPr>
       <w:r>
@@ -7281,8 +7362,293 @@
         </w:pict>
       </w:r>
     </w:p>
-    <w:bookmarkEnd w:id="39"/>
-    <w:bookmarkStart w:id="40" w:name="第17题"/>
+    <w:bookmarkEnd w:id="32"/>
+    <w:bookmarkStart w:id="33" w:name="第16题"/>
+    <w:p>
+      <w:pPr>
+        <w:pStyle w:val="Heading3"/>
+        <w:spacing w:before="280" w:after="120"/>
+      </w:pPr>
+      <w:r>
+        <w:rPr>
+          <w:rFonts w:hint="eastAsia" w:ascii="Times New Roman" w:hAnsi="Times New Roman" w:eastAsia="SimHei" w:cs="Times New Roman"/>
+        </w:rPr>
+        <w:t>第</w:t>
+      </w:r>
+      <w:r>
+        <w:rPr>
+          <w:rFonts w:hint="eastAsia" w:ascii="Times New Roman" w:hAnsi="Times New Roman" w:eastAsia="Times New Roman" w:cs="Times New Roman"/>
+        </w:rPr>
+        <w:t>16</w:t>
+      </w:r>
+      <w:r>
+        <w:rPr>
+          <w:rFonts w:hint="eastAsia" w:ascii="Times New Roman" w:hAnsi="Times New Roman" w:eastAsia="SimHei" w:cs="Times New Roman"/>
+        </w:rPr>
+        <w:t>题</w:t>
+      </w:r>
+    </w:p>
+    <w:p>
+      <w:pPr>
+        <w:pStyle w:val="FirstParagraph"/>
+      </w:pPr>
+      <w:r>
+        <w:rPr>
+          <w:rFonts w:hint="eastAsia" w:ascii="Times New Roman" w:hAnsi="Times New Roman" w:eastAsia="FangSong" w:cs="Times New Roman"/>
+          <w:b/>
+          <w:bCs/>
+        </w:rPr>
+        <w:t xml:space="preserve">题目</w:t>
+      </w:r>
+      <w:r>
+        <w:rPr>
+          <w:rFonts w:hint="eastAsia" w:ascii="Times New Roman" w:hAnsi="Times New Roman" w:eastAsia="Times New Roman" w:cs="Times New Roman"/>
+        </w:rPr>
+        <w:t xml:space="preserve">：</w:t>
+      </w:r>
+      <w:r>
+        <w:rPr>
+          <w:rFonts w:ascii="Times New Roman" w:hAnsi="Times New Roman" w:eastAsia="Times New Roman" w:cs="Times New Roman"/>
+        </w:rPr>
+        <w:t xml:space="preserve"> </w:t>
+      </w:r>
+      <w:r>
+        <w:rPr>
+          <w:rFonts w:hint="eastAsia" w:ascii="Times New Roman" w:hAnsi="Times New Roman" w:eastAsia="FangSong" w:cs="Times New Roman"/>
+        </w:rPr>
+        <w:t>六氯合铂</w:t>
+      </w:r>
+      <w:r>
+        <w:rPr>
+          <w:rFonts w:hint="eastAsia" w:ascii="Times New Roman" w:hAnsi="Times New Roman" w:eastAsia="Times New Roman" w:cs="Times New Roman"/>
+        </w:rPr>
+        <w:t>(Ⅳ)</w:t>
+      </w:r>
+      <w:r>
+        <w:rPr>
+          <w:rFonts w:hint="eastAsia" w:ascii="Times New Roman" w:hAnsi="Times New Roman" w:eastAsia="FangSong" w:cs="Times New Roman"/>
+        </w:rPr>
+        <w:t>酸钾与多硫化铵</w:t>
+      </w:r>
+      <w:r>
+        <w:rPr>
+          <w:rFonts w:hint="eastAsia" w:ascii="Times New Roman" w:hAnsi="Times New Roman" w:eastAsia="Times New Roman" w:cs="Times New Roman"/>
+        </w:rPr>
+        <w:t>A</w:t>
+      </w:r>
+      <w:r>
+        <w:rPr>
+          <w:rFonts w:hint="eastAsia" w:ascii="Times New Roman" w:hAnsi="Times New Roman" w:eastAsia="FangSong" w:cs="Times New Roman"/>
+        </w:rPr>
+        <w:t>发生非氧化还原反应得到铵盐</w:t>
+      </w:r>
+      <w:r>
+        <w:rPr>
+          <w:rFonts w:hint="eastAsia" w:ascii="Times New Roman" w:hAnsi="Times New Roman" w:eastAsia="Times New Roman" w:cs="Times New Roman"/>
+        </w:rPr>
+        <w:t>B。B</w:t>
+      </w:r>
+      <w:r>
+        <w:rPr>
+          <w:rFonts w:hint="eastAsia" w:ascii="Times New Roman" w:hAnsi="Times New Roman" w:eastAsia="FangSong" w:cs="Times New Roman"/>
+        </w:rPr>
+        <w:t>中的阴离子为一仅由硫和铂构成的八面体型单核配离子</w:t>
+      </w:r>
+      <w:r>
+        <w:rPr>
+          <w:rFonts w:hint="eastAsia" w:ascii="Times New Roman" w:hAnsi="Times New Roman" w:eastAsia="Times New Roman" w:cs="Times New Roman"/>
+        </w:rPr>
+        <w:t>，</w:t>
+      </w:r>
+      <w:r>
+        <w:rPr>
+          <w:rFonts w:hint="eastAsia" w:ascii="Times New Roman" w:hAnsi="Times New Roman" w:eastAsia="FangSong" w:cs="Times New Roman"/>
+        </w:rPr>
+        <w:t>有一根三重旋转轴</w:t>
+      </w:r>
+      <w:r>
+        <w:rPr>
+          <w:rFonts w:hint="eastAsia" w:ascii="Times New Roman" w:hAnsi="Times New Roman" w:eastAsia="Times New Roman" w:cs="Times New Roman"/>
+        </w:rPr>
+        <w:t>，</w:t>
+      </w:r>
+      <w:r>
+        <w:rPr>
+          <w:rFonts w:hint="eastAsia" w:ascii="Times New Roman" w:hAnsi="Times New Roman" w:eastAsia="FangSong" w:cs="Times New Roman"/>
+        </w:rPr>
+        <w:t>其中硫的质量分数为</w:t>
+      </w:r>
+      <w:r>
+        <w:rPr>
+          <w:rFonts w:ascii="Times New Roman" w:hAnsi="Times New Roman" w:eastAsia="Times New Roman" w:cs="Times New Roman"/>
+        </w:rPr>
+        <w:t xml:space="preserve"> </w:t>
+      </w:r>
+      <m:oMath>
+        <m:oMathPr>
+          <m:ctrlPr>
+            <w:rPr>
+              <w:sz w:val="28"/>
+              <w:szCs w:val="28"/>
+            </w:rPr>
+          </m:ctrlPr>
+        </m:oMathPr>
+        <m:r>
+          <m:t>71.14</m:t>
+        </m:r>
+        <m:r>
+          <m:rPr>
+            <m:sty m:val="p"/>
+          </m:rPr>
+          <m:t>%</m:t>
+        </m:r>
+      </m:oMath>
+      <w:r>
+        <w:rPr>
+          <w:rFonts w:ascii="Times New Roman" w:hAnsi="Times New Roman" w:eastAsia="Times New Roman" w:cs="Times New Roman"/>
+        </w:rPr>
+        <w:t xml:space="preserve"> </w:t>
+      </w:r>
+      <w:r>
+        <w:rPr>
+          <w:rFonts w:hint="eastAsia" w:ascii="Times New Roman" w:hAnsi="Times New Roman" w:eastAsia="Times New Roman" w:cs="Times New Roman"/>
+        </w:rPr>
+        <w:t>。</w:t>
+      </w:r>
+      <w:r>
+        <w:rPr>
+          <w:rFonts w:hint="eastAsia" w:ascii="Times New Roman" w:hAnsi="Times New Roman" w:eastAsia="FangSong" w:cs="Times New Roman"/>
+        </w:rPr>
+        <w:t>给出</w:t>
+      </w:r>
+      <w:r>
+        <w:rPr>
+          <w:rFonts w:hint="eastAsia" w:ascii="Times New Roman" w:hAnsi="Times New Roman" w:eastAsia="Times New Roman" w:cs="Times New Roman"/>
+        </w:rPr>
+        <w:t>A</w:t>
+      </w:r>
+      <w:r>
+        <w:rPr>
+          <w:rFonts w:hint="eastAsia" w:ascii="Times New Roman" w:hAnsi="Times New Roman" w:eastAsia="FangSong" w:cs="Times New Roman"/>
+        </w:rPr>
+        <w:t>与</w:t>
+      </w:r>
+      <w:r>
+        <w:rPr>
+          <w:rFonts w:hint="eastAsia" w:ascii="Times New Roman" w:hAnsi="Times New Roman" w:eastAsia="Times New Roman" w:cs="Times New Roman"/>
+        </w:rPr>
+        <w:t>B</w:t>
+      </w:r>
+      <w:r>
+        <w:rPr>
+          <w:rFonts w:hint="eastAsia" w:ascii="Times New Roman" w:hAnsi="Times New Roman" w:eastAsia="FangSong" w:cs="Times New Roman"/>
+        </w:rPr>
+        <w:t>的化学式</w:t>
+      </w:r>
+      <w:r>
+        <w:rPr>
+          <w:rFonts w:hint="eastAsia" w:ascii="Times New Roman" w:hAnsi="Times New Roman" w:eastAsia="Times New Roman" w:cs="Times New Roman"/>
+        </w:rPr>
+        <w:t>。</w:t>
+      </w:r>
+      <w:r>
+        <w:rPr>
+          <w:rFonts w:hint="eastAsia" w:ascii="Times New Roman" w:hAnsi="Times New Roman" w:eastAsia="FangSong" w:cs="Times New Roman"/>
+        </w:rPr>
+        <w:t>判断</w:t>
+      </w:r>
+      <w:r>
+        <w:rPr>
+          <w:rFonts w:hint="eastAsia" w:ascii="Times New Roman" w:hAnsi="Times New Roman" w:eastAsia="Times New Roman" w:cs="Times New Roman"/>
+        </w:rPr>
+        <w:t>B</w:t>
+      </w:r>
+      <w:r>
+        <w:rPr>
+          <w:rFonts w:hint="eastAsia" w:ascii="Times New Roman" w:hAnsi="Times New Roman" w:eastAsia="FangSong" w:cs="Times New Roman"/>
+        </w:rPr>
+        <w:t>是否有旋光性并说明理由</w:t>
+      </w:r>
+      <w:r>
+        <w:rPr>
+          <w:rFonts w:hint="eastAsia" w:ascii="Times New Roman" w:hAnsi="Times New Roman" w:eastAsia="Times New Roman" w:cs="Times New Roman"/>
+        </w:rPr>
+        <w:t>。</w:t>
+      </w:r>
+    </w:p>
+    <w:p>
+      <w:pPr>
+        <w:pStyle w:val="BodyText"/>
+      </w:pPr>
+      <w:r>
+        <w:rPr>
+          <w:rFonts w:hint="eastAsia" w:ascii="Times New Roman" w:hAnsi="Times New Roman" w:eastAsia="FangSong" w:cs="Times New Roman"/>
+          <w:b/>
+          <w:bCs/>
+        </w:rPr>
+        <w:t xml:space="preserve">来源</w:t>
+      </w:r>
+      <w:r>
+        <w:rPr>
+          <w:rFonts w:hint="eastAsia" w:ascii="Times New Roman" w:hAnsi="Times New Roman" w:eastAsia="Times New Roman" w:cs="Times New Roman"/>
+        </w:rPr>
+        <w:t>：</w:t>
+      </w:r>
+      <w:r>
+        <w:rPr>
+          <w:rFonts w:hint="eastAsia" w:ascii="Times New Roman" w:hAnsi="Times New Roman" w:eastAsia="FangSong" w:cs="Times New Roman"/>
+        </w:rPr>
+        <w:t>化学竞赛初赛讲义</w:t>
+      </w:r>
+      <w:r>
+        <w:rPr>
+          <w:rFonts w:ascii="Times New Roman" w:hAnsi="Times New Roman" w:eastAsia="Times New Roman" w:cs="Times New Roman"/>
+        </w:rPr>
+        <w:t xml:space="preserve"> </w:t>
+      </w:r>
+      <w:r>
+        <w:rPr>
+          <w:rFonts w:hint="eastAsia" w:ascii="Times New Roman" w:hAnsi="Times New Roman" w:eastAsia="FangSong" w:cs="Times New Roman"/>
+        </w:rPr>
+        <w:t>第</w:t>
+      </w:r>
+      <w:r>
+        <w:rPr>
+          <w:rFonts w:hint="eastAsia" w:ascii="Times New Roman" w:hAnsi="Times New Roman" w:eastAsia="Times New Roman" w:cs="Times New Roman"/>
+        </w:rPr>
+        <w:t>4</w:t>
+      </w:r>
+      <w:r>
+        <w:rPr>
+          <w:rFonts w:hint="eastAsia" w:ascii="Times New Roman" w:hAnsi="Times New Roman" w:eastAsia="FangSong" w:cs="Times New Roman"/>
+        </w:rPr>
+        <w:t>讲</w:t>
+      </w:r>
+      <w:r>
+        <w:rPr>
+          <w:rFonts w:ascii="Times New Roman" w:hAnsi="Times New Roman" w:eastAsia="Times New Roman" w:cs="Times New Roman"/>
+        </w:rPr>
+        <w:t xml:space="preserve"> §4.2.1 </w:t>
+      </w:r>
+      <w:r>
+        <w:rPr>
+          <w:rFonts w:hint="eastAsia" w:ascii="Times New Roman" w:hAnsi="Times New Roman" w:eastAsia="FangSong" w:cs="Times New Roman"/>
+        </w:rPr>
+        <w:t xml:space="preserve">习题</w:t>
+      </w:r>
+    </w:p>
+    <w:p>
+      <w:pPr>
+        <w:spacing w:before="160" w:after="80"/>
+      </w:pPr>
+      <w:r>
+        <w:pict>
+          <v:rect style="width:0;height:1.5pt" o:hralign="center" o:hrstd="t" o:hr="t"/>
+        </w:pict>
+      </w:r>
+    </w:p>
+    <w:bookmarkEnd w:id="33"/>
+    <w:bookmarkStart w:id="34" w:name="第17题"/>
     <w:p>
       <w:pPr>
         <w:pStyle w:val="Heading3"/>
@@ -8089,8 +8455,8 @@
         </w:pict>
       </w:r>
     </w:p>
-    <w:bookmarkEnd w:id="40"/>
-    <w:bookmarkStart w:id="41" w:name="第18题"/>
+    <w:bookmarkEnd w:id="34"/>
+    <w:bookmarkStart w:id="35" w:name="第18题"/>
     <w:p>
       <w:pPr>
         <w:pStyle w:val="Heading3"/>
@@ -8862,7 +9228,7 @@
       <w:pPr>
         <w:numPr>
           <w:ilvl w:val="0"/>
-          <w:numId w:val="1015"/>
+          <w:numId w:val="1013"/>
         </w:numPr>
       </w:pPr>
       <w:r>
@@ -8994,7 +9360,7 @@
       <w:pPr>
         <w:numPr>
           <w:ilvl w:val="0"/>
-          <w:numId w:val="1015"/>
+          <w:numId w:val="1013"/>
         </w:numPr>
       </w:pPr>
       <w:r>
@@ -9216,8 +9582,8 @@
         </w:pict>
       </w:r>
     </w:p>
-    <w:bookmarkEnd w:id="41"/>
-    <w:bookmarkStart w:id="42" w:name="第19题"/>
+    <w:bookmarkEnd w:id="35"/>
+    <w:bookmarkStart w:id="36" w:name="第19题"/>
     <w:p>
       <w:pPr>
         <w:pStyle w:val="Heading3"/>
@@ -9802,7 +10168,7 @@
         <w:pStyle w:val="Compact"/>
         <w:numPr>
           <w:ilvl w:val="0"/>
-          <w:numId w:val="1016"/>
+          <w:numId w:val="1014"/>
         </w:numPr>
       </w:pPr>
       <w:r>
@@ -9912,7 +10278,7 @@
         <w:pStyle w:val="Compact"/>
         <w:numPr>
           <w:ilvl w:val="0"/>
-          <w:numId w:val="1016"/>
+          <w:numId w:val="1014"/>
         </w:numPr>
       </w:pPr>
       <w:r>
@@ -10182,7 +10548,7 @@
         <w:pStyle w:val="Compact"/>
         <w:numPr>
           <w:ilvl w:val="0"/>
-          <w:numId w:val="1016"/>
+          <w:numId w:val="1014"/>
         </w:numPr>
       </w:pPr>
       <w:r>
@@ -10735,8 +11101,8 @@
         </w:pict>
       </w:r>
     </w:p>
-    <w:bookmarkEnd w:id="42"/>
-    <w:bookmarkStart w:id="43" w:name="第20题"/>
+    <w:bookmarkEnd w:id="36"/>
+    <w:bookmarkStart w:id="37" w:name="第20题"/>
     <w:p>
       <w:pPr>
         <w:pStyle w:val="Heading3"/>
@@ -11104,7 +11470,7 @@
       <w:pPr>
         <w:numPr>
           <w:ilvl w:val="0"/>
-          <w:numId w:val="1017"/>
+          <w:numId w:val="1015"/>
         </w:numPr>
       </w:pPr>
       <w:r>
@@ -11486,7 +11852,7 @@
       <w:pPr>
         <w:numPr>
           <w:ilvl w:val="0"/>
-          <w:numId w:val="1017"/>
+          <w:numId w:val="1015"/>
         </w:numPr>
       </w:pPr>
       <w:r>
@@ -11518,7 +11884,7 @@
       <w:pPr>
         <w:numPr>
           <w:ilvl w:val="0"/>
-          <w:numId w:val="1017"/>
+          <w:numId w:val="1015"/>
         </w:numPr>
       </w:pPr>
       <w:r>
@@ -11624,8 +11990,8 @@
         </w:pict>
       </w:r>
     </w:p>
-    <w:bookmarkEnd w:id="43"/>
-    <w:bookmarkStart w:id="44" w:name="第21题"/>
+    <w:bookmarkEnd w:id="37"/>
+    <w:bookmarkStart w:id="38" w:name="第21题"/>
     <w:p>
       <w:pPr>
         <w:pStyle w:val="Heading3"/>
@@ -12076,8 +12442,8 @@
         </w:pict>
       </w:r>
     </w:p>
-    <w:bookmarkEnd w:id="44"/>
-    <w:bookmarkStart w:id="45" w:name="第22题"/>
+    <w:bookmarkEnd w:id="38"/>
+    <w:bookmarkStart w:id="39" w:name="第22题"/>
     <w:p>
       <w:pPr>
         <w:pStyle w:val="Heading3"/>
@@ -12107,7 +12473,7 @@
         <w:pStyle w:val="Compact"/>
         <w:numPr>
           <w:ilvl w:val="0"/>
-          <w:numId w:val="1018"/>
+          <w:numId w:val="1016"/>
         </w:numPr>
       </w:pPr>
       <w:r>
@@ -12372,8 +12738,8 @@
         </w:pict>
       </w:r>
     </w:p>
-    <w:bookmarkEnd w:id="45"/>
-    <w:bookmarkStart w:id="46" w:name="第23题"/>
+    <w:bookmarkEnd w:id="39"/>
+    <w:bookmarkStart w:id="40" w:name="第23题"/>
     <w:p>
       <w:pPr>
         <w:pStyle w:val="Heading3"/>
@@ -12760,8 +13126,8 @@
         </w:pict>
       </w:r>
     </w:p>
-    <w:bookmarkEnd w:id="46"/>
-    <w:bookmarkStart w:id="47" w:name="第24题"/>
+    <w:bookmarkEnd w:id="40"/>
+    <w:bookmarkStart w:id="41" w:name="第24题"/>
     <w:p>
       <w:pPr>
         <w:pStyle w:val="Heading3"/>
@@ -13487,7 +13853,7 @@
       <w:pPr>
         <w:numPr>
           <w:ilvl w:val="0"/>
-          <w:numId w:val="1019"/>
+          <w:numId w:val="1017"/>
         </w:numPr>
       </w:pPr>
       <w:r>
@@ -13549,7 +13915,7 @@
       <w:pPr>
         <w:numPr>
           <w:ilvl w:val="0"/>
-          <w:numId w:val="1019"/>
+          <w:numId w:val="1017"/>
         </w:numPr>
       </w:pPr>
       <w:r>
@@ -13581,7 +13947,7 @@
       <w:pPr>
         <w:numPr>
           <w:ilvl w:val="0"/>
-          <w:numId w:val="1019"/>
+          <w:numId w:val="1017"/>
         </w:numPr>
       </w:pPr>
       <w:r>
@@ -13607,8 +13973,8 @@
         </w:pict>
       </w:r>
     </w:p>
-    <w:bookmarkEnd w:id="47"/>
-    <w:bookmarkStart w:id="48" w:name="第25题"/>
+    <w:bookmarkEnd w:id="41"/>
+    <w:bookmarkStart w:id="42" w:name="第25题"/>
     <w:p>
       <w:pPr>
         <w:pStyle w:val="Heading3"/>
@@ -14858,8 +15224,8 @@
         </w:pict>
       </w:r>
     </w:p>
-    <w:bookmarkEnd w:id="48"/>
-    <w:bookmarkStart w:id="49" w:name="第26题"/>
+    <w:bookmarkEnd w:id="42"/>
+    <w:bookmarkStart w:id="43" w:name="第26题"/>
     <w:p>
       <w:pPr>
         <w:pStyle w:val="Heading3"/>
@@ -17670,8 +18036,8 @@
         </w:pict>
       </w:r>
     </w:p>
-    <w:bookmarkEnd w:id="49"/>
-    <w:bookmarkStart w:id="50" w:name="第27题"/>
+    <w:bookmarkEnd w:id="43"/>
+    <w:bookmarkStart w:id="44" w:name="第27题"/>
     <w:p>
       <w:pPr>
         <w:pStyle w:val="Heading3"/>
@@ -18555,8 +18921,8 @@
         </w:pict>
       </w:r>
     </w:p>
-    <w:bookmarkEnd w:id="50"/>
-    <w:bookmarkStart w:id="51" w:name="第28题"/>
+    <w:bookmarkEnd w:id="44"/>
+    <w:bookmarkStart w:id="45" w:name="第28题"/>
     <w:p>
       <w:pPr>
         <w:pStyle w:val="Heading3"/>
@@ -19899,8 +20265,8 @@
         </w:pict>
       </w:r>
     </w:p>
-    <w:bookmarkEnd w:id="51"/>
-    <w:bookmarkStart w:id="52" w:name="第29题"/>
+    <w:bookmarkEnd w:id="45"/>
+    <w:bookmarkStart w:id="46" w:name="第29题"/>
     <w:p>
       <w:pPr>
         <w:pStyle w:val="Heading3"/>
@@ -19970,7 +20336,7 @@
       <w:pPr>
         <w:numPr>
           <w:ilvl w:val="0"/>
-          <w:numId w:val="1020"/>
+          <w:numId w:val="1018"/>
         </w:numPr>
       </w:pPr>
       <m:oMath>
@@ -20175,7 +20541,7 @@
       <w:pPr>
         <w:numPr>
           <w:ilvl w:val="0"/>
-          <w:numId w:val="1020"/>
+          <w:numId w:val="1018"/>
         </w:numPr>
       </w:pPr>
       <m:oMath>
@@ -20380,7 +20746,7 @@
       <w:pPr>
         <w:numPr>
           <w:ilvl w:val="0"/>
-          <w:numId w:val="1020"/>
+          <w:numId w:val="1018"/>
         </w:numPr>
       </w:pPr>
       <m:oMath>
@@ -20609,7 +20975,7 @@
       <w:pPr>
         <w:numPr>
           <w:ilvl w:val="0"/>
-          <w:numId w:val="1020"/>
+          <w:numId w:val="1018"/>
         </w:numPr>
       </w:pPr>
       <m:oMath>
@@ -20850,8 +21216,8 @@
         </w:pict>
       </w:r>
     </w:p>
-    <w:bookmarkEnd w:id="52"/>
-    <w:bookmarkStart w:id="53" w:name="第30题"/>
+    <w:bookmarkEnd w:id="46"/>
+    <w:bookmarkStart w:id="47" w:name="第30题"/>
     <w:p>
       <w:pPr>
         <w:pStyle w:val="Heading3"/>
@@ -21295,7 +21661,7 @@
       <w:pPr>
         <w:numPr>
           <w:ilvl w:val="0"/>
-          <w:numId w:val="1021"/>
+          <w:numId w:val="1019"/>
         </w:numPr>
       </w:pPr>
       <w:r>
@@ -21327,7 +21693,7 @@
       <w:pPr>
         <w:numPr>
           <w:ilvl w:val="0"/>
-          <w:numId w:val="1021"/>
+          <w:numId w:val="1019"/>
         </w:numPr>
       </w:pPr>
       <w:r>
@@ -21425,7 +21791,7 @@
       <w:pPr>
         <w:numPr>
           <w:ilvl w:val="0"/>
-          <w:numId w:val="1021"/>
+          <w:numId w:val="1019"/>
         </w:numPr>
       </w:pPr>
       <w:r>
@@ -21505,9 +21871,9 @@
         </w:pict>
       </w:r>
     </w:p>
-    <w:bookmarkEnd w:id="53"/>
-    <w:bookmarkEnd w:id="54"/>
-    <w:bookmarkEnd w:id="55"/>
+    <w:bookmarkEnd w:id="47"/>
+    <w:bookmarkEnd w:id="48"/>
+    <w:bookmarkEnd w:id="49"/>
     <w:sectPr>
       <w:footerReference w:type="default" r:id="rId10"/>
       <w:footnotePr>
@@ -22211,10 +22577,64 @@
     </w:lvlOverride>
   </w:num>
   <w:num w:numId="1010">
-    <w:abstractNumId w:val="991"/>
+    <w:abstractNumId w:val="99411"/>
+    <w:lvlOverride w:ilvl="0">
+      <w:startOverride w:val="1"/>
+    </w:lvlOverride>
+    <w:lvlOverride w:ilvl="1">
+      <w:startOverride w:val="1"/>
+    </w:lvlOverride>
+    <w:lvlOverride w:ilvl="2">
+      <w:startOverride w:val="1"/>
+    </w:lvlOverride>
+    <w:lvlOverride w:ilvl="3">
+      <w:startOverride w:val="1"/>
+    </w:lvlOverride>
+    <w:lvlOverride w:ilvl="4">
+      <w:startOverride w:val="1"/>
+    </w:lvlOverride>
+    <w:lvlOverride w:ilvl="5">
+      <w:startOverride w:val="1"/>
+    </w:lvlOverride>
+    <w:lvlOverride w:ilvl="6">
+      <w:startOverride w:val="1"/>
+    </w:lvlOverride>
+    <w:lvlOverride w:ilvl="7">
+      <w:startOverride w:val="1"/>
+    </w:lvlOverride>
+    <w:lvlOverride w:ilvl="8">
+      <w:startOverride w:val="1"/>
+    </w:lvlOverride>
   </w:num>
   <w:num w:numId="1011">
-    <w:abstractNumId w:val="991"/>
+    <w:abstractNumId w:val="99411"/>
+    <w:lvlOverride w:ilvl="0">
+      <w:startOverride w:val="1"/>
+    </w:lvlOverride>
+    <w:lvlOverride w:ilvl="1">
+      <w:startOverride w:val="1"/>
+    </w:lvlOverride>
+    <w:lvlOverride w:ilvl="2">
+      <w:startOverride w:val="1"/>
+    </w:lvlOverride>
+    <w:lvlOverride w:ilvl="3">
+      <w:startOverride w:val="1"/>
+    </w:lvlOverride>
+    <w:lvlOverride w:ilvl="4">
+      <w:startOverride w:val="1"/>
+    </w:lvlOverride>
+    <w:lvlOverride w:ilvl="5">
+      <w:startOverride w:val="1"/>
+    </w:lvlOverride>
+    <w:lvlOverride w:ilvl="6">
+      <w:startOverride w:val="1"/>
+    </w:lvlOverride>
+    <w:lvlOverride w:ilvl="7">
+      <w:startOverride w:val="1"/>
+    </w:lvlOverride>
+    <w:lvlOverride w:ilvl="8">
+      <w:startOverride w:val="1"/>
+    </w:lvlOverride>
   </w:num>
   <w:num w:numId="1012">
     <w:abstractNumId w:val="99411"/>
@@ -22337,37 +22757,37 @@
     </w:lvlOverride>
   </w:num>
   <w:num w:numId="1016">
-    <w:abstractNumId w:val="99411"/>
+    <w:abstractNumId w:val="994112"/>
     <w:lvlOverride w:ilvl="0">
-      <w:startOverride w:val="1"/>
+      <w:startOverride w:val="12"/>
     </w:lvlOverride>
     <w:lvlOverride w:ilvl="1">
-      <w:startOverride w:val="1"/>
+      <w:startOverride w:val="12"/>
     </w:lvlOverride>
     <w:lvlOverride w:ilvl="2">
-      <w:startOverride w:val="1"/>
+      <w:startOverride w:val="12"/>
     </w:lvlOverride>
     <w:lvlOverride w:ilvl="3">
-      <w:startOverride w:val="1"/>
+      <w:startOverride w:val="12"/>
     </w:lvlOverride>
     <w:lvlOverride w:ilvl="4">
-      <w:startOverride w:val="1"/>
+      <w:startOverride w:val="12"/>
     </w:lvlOverride>
     <w:lvlOverride w:ilvl="5">
-      <w:startOverride w:val="1"/>
+      <w:startOverride w:val="12"/>
     </w:lvlOverride>
     <w:lvlOverride w:ilvl="6">
-      <w:startOverride w:val="1"/>
+      <w:startOverride w:val="12"/>
     </w:lvlOverride>
     <w:lvlOverride w:ilvl="7">
-      <w:startOverride w:val="1"/>
+      <w:startOverride w:val="12"/>
     </w:lvlOverride>
     <w:lvlOverride w:ilvl="8">
-      <w:startOverride w:val="1"/>
+      <w:startOverride w:val="12"/>
     </w:lvlOverride>
   </w:num>
   <w:num w:numId="1017">
-    <w:abstractNumId w:val="99411"/>
+    <w:abstractNumId w:val="99431"/>
     <w:lvlOverride w:ilvl="0">
       <w:startOverride w:val="1"/>
     </w:lvlOverride>
@@ -22397,36 +22817,6 @@
     </w:lvlOverride>
   </w:num>
   <w:num w:numId="1018">
-    <w:abstractNumId w:val="994112"/>
-    <w:lvlOverride w:ilvl="0">
-      <w:startOverride w:val="12"/>
-    </w:lvlOverride>
-    <w:lvlOverride w:ilvl="1">
-      <w:startOverride w:val="12"/>
-    </w:lvlOverride>
-    <w:lvlOverride w:ilvl="2">
-      <w:startOverride w:val="12"/>
-    </w:lvlOverride>
-    <w:lvlOverride w:ilvl="3">
-      <w:startOverride w:val="12"/>
-    </w:lvlOverride>
-    <w:lvlOverride w:ilvl="4">
-      <w:startOverride w:val="12"/>
-    </w:lvlOverride>
-    <w:lvlOverride w:ilvl="5">
-      <w:startOverride w:val="12"/>
-    </w:lvlOverride>
-    <w:lvlOverride w:ilvl="6">
-      <w:startOverride w:val="12"/>
-    </w:lvlOverride>
-    <w:lvlOverride w:ilvl="7">
-      <w:startOverride w:val="12"/>
-    </w:lvlOverride>
-    <w:lvlOverride w:ilvl="8">
-      <w:startOverride w:val="12"/>
-    </w:lvlOverride>
-  </w:num>
-  <w:num w:numId="1019">
     <w:abstractNumId w:val="99431"/>
     <w:lvlOverride w:ilvl="0">
       <w:startOverride w:val="1"/>
@@ -22456,37 +22846,7 @@
       <w:startOverride w:val="1"/>
     </w:lvlOverride>
   </w:num>
-  <w:num w:numId="1020">
-    <w:abstractNumId w:val="99431"/>
-    <w:lvlOverride w:ilvl="0">
-      <w:startOverride w:val="1"/>
-    </w:lvlOverride>
-    <w:lvlOverride w:ilvl="1">
-      <w:startOverride w:val="1"/>
-    </w:lvlOverride>
-    <w:lvlOverride w:ilvl="2">
-      <w:startOverride w:val="1"/>
-    </w:lvlOverride>
-    <w:lvlOverride w:ilvl="3">
-      <w:startOverride w:val="1"/>
-    </w:lvlOverride>
-    <w:lvlOverride w:ilvl="4">
-      <w:startOverride w:val="1"/>
-    </w:lvlOverride>
-    <w:lvlOverride w:ilvl="5">
-      <w:startOverride w:val="1"/>
-    </w:lvlOverride>
-    <w:lvlOverride w:ilvl="6">
-      <w:startOverride w:val="1"/>
-    </w:lvlOverride>
-    <w:lvlOverride w:ilvl="7">
-      <w:startOverride w:val="1"/>
-    </w:lvlOverride>
-    <w:lvlOverride w:ilvl="8">
-      <w:startOverride w:val="1"/>
-    </w:lvlOverride>
-  </w:num>
-  <w:num w:numId="1021">
+  <w:num w:numId="1019">
     <w:abstractNumId w:val="99431"/>
     <w:lvlOverride w:ilvl="0">
       <w:startOverride w:val="1"/>

--- a/00-首页/题组Word/第一轮·综合套卷/第一轮综合卷02-学生版.docx
+++ b/00-首页/题组Word/第一轮·综合套卷/第一轮综合卷02-学生版.docx
@@ -189,14 +189,14 @@
         </w:rPr>
         <w:drawing>
           <wp:inline>
-            <wp:extent cx="3240000" cy="4584609"/>
+            <wp:extent cx="3600000" cy="2387124"/>
             <wp:effectExtent b="0" l="0" r="0" t="0"/>
             <wp:docPr descr="" title="" id="10" name="Picture"/>
             <a:graphic>
               <a:graphicData uri="http://schemas.openxmlformats.org/drawingml/2006/picture">
                 <pic:pic>
                   <pic:nvPicPr>
-                    <pic:cNvPr descr="2023-浙江预赛_p09.png" id="11" name="Picture"/>
+                    <pic:cNvPr descr="06-外部资料导入/真题/省预赛/裁剪图/2023-浙江预赛_q43.png" id="11" name="Picture"/>
                     <pic:cNvPicPr>
                       <a:picLocks noChangeArrowheads="1" noChangeAspect="1"/>
                     </pic:cNvPicPr>
@@ -210,7 +210,7 @@
                   <pic:spPr bwMode="auto">
                     <a:xfrm>
                       <a:off x="0" y="0"/>
-                      <a:ext cx="3240000" cy="4584609"/>
+                      <a:ext cx="3600000" cy="2387124"/>
                     </a:xfrm>
                     <a:prstGeom prst="rect">
                       <a:avLst/>
@@ -1089,7 +1089,6 @@
     </w:p>
     <w:p>
       <w:pPr>
-        <w:pStyle w:val="Compact"/>
         <w:numPr>
           <w:ilvl w:val="0"/>
           <w:numId w:val="1005"/>
@@ -1317,53 +1316,6 @@
         </w:rPr>
         <w:t xml:space="preserve">A. m-n B. m-3n C. n-m D. 3n-m</w:t>
       </w:r>
-    </w:p>
-    <w:p>
-      <w:pPr>
-        <w:pStyle w:val="FirstParagraph"/>
-      </w:pPr>
-      <w:r>
-        <w:rPr>
-          <w:rFonts w:ascii="Times New Roman" w:hAnsi="Times New Roman" w:eastAsia="Times New Roman" w:cs="Times New Roman"/>
-        </w:rPr>
-        <w:t xml:space="preserve">used_in:</w:t>
-      </w:r>
-      <w:r>
-        <w:rPr>
-          <w:rFonts w:ascii="Times New Roman" w:hAnsi="Times New Roman" w:eastAsia="Times New Roman" w:cs="Times New Roman"/>
-        </w:rPr>
-        <w:t xml:space="preserve"> </w:t>
-      </w:r>
-      <w:r>
-        <w:rPr>
-          <w:rFonts w:hint="eastAsia" w:ascii="Times New Roman" w:hAnsi="Times New Roman" w:eastAsia="Times New Roman" w:cs="Times New Roman"/>
-        </w:rPr>
-        <w:t>“</w:t>
-      </w:r>
-      <w:r>
-        <w:rPr>
-          <w:rFonts w:hint="eastAsia" w:ascii="Times New Roman" w:hAnsi="Times New Roman" w:eastAsia="FangSong" w:cs="Times New Roman"/>
-        </w:rPr>
-        <w:t>第二轮习题集</w:t>
-      </w:r>
-      <w:r>
-        <w:rPr>
-          <w:rFonts w:hint="eastAsia" w:ascii="Times New Roman" w:hAnsi="Times New Roman" w:eastAsia="Times New Roman" w:cs="Times New Roman"/>
-        </w:rPr>
-        <w:t>-</w:t>
-      </w:r>
-      <w:r>
-        <w:rPr>
-          <w:rFonts w:hint="eastAsia" w:ascii="Times New Roman" w:hAnsi="Times New Roman" w:eastAsia="FangSong" w:cs="Times New Roman"/>
-        </w:rPr>
-        <w:t>化学原理</w:t>
-      </w:r>
-      <w:r>
-        <w:rPr>
-          <w:rFonts w:hint="eastAsia" w:ascii="Times New Roman" w:hAnsi="Times New Roman" w:eastAsia="Times New Roman" w:cs="Times New Roman"/>
-        </w:rPr>
-        <w:t>I”</w:t>
-      </w:r>
       <w:r>
         <w:rPr>
           <w:rFonts w:ascii="Times New Roman" w:hAnsi="Times New Roman" w:eastAsia="Times New Roman" w:cs="Times New Roman"/>
@@ -1413,10 +1365,9 @@
     </w:p>
     <w:p>
       <w:pPr>
-        <w:pStyle w:val="Compact"/>
         <w:numPr>
           <w:ilvl w:val="0"/>
-          <w:numId w:val="1006"/>
+          <w:numId w:val="1005"/>
         </w:numPr>
       </w:pPr>
       <w:r>
@@ -2270,14 +2221,14 @@
         </w:rPr>
         <w:drawing>
           <wp:inline>
-            <wp:extent cx="3240000" cy="4584609"/>
+            <wp:extent cx="2876550" cy="2743200"/>
             <wp:effectExtent b="0" l="0" r="0" t="0"/>
             <wp:docPr descr="" title="" id="19" name="Picture"/>
             <a:graphic>
               <a:graphicData uri="http://schemas.openxmlformats.org/drawingml/2006/picture">
                 <pic:pic>
                   <pic:nvPicPr>
-                    <pic:cNvPr descr="2021-浙江预赛_p12.png" id="20" name="Picture"/>
+                    <pic:cNvPr descr="06-外部资料导入/真题/省预赛/裁剪图/2021-浙江预赛_q61.png" id="20" name="Picture"/>
                     <pic:cNvPicPr>
                       <a:picLocks noChangeArrowheads="1" noChangeAspect="1"/>
                     </pic:cNvPicPr>
@@ -2291,7 +2242,7 @@
                   <pic:spPr bwMode="auto">
                     <a:xfrm>
                       <a:off x="0" y="0"/>
-                      <a:ext cx="3240000" cy="4584609"/>
+                      <a:ext cx="2876550" cy="2743200"/>
                     </a:xfrm>
                     <a:prstGeom prst="rect">
                       <a:avLst/>
@@ -2315,7 +2266,7 @@
         <w:pStyle w:val="Compact"/>
         <w:numPr>
           <w:ilvl w:val="0"/>
-          <w:numId w:val="1007"/>
+          <w:numId w:val="1006"/>
         </w:numPr>
       </w:pPr>
       <w:r>
@@ -2336,7 +2287,7 @@
         <w:pStyle w:val="Compact"/>
         <w:numPr>
           <w:ilvl w:val="0"/>
-          <w:numId w:val="1007"/>
+          <w:numId w:val="1006"/>
         </w:numPr>
       </w:pPr>
       <w:r>
@@ -2363,7 +2314,7 @@
         <w:pStyle w:val="Compact"/>
         <w:numPr>
           <w:ilvl w:val="0"/>
-          <w:numId w:val="1007"/>
+          <w:numId w:val="1006"/>
         </w:numPr>
       </w:pPr>
       <w:r>
@@ -2384,7 +2335,7 @@
         <w:pStyle w:val="Compact"/>
         <w:numPr>
           <w:ilvl w:val="0"/>
-          <w:numId w:val="1007"/>
+          <w:numId w:val="1006"/>
         </w:numPr>
       </w:pPr>
       <w:r>
@@ -4349,7 +4300,7 @@
         <w:pStyle w:val="Compact"/>
         <w:numPr>
           <w:ilvl w:val="0"/>
-          <w:numId w:val="1008"/>
+          <w:numId w:val="1007"/>
         </w:numPr>
       </w:pPr>
       <w:r>
@@ -4386,6 +4337,214 @@
     <w:p>
       <w:pPr>
         <w:pStyle w:val="Compact"/>
+        <w:numPr>
+          <w:ilvl w:val="0"/>
+          <w:numId w:val="1007"/>
+        </w:numPr>
+      </w:pPr>
+      <w:r>
+        <w:rPr>
+          <w:rFonts w:hint="eastAsia" w:ascii="Times New Roman" w:hAnsi="Times New Roman" w:eastAsia="FangSong" w:cs="Times New Roman"/>
+        </w:rPr>
+        <w:t>硫离子作立方最密堆积</w:t>
+      </w:r>
+      <w:r>
+        <w:rPr>
+          <w:rFonts w:hint="eastAsia" w:ascii="Times New Roman" w:hAnsi="Times New Roman" w:eastAsia="Times New Roman" w:cs="Times New Roman"/>
+        </w:rPr>
+        <w:t>，</w:t>
+      </w:r>
+      <w:r>
+        <w:rPr>
+          <w:rFonts w:hint="eastAsia" w:ascii="Times New Roman" w:hAnsi="Times New Roman" w:eastAsia="FangSong" w:cs="Times New Roman"/>
+        </w:rPr>
+        <w:t>阳离子占据一半的四面体空隙</w:t>
+      </w:r>
+      <w:r>
+        <w:rPr>
+          <w:rFonts w:hint="eastAsia" w:ascii="Times New Roman" w:hAnsi="Times New Roman" w:eastAsia="Times New Roman" w:cs="Times New Roman"/>
+        </w:rPr>
+        <w:t>。</w:t>
+      </w:r>
+      <w:r>
+        <w:rPr>
+          <w:rFonts w:ascii="Times New Roman" w:hAnsi="Times New Roman" w:eastAsia="Times New Roman" w:cs="Times New Roman"/>
+        </w:rPr>
+        <w:br/>
+      </w:r>
+    </w:p>
+    <w:p>
+      <w:pPr>
+        <w:pStyle w:val="Compact"/>
+        <w:numPr>
+          <w:ilvl w:val="0"/>
+          <w:numId w:val="1007"/>
+        </w:numPr>
+      </w:pPr>
+      <w:r>
+        <w:rPr>
+          <w:rFonts w:hint="eastAsia" w:ascii="Times New Roman" w:hAnsi="Times New Roman" w:eastAsia="FangSong" w:cs="Times New Roman"/>
+        </w:rPr>
+        <w:t>硫离子作立方最密堆积</w:t>
+      </w:r>
+      <w:r>
+        <w:rPr>
+          <w:rFonts w:hint="eastAsia" w:ascii="Times New Roman" w:hAnsi="Times New Roman" w:eastAsia="Times New Roman" w:cs="Times New Roman"/>
+        </w:rPr>
+        <w:t>，</w:t>
+      </w:r>
+      <w:r>
+        <w:rPr>
+          <w:rFonts w:hint="eastAsia" w:ascii="Times New Roman" w:hAnsi="Times New Roman" w:eastAsia="FangSong" w:cs="Times New Roman"/>
+        </w:rPr>
+        <w:t>阳离子占据全部的八面体空隙</w:t>
+      </w:r>
+      <w:r>
+        <w:rPr>
+          <w:rFonts w:hint="eastAsia" w:ascii="Times New Roman" w:hAnsi="Times New Roman" w:eastAsia="Times New Roman" w:cs="Times New Roman"/>
+        </w:rPr>
+        <w:t>。</w:t>
+      </w:r>
+      <w:r>
+        <w:rPr>
+          <w:rFonts w:ascii="Times New Roman" w:hAnsi="Times New Roman" w:eastAsia="Times New Roman" w:cs="Times New Roman"/>
+        </w:rPr>
+        <w:br/>
+      </w:r>
+    </w:p>
+    <w:p>
+      <w:pPr>
+        <w:pStyle w:val="Compact"/>
+        <w:numPr>
+          <w:ilvl w:val="0"/>
+          <w:numId w:val="1007"/>
+        </w:numPr>
+      </w:pPr>
+      <w:r>
+        <w:rPr>
+          <w:rFonts w:hint="eastAsia" w:ascii="Times New Roman" w:hAnsi="Times New Roman" w:eastAsia="FangSong" w:cs="Times New Roman"/>
+        </w:rPr>
+        <w:t>硫离子作立方最密堆积</w:t>
+      </w:r>
+      <w:r>
+        <w:rPr>
+          <w:rFonts w:hint="eastAsia" w:ascii="Times New Roman" w:hAnsi="Times New Roman" w:eastAsia="Times New Roman" w:cs="Times New Roman"/>
+        </w:rPr>
+        <w:t>，</w:t>
+      </w:r>
+      <w:r>
+        <w:rPr>
+          <w:rFonts w:hint="eastAsia" w:ascii="Times New Roman" w:hAnsi="Times New Roman" w:eastAsia="FangSong" w:cs="Times New Roman"/>
+        </w:rPr>
+        <w:t>阳离子占据全部的四面体空隙</w:t>
+      </w:r>
+      <w:r>
+        <w:rPr>
+          <w:rFonts w:hint="eastAsia" w:ascii="Times New Roman" w:hAnsi="Times New Roman" w:eastAsia="Times New Roman" w:cs="Times New Roman"/>
+        </w:rPr>
+        <w:t>。</w:t>
+      </w:r>
+    </w:p>
+    <w:p>
+      <w:pPr>
+        <w:spacing w:before="160" w:after="80"/>
+      </w:pPr>
+      <w:r>
+        <w:pict>
+          <v:rect style="width:0;height:1.5pt" o:hralign="center" o:hrstd="t" o:hr="t"/>
+        </w:pict>
+      </w:r>
+    </w:p>
+    <w:p>
+      <w:pPr>
+        <w:spacing w:before="160" w:after="80"/>
+      </w:pPr>
+      <w:r>
+        <w:pict>
+          <v:rect style="width:0;height:1.5pt" o:hralign="center" o:hrstd="t" o:hr="t"/>
+        </w:pict>
+      </w:r>
+    </w:p>
+    <w:bookmarkEnd w:id="28"/>
+    <w:bookmarkStart w:id="29" w:name="第12题"/>
+    <w:p>
+      <w:pPr>
+        <w:pStyle w:val="Heading3"/>
+        <w:spacing w:before="280" w:after="120"/>
+      </w:pPr>
+      <w:r>
+        <w:rPr>
+          <w:rFonts w:hint="eastAsia" w:ascii="Times New Roman" w:hAnsi="Times New Roman" w:eastAsia="SimHei" w:cs="Times New Roman"/>
+        </w:rPr>
+        <w:t>第</w:t>
+      </w:r>
+      <w:r>
+        <w:rPr>
+          <w:rFonts w:hint="eastAsia" w:ascii="Times New Roman" w:hAnsi="Times New Roman" w:eastAsia="Times New Roman" w:cs="Times New Roman"/>
+        </w:rPr>
+        <w:t>12</w:t>
+      </w:r>
+      <w:r>
+        <w:rPr>
+          <w:rFonts w:hint="eastAsia" w:ascii="Times New Roman" w:hAnsi="Times New Roman" w:eastAsia="SimHei" w:cs="Times New Roman"/>
+        </w:rPr>
+        <w:t>题</w:t>
+      </w:r>
+    </w:p>
+    <w:p>
+      <w:pPr>
+        <w:spacing w:before="160" w:after="80"/>
+      </w:pPr>
+      <w:r>
+        <w:pict>
+          <v:rect style="width:0;height:1.5pt" o:hralign="center" o:hrstd="t" o:hr="t"/>
+        </w:pict>
+      </w:r>
+    </w:p>
+    <w:p>
+      <w:pPr>
+        <w:pStyle w:val="FirstParagraph"/>
+      </w:pPr>
+      <w:r>
+        <w:rPr>
+          <w:rFonts w:ascii="Times New Roman" w:hAnsi="Times New Roman" w:eastAsia="Times New Roman" w:cs="Times New Roman"/>
+          <w:b/>
+          <w:bCs/>
+        </w:rPr>
+        <w:t xml:space="preserve">·</w:t>
+      </w:r>
+      <w:r>
+        <w:rPr>
+          <w:rFonts w:ascii="Times New Roman" w:hAnsi="Times New Roman" w:eastAsia="Times New Roman" w:cs="Times New Roman"/>
+        </w:rPr>
+        <w:t xml:space="preserve"> </w:t>
+      </w:r>
+      <w:r>
+        <w:rPr>
+          <w:rFonts w:hint="eastAsia" w:ascii="Times New Roman" w:hAnsi="Times New Roman" w:eastAsia="FangSong" w:cs="Times New Roman"/>
+        </w:rPr>
+        <w:t xml:space="preserve">题目</w:t>
+      </w:r>
+    </w:p>
+    <w:p>
+      <w:pPr>
+        <w:pStyle w:val="BodyText"/>
+      </w:pPr>
+      <w:r>
+        <w:rPr>
+          <w:rFonts w:hint="eastAsia" w:ascii="Times New Roman" w:hAnsi="Times New Roman" w:eastAsia="FangSong" w:cs="Times New Roman"/>
+        </w:rPr>
+        <w:t>回答下列问题</w:t>
+      </w:r>
+      <w:r>
+        <w:rPr>
+          <w:rFonts w:hint="eastAsia" w:ascii="Times New Roman" w:hAnsi="Times New Roman" w:eastAsia="Times New Roman" w:cs="Times New Roman"/>
+        </w:rPr>
+        <w:t>。</w:t>
+      </w:r>
+    </w:p>
+    <w:p>
+      <w:pPr>
         <w:numPr>
           <w:ilvl w:val="0"/>
           <w:numId w:val="1008"/>
@@ -4395,7 +4554,19 @@
         <w:rPr>
           <w:rFonts w:hint="eastAsia" w:ascii="Times New Roman" w:hAnsi="Times New Roman" w:eastAsia="FangSong" w:cs="Times New Roman"/>
         </w:rPr>
-        <w:t>硫离子作立方最密堆积</w:t>
+        <w:t>氟化氢和氯化氢可以由氟化钙</w:t>
+      </w:r>
+      <w:r>
+        <w:rPr>
+          <w:rFonts w:hint="eastAsia" w:ascii="Times New Roman" w:hAnsi="Times New Roman" w:eastAsia="Times New Roman" w:cs="Times New Roman"/>
+        </w:rPr>
+        <w:t>、</w:t>
+      </w:r>
+      <w:r>
+        <w:rPr>
+          <w:rFonts w:hint="eastAsia" w:ascii="Times New Roman" w:hAnsi="Times New Roman" w:eastAsia="FangSong" w:cs="Times New Roman"/>
+        </w:rPr>
+        <w:t>氯化钠分别与浓硫酸反应制得</w:t>
       </w:r>
       <w:r>
         <w:rPr>
@@ -4407,24 +4578,41 @@
         <w:rPr>
           <w:rFonts w:hint="eastAsia" w:ascii="Times New Roman" w:hAnsi="Times New Roman" w:eastAsia="FangSong" w:cs="Times New Roman"/>
         </w:rPr>
-        <w:t>阳离子占据一半的四面体空隙</w:t>
-      </w:r>
-      <w:r>
-        <w:rPr>
-          <w:rFonts w:hint="eastAsia" w:ascii="Times New Roman" w:hAnsi="Times New Roman" w:eastAsia="Times New Roman" w:cs="Times New Roman"/>
-        </w:rPr>
-        <w:t>。</w:t>
-      </w:r>
-      <w:r>
-        <w:rPr>
-          <w:rFonts w:ascii="Times New Roman" w:hAnsi="Times New Roman" w:eastAsia="Times New Roman" w:cs="Times New Roman"/>
-        </w:rPr>
-        <w:br/>
+        <w:t>但溴化氢</w:t>
+      </w:r>
+      <w:r>
+        <w:rPr>
+          <w:rFonts w:hint="eastAsia" w:ascii="Times New Roman" w:hAnsi="Times New Roman" w:eastAsia="Times New Roman" w:cs="Times New Roman"/>
+        </w:rPr>
+        <w:t>、</w:t>
+      </w:r>
+      <w:r>
+        <w:rPr>
+          <w:rFonts w:hint="eastAsia" w:ascii="Times New Roman" w:hAnsi="Times New Roman" w:eastAsia="FangSong" w:cs="Times New Roman"/>
+        </w:rPr>
+        <w:t>碘化氢却无法如此制备</w:t>
+      </w:r>
+      <w:r>
+        <w:rPr>
+          <w:rFonts w:hint="eastAsia" w:ascii="Times New Roman" w:hAnsi="Times New Roman" w:eastAsia="Times New Roman" w:cs="Times New Roman"/>
+        </w:rPr>
+        <w:t>，</w:t>
+      </w:r>
+      <w:r>
+        <w:rPr>
+          <w:rFonts w:hint="eastAsia" w:ascii="Times New Roman" w:hAnsi="Times New Roman" w:eastAsia="FangSong" w:cs="Times New Roman"/>
+        </w:rPr>
+        <w:t>为什么</w:t>
+      </w:r>
+      <w:r>
+        <w:rPr>
+          <w:rFonts w:hint="eastAsia" w:ascii="Times New Roman" w:hAnsi="Times New Roman" w:eastAsia="Times New Roman" w:cs="Times New Roman"/>
+        </w:rPr>
+        <w:t>？</w:t>
       </w:r>
     </w:p>
     <w:p>
       <w:pPr>
-        <w:pStyle w:val="Compact"/>
         <w:numPr>
           <w:ilvl w:val="0"/>
           <w:numId w:val="1008"/>
@@ -4434,7 +4622,7 @@
         <w:rPr>
           <w:rFonts w:hint="eastAsia" w:ascii="Times New Roman" w:hAnsi="Times New Roman" w:eastAsia="FangSong" w:cs="Times New Roman"/>
         </w:rPr>
-        <w:t>硫离子作立方最密堆积</w:t>
+        <w:t>硫离子为无色离子</w:t>
       </w:r>
       <w:r>
         <w:rPr>
@@ -4446,269 +4634,32 @@
         <w:rPr>
           <w:rFonts w:hint="eastAsia" w:ascii="Times New Roman" w:hAnsi="Times New Roman" w:eastAsia="FangSong" w:cs="Times New Roman"/>
         </w:rPr>
-        <w:t>阳离子占据全部的八面体空隙</w:t>
+        <w:t>但在空气中久置的硫化钠溶液会变为深红色</w:t>
+      </w:r>
+      <w:r>
+        <w:rPr>
+          <w:rFonts w:hint="eastAsia" w:ascii="Times New Roman" w:hAnsi="Times New Roman" w:eastAsia="Times New Roman" w:cs="Times New Roman"/>
+        </w:rPr>
+        <w:t>，</w:t>
+      </w:r>
+      <w:r>
+        <w:rPr>
+          <w:rFonts w:hint="eastAsia" w:ascii="Times New Roman" w:hAnsi="Times New Roman" w:eastAsia="FangSong" w:cs="Times New Roman"/>
+        </w:rPr>
+        <w:t>请解释原因</w:t>
       </w:r>
       <w:r>
         <w:rPr>
           <w:rFonts w:hint="eastAsia" w:ascii="Times New Roman" w:hAnsi="Times New Roman" w:eastAsia="Times New Roman" w:cs="Times New Roman"/>
         </w:rPr>
         <w:t>。</w:t>
-      </w:r>
-      <w:r>
-        <w:rPr>
-          <w:rFonts w:ascii="Times New Roman" w:hAnsi="Times New Roman" w:eastAsia="Times New Roman" w:cs="Times New Roman"/>
-        </w:rPr>
-        <w:br/>
       </w:r>
     </w:p>
     <w:p>
       <w:pPr>
-        <w:pStyle w:val="Compact"/>
         <w:numPr>
           <w:ilvl w:val="0"/>
           <w:numId w:val="1008"/>
-        </w:numPr>
-      </w:pPr>
-      <w:r>
-        <w:rPr>
-          <w:rFonts w:hint="eastAsia" w:ascii="Times New Roman" w:hAnsi="Times New Roman" w:eastAsia="FangSong" w:cs="Times New Roman"/>
-        </w:rPr>
-        <w:t>硫离子作立方最密堆积</w:t>
-      </w:r>
-      <w:r>
-        <w:rPr>
-          <w:rFonts w:hint="eastAsia" w:ascii="Times New Roman" w:hAnsi="Times New Roman" w:eastAsia="Times New Roman" w:cs="Times New Roman"/>
-        </w:rPr>
-        <w:t>，</w:t>
-      </w:r>
-      <w:r>
-        <w:rPr>
-          <w:rFonts w:hint="eastAsia" w:ascii="Times New Roman" w:hAnsi="Times New Roman" w:eastAsia="FangSong" w:cs="Times New Roman"/>
-        </w:rPr>
-        <w:t>阳离子占据全部的四面体空隙</w:t>
-      </w:r>
-      <w:r>
-        <w:rPr>
-          <w:rFonts w:hint="eastAsia" w:ascii="Times New Roman" w:hAnsi="Times New Roman" w:eastAsia="Times New Roman" w:cs="Times New Roman"/>
-        </w:rPr>
-        <w:t>。</w:t>
-      </w:r>
-    </w:p>
-    <w:p>
-      <w:pPr>
-        <w:spacing w:before="160" w:after="80"/>
-      </w:pPr>
-      <w:r>
-        <w:pict>
-          <v:rect style="width:0;height:1.5pt" o:hralign="center" o:hrstd="t" o:hr="t"/>
-        </w:pict>
-      </w:r>
-    </w:p>
-    <w:p>
-      <w:pPr>
-        <w:spacing w:before="160" w:after="80"/>
-      </w:pPr>
-      <w:r>
-        <w:pict>
-          <v:rect style="width:0;height:1.5pt" o:hralign="center" o:hrstd="t" o:hr="t"/>
-        </w:pict>
-      </w:r>
-    </w:p>
-    <w:bookmarkEnd w:id="28"/>
-    <w:bookmarkStart w:id="29" w:name="第12题"/>
-    <w:p>
-      <w:pPr>
-        <w:pStyle w:val="Heading3"/>
-        <w:spacing w:before="280" w:after="120"/>
-      </w:pPr>
-      <w:r>
-        <w:rPr>
-          <w:rFonts w:hint="eastAsia" w:ascii="Times New Roman" w:hAnsi="Times New Roman" w:eastAsia="SimHei" w:cs="Times New Roman"/>
-        </w:rPr>
-        <w:t>第</w:t>
-      </w:r>
-      <w:r>
-        <w:rPr>
-          <w:rFonts w:hint="eastAsia" w:ascii="Times New Roman" w:hAnsi="Times New Roman" w:eastAsia="Times New Roman" w:cs="Times New Roman"/>
-        </w:rPr>
-        <w:t>12</w:t>
-      </w:r>
-      <w:r>
-        <w:rPr>
-          <w:rFonts w:hint="eastAsia" w:ascii="Times New Roman" w:hAnsi="Times New Roman" w:eastAsia="SimHei" w:cs="Times New Roman"/>
-        </w:rPr>
-        <w:t>题</w:t>
-      </w:r>
-    </w:p>
-    <w:p>
-      <w:pPr>
-        <w:spacing w:before="160" w:after="80"/>
-      </w:pPr>
-      <w:r>
-        <w:pict>
-          <v:rect style="width:0;height:1.5pt" o:hralign="center" o:hrstd="t" o:hr="t"/>
-        </w:pict>
-      </w:r>
-    </w:p>
-    <w:p>
-      <w:pPr>
-        <w:pStyle w:val="FirstParagraph"/>
-      </w:pPr>
-      <w:r>
-        <w:rPr>
-          <w:rFonts w:ascii="Times New Roman" w:hAnsi="Times New Roman" w:eastAsia="Times New Roman" w:cs="Times New Roman"/>
-          <w:b/>
-          <w:bCs/>
-        </w:rPr>
-        <w:t xml:space="preserve">·</w:t>
-      </w:r>
-      <w:r>
-        <w:rPr>
-          <w:rFonts w:ascii="Times New Roman" w:hAnsi="Times New Roman" w:eastAsia="Times New Roman" w:cs="Times New Roman"/>
-        </w:rPr>
-        <w:t xml:space="preserve"> </w:t>
-      </w:r>
-      <w:r>
-        <w:rPr>
-          <w:rFonts w:hint="eastAsia" w:ascii="Times New Roman" w:hAnsi="Times New Roman" w:eastAsia="FangSong" w:cs="Times New Roman"/>
-        </w:rPr>
-        <w:t xml:space="preserve">题目</w:t>
-      </w:r>
-    </w:p>
-    <w:p>
-      <w:pPr>
-        <w:pStyle w:val="BodyText"/>
-      </w:pPr>
-      <w:r>
-        <w:rPr>
-          <w:rFonts w:hint="eastAsia" w:ascii="Times New Roman" w:hAnsi="Times New Roman" w:eastAsia="FangSong" w:cs="Times New Roman"/>
-        </w:rPr>
-        <w:t>回答下列问题</w:t>
-      </w:r>
-      <w:r>
-        <w:rPr>
-          <w:rFonts w:hint="eastAsia" w:ascii="Times New Roman" w:hAnsi="Times New Roman" w:eastAsia="Times New Roman" w:cs="Times New Roman"/>
-        </w:rPr>
-        <w:t>。</w:t>
-      </w:r>
-    </w:p>
-    <w:p>
-      <w:pPr>
-        <w:numPr>
-          <w:ilvl w:val="0"/>
-          <w:numId w:val="1009"/>
-        </w:numPr>
-      </w:pPr>
-      <w:r>
-        <w:rPr>
-          <w:rFonts w:hint="eastAsia" w:ascii="Times New Roman" w:hAnsi="Times New Roman" w:eastAsia="FangSong" w:cs="Times New Roman"/>
-        </w:rPr>
-        <w:t>氟化氢和氯化氢可以由氟化钙</w:t>
-      </w:r>
-      <w:r>
-        <w:rPr>
-          <w:rFonts w:hint="eastAsia" w:ascii="Times New Roman" w:hAnsi="Times New Roman" w:eastAsia="Times New Roman" w:cs="Times New Roman"/>
-        </w:rPr>
-        <w:t>、</w:t>
-      </w:r>
-      <w:r>
-        <w:rPr>
-          <w:rFonts w:hint="eastAsia" w:ascii="Times New Roman" w:hAnsi="Times New Roman" w:eastAsia="FangSong" w:cs="Times New Roman"/>
-        </w:rPr>
-        <w:t>氯化钠分别与浓硫酸反应制得</w:t>
-      </w:r>
-      <w:r>
-        <w:rPr>
-          <w:rFonts w:hint="eastAsia" w:ascii="Times New Roman" w:hAnsi="Times New Roman" w:eastAsia="Times New Roman" w:cs="Times New Roman"/>
-        </w:rPr>
-        <w:t>，</w:t>
-      </w:r>
-      <w:r>
-        <w:rPr>
-          <w:rFonts w:hint="eastAsia" w:ascii="Times New Roman" w:hAnsi="Times New Roman" w:eastAsia="FangSong" w:cs="Times New Roman"/>
-        </w:rPr>
-        <w:t>但溴化氢</w:t>
-      </w:r>
-      <w:r>
-        <w:rPr>
-          <w:rFonts w:hint="eastAsia" w:ascii="Times New Roman" w:hAnsi="Times New Roman" w:eastAsia="Times New Roman" w:cs="Times New Roman"/>
-        </w:rPr>
-        <w:t>、</w:t>
-      </w:r>
-      <w:r>
-        <w:rPr>
-          <w:rFonts w:hint="eastAsia" w:ascii="Times New Roman" w:hAnsi="Times New Roman" w:eastAsia="FangSong" w:cs="Times New Roman"/>
-        </w:rPr>
-        <w:t>碘化氢却无法如此制备</w:t>
-      </w:r>
-      <w:r>
-        <w:rPr>
-          <w:rFonts w:hint="eastAsia" w:ascii="Times New Roman" w:hAnsi="Times New Roman" w:eastAsia="Times New Roman" w:cs="Times New Roman"/>
-        </w:rPr>
-        <w:t>，</w:t>
-      </w:r>
-      <w:r>
-        <w:rPr>
-          <w:rFonts w:hint="eastAsia" w:ascii="Times New Roman" w:hAnsi="Times New Roman" w:eastAsia="FangSong" w:cs="Times New Roman"/>
-        </w:rPr>
-        <w:t>为什么</w:t>
-      </w:r>
-      <w:r>
-        <w:rPr>
-          <w:rFonts w:hint="eastAsia" w:ascii="Times New Roman" w:hAnsi="Times New Roman" w:eastAsia="Times New Roman" w:cs="Times New Roman"/>
-        </w:rPr>
-        <w:t>？</w:t>
-      </w:r>
-    </w:p>
-    <w:p>
-      <w:pPr>
-        <w:numPr>
-          <w:ilvl w:val="0"/>
-          <w:numId w:val="1009"/>
-        </w:numPr>
-      </w:pPr>
-      <w:r>
-        <w:rPr>
-          <w:rFonts w:hint="eastAsia" w:ascii="Times New Roman" w:hAnsi="Times New Roman" w:eastAsia="FangSong" w:cs="Times New Roman"/>
-        </w:rPr>
-        <w:t>硫离子为无色离子</w:t>
-      </w:r>
-      <w:r>
-        <w:rPr>
-          <w:rFonts w:hint="eastAsia" w:ascii="Times New Roman" w:hAnsi="Times New Roman" w:eastAsia="Times New Roman" w:cs="Times New Roman"/>
-        </w:rPr>
-        <w:t>，</w:t>
-      </w:r>
-      <w:r>
-        <w:rPr>
-          <w:rFonts w:hint="eastAsia" w:ascii="Times New Roman" w:hAnsi="Times New Roman" w:eastAsia="FangSong" w:cs="Times New Roman"/>
-        </w:rPr>
-        <w:t>但在空气中久置的硫化钠溶液会变为深红色</w:t>
-      </w:r>
-      <w:r>
-        <w:rPr>
-          <w:rFonts w:hint="eastAsia" w:ascii="Times New Roman" w:hAnsi="Times New Roman" w:eastAsia="Times New Roman" w:cs="Times New Roman"/>
-        </w:rPr>
-        <w:t>，</w:t>
-      </w:r>
-      <w:r>
-        <w:rPr>
-          <w:rFonts w:hint="eastAsia" w:ascii="Times New Roman" w:hAnsi="Times New Roman" w:eastAsia="FangSong" w:cs="Times New Roman"/>
-        </w:rPr>
-        <w:t>请解释原因</w:t>
-      </w:r>
-      <w:r>
-        <w:rPr>
-          <w:rFonts w:hint="eastAsia" w:ascii="Times New Roman" w:hAnsi="Times New Roman" w:eastAsia="Times New Roman" w:cs="Times New Roman"/>
-        </w:rPr>
-        <w:t>。</w:t>
-      </w:r>
-    </w:p>
-    <w:p>
-      <w:pPr>
-        <w:numPr>
-          <w:ilvl w:val="0"/>
-          <w:numId w:val="1009"/>
         </w:numPr>
       </w:pPr>
       <w:r>
@@ -5427,7 +5378,7 @@
         <w:pStyle w:val="Compact"/>
         <w:numPr>
           <w:ilvl w:val="0"/>
-          <w:numId w:val="1010"/>
+          <w:numId w:val="1009"/>
         </w:numPr>
       </w:pPr>
       <w:r>
@@ -5536,7 +5487,7 @@
       <w:pPr>
         <w:numPr>
           <w:ilvl w:val="0"/>
-          <w:numId w:val="1011"/>
+          <w:numId w:val="1010"/>
         </w:numPr>
       </w:pPr>
       <w:r>
@@ -5707,7 +5658,7 @@
       <w:pPr>
         <w:numPr>
           <w:ilvl w:val="0"/>
-          <w:numId w:val="1011"/>
+          <w:numId w:val="1010"/>
         </w:numPr>
       </w:pPr>
       <m:oMath>
@@ -5933,7 +5884,7 @@
       <w:pPr>
         <w:numPr>
           <w:ilvl w:val="0"/>
-          <w:numId w:val="1011"/>
+          <w:numId w:val="1010"/>
         </w:numPr>
       </w:pPr>
       <w:r>
@@ -6353,7 +6304,7 @@
         <w:pStyle w:val="Compact"/>
         <w:numPr>
           <w:ilvl w:val="0"/>
-          <w:numId w:val="1012"/>
+          <w:numId w:val="1011"/>
         </w:numPr>
       </w:pPr>
       <w:r>
@@ -6593,7 +6544,7 @@
         <w:pStyle w:val="Compact"/>
         <w:numPr>
           <w:ilvl w:val="0"/>
-          <w:numId w:val="1012"/>
+          <w:numId w:val="1011"/>
         </w:numPr>
       </w:pPr>
       <w:r>
@@ -6880,7 +6831,7 @@
         <w:pStyle w:val="Compact"/>
         <w:numPr>
           <w:ilvl w:val="0"/>
-          <w:numId w:val="1012"/>
+          <w:numId w:val="1011"/>
         </w:numPr>
       </w:pPr>
       <w:r>
@@ -9228,7 +9179,7 @@
       <w:pPr>
         <w:numPr>
           <w:ilvl w:val="0"/>
-          <w:numId w:val="1013"/>
+          <w:numId w:val="1012"/>
         </w:numPr>
       </w:pPr>
       <w:r>
@@ -9360,7 +9311,7 @@
       <w:pPr>
         <w:numPr>
           <w:ilvl w:val="0"/>
-          <w:numId w:val="1013"/>
+          <w:numId w:val="1012"/>
         </w:numPr>
       </w:pPr>
       <w:r>
@@ -10168,7 +10119,7 @@
         <w:pStyle w:val="Compact"/>
         <w:numPr>
           <w:ilvl w:val="0"/>
-          <w:numId w:val="1014"/>
+          <w:numId w:val="1013"/>
         </w:numPr>
       </w:pPr>
       <w:r>
@@ -10278,7 +10229,7 @@
         <w:pStyle w:val="Compact"/>
         <w:numPr>
           <w:ilvl w:val="0"/>
-          <w:numId w:val="1014"/>
+          <w:numId w:val="1013"/>
         </w:numPr>
       </w:pPr>
       <w:r>
@@ -10548,7 +10499,7 @@
         <w:pStyle w:val="Compact"/>
         <w:numPr>
           <w:ilvl w:val="0"/>
-          <w:numId w:val="1014"/>
+          <w:numId w:val="1013"/>
         </w:numPr>
       </w:pPr>
       <w:r>
@@ -11470,7 +11421,7 @@
       <w:pPr>
         <w:numPr>
           <w:ilvl w:val="0"/>
-          <w:numId w:val="1015"/>
+          <w:numId w:val="1014"/>
         </w:numPr>
       </w:pPr>
       <w:r>
@@ -11852,7 +11803,7 @@
       <w:pPr>
         <w:numPr>
           <w:ilvl w:val="0"/>
-          <w:numId w:val="1015"/>
+          <w:numId w:val="1014"/>
         </w:numPr>
       </w:pPr>
       <w:r>
@@ -11884,7 +11835,7 @@
       <w:pPr>
         <w:numPr>
           <w:ilvl w:val="0"/>
-          <w:numId w:val="1015"/>
+          <w:numId w:val="1014"/>
         </w:numPr>
       </w:pPr>
       <w:r>
@@ -12473,7 +12424,7 @@
         <w:pStyle w:val="Compact"/>
         <w:numPr>
           <w:ilvl w:val="0"/>
-          <w:numId w:val="1016"/>
+          <w:numId w:val="1015"/>
         </w:numPr>
       </w:pPr>
       <w:r>
@@ -13853,7 +13804,7 @@
       <w:pPr>
         <w:numPr>
           <w:ilvl w:val="0"/>
-          <w:numId w:val="1017"/>
+          <w:numId w:val="1016"/>
         </w:numPr>
       </w:pPr>
       <w:r>
@@ -13915,7 +13866,7 @@
       <w:pPr>
         <w:numPr>
           <w:ilvl w:val="0"/>
-          <w:numId w:val="1017"/>
+          <w:numId w:val="1016"/>
         </w:numPr>
       </w:pPr>
       <w:r>
@@ -13947,7 +13898,7 @@
       <w:pPr>
         <w:numPr>
           <w:ilvl w:val="0"/>
-          <w:numId w:val="1017"/>
+          <w:numId w:val="1016"/>
         </w:numPr>
       </w:pPr>
       <w:r>
@@ -20336,7 +20287,7 @@
       <w:pPr>
         <w:numPr>
           <w:ilvl w:val="0"/>
-          <w:numId w:val="1018"/>
+          <w:numId w:val="1017"/>
         </w:numPr>
       </w:pPr>
       <m:oMath>
@@ -20541,7 +20492,7 @@
       <w:pPr>
         <w:numPr>
           <w:ilvl w:val="0"/>
-          <w:numId w:val="1018"/>
+          <w:numId w:val="1017"/>
         </w:numPr>
       </w:pPr>
       <m:oMath>
@@ -20746,7 +20697,7 @@
       <w:pPr>
         <w:numPr>
           <w:ilvl w:val="0"/>
-          <w:numId w:val="1018"/>
+          <w:numId w:val="1017"/>
         </w:numPr>
       </w:pPr>
       <m:oMath>
@@ -20975,7 +20926,7 @@
       <w:pPr>
         <w:numPr>
           <w:ilvl w:val="0"/>
-          <w:numId w:val="1018"/>
+          <w:numId w:val="1017"/>
         </w:numPr>
       </w:pPr>
       <m:oMath>
@@ -21661,7 +21612,7 @@
       <w:pPr>
         <w:numPr>
           <w:ilvl w:val="0"/>
-          <w:numId w:val="1019"/>
+          <w:numId w:val="1018"/>
         </w:numPr>
       </w:pPr>
       <w:r>
@@ -21693,7 +21644,7 @@
       <w:pPr>
         <w:numPr>
           <w:ilvl w:val="0"/>
-          <w:numId w:val="1019"/>
+          <w:numId w:val="1018"/>
         </w:numPr>
       </w:pPr>
       <w:r>
@@ -21791,7 +21742,7 @@
       <w:pPr>
         <w:numPr>
           <w:ilvl w:val="0"/>
-          <w:numId w:val="1019"/>
+          <w:numId w:val="1018"/>
         </w:numPr>
       </w:pPr>
       <w:r>
@@ -22210,91 +22161,6 @@
       </w:pPr>
     </w:lvl>
   </w:abstractNum>
-  <w:abstractNum w:abstractNumId="994110">
-    <w:nsid w:val="0A994110"/>
-    <w:multiLevelType w:val="multilevel"/>
-    <w:lvl w:ilvl="0">
-      <w:start w:val="10"/>
-      <w:numFmt w:val="decimal"/>
-      <w:lvlText w:val="%1."/>
-      <w:lvlJc w:val="left"/>
-      <w:pPr>
-        <w:ind w:left="720" w:hanging="360"/>
-      </w:pPr>
-    </w:lvl>
-    <w:lvl w:ilvl="1">
-      <w:start w:val="10"/>
-      <w:numFmt w:val="decimal"/>
-      <w:lvlText w:val="%2."/>
-      <w:lvlJc w:val="left"/>
-      <w:pPr>
-        <w:ind w:left="1440" w:hanging="360"/>
-      </w:pPr>
-    </w:lvl>
-    <w:lvl w:ilvl="2">
-      <w:start w:val="10"/>
-      <w:numFmt w:val="decimal"/>
-      <w:lvlText w:val="%3."/>
-      <w:lvlJc w:val="left"/>
-      <w:pPr>
-        <w:ind w:left="2160" w:hanging="360"/>
-      </w:pPr>
-    </w:lvl>
-    <w:lvl w:ilvl="3">
-      <w:start w:val="10"/>
-      <w:numFmt w:val="decimal"/>
-      <w:lvlText w:val="%4."/>
-      <w:lvlJc w:val="left"/>
-      <w:pPr>
-        <w:ind w:left="2880" w:hanging="360"/>
-      </w:pPr>
-    </w:lvl>
-    <w:lvl w:ilvl="4">
-      <w:start w:val="10"/>
-      <w:numFmt w:val="decimal"/>
-      <w:lvlText w:val="%5."/>
-      <w:lvlJc w:val="left"/>
-      <w:pPr>
-        <w:ind w:left="3600" w:hanging="360"/>
-      </w:pPr>
-    </w:lvl>
-    <w:lvl w:ilvl="5">
-      <w:start w:val="10"/>
-      <w:numFmt w:val="decimal"/>
-      <w:lvlText w:val="%6."/>
-      <w:lvlJc w:val="left"/>
-      <w:pPr>
-        <w:ind w:left="4320" w:hanging="360"/>
-      </w:pPr>
-    </w:lvl>
-    <w:lvl w:ilvl="6">
-      <w:start w:val="10"/>
-      <w:numFmt w:val="decimal"/>
-      <w:lvlText w:val="%7."/>
-      <w:lvlJc w:val="left"/>
-      <w:pPr>
-        <w:ind w:left="5040" w:hanging="360"/>
-      </w:pPr>
-    </w:lvl>
-    <w:lvl w:ilvl="7">
-      <w:start w:val="10"/>
-      <w:numFmt w:val="decimal"/>
-      <w:lvlText w:val="%8."/>
-      <w:lvlJc w:val="left"/>
-      <w:pPr>
-        <w:ind w:left="5760" w:hanging="360"/>
-      </w:pPr>
-    </w:lvl>
-    <w:lvl w:ilvl="8">
-      <w:start w:val="10"/>
-      <w:numFmt w:val="decimal"/>
-      <w:lvlText w:val="%9."/>
-      <w:lvlJc w:val="left"/>
-      <w:pPr>
-        <w:ind w:left="6480" w:hanging="360"/>
-      </w:pPr>
-    </w:lvl>
-  </w:abstractNum>
   <w:abstractNum w:abstractNumId="994112">
     <w:nsid w:val="0A994112"/>
     <w:multiLevelType w:val="multilevel"/>
@@ -22511,40 +22377,40 @@
     </w:lvlOverride>
   </w:num>
   <w:num w:numId="1006">
-    <w:abstractNumId w:val="994110"/>
-    <w:lvlOverride w:ilvl="0">
-      <w:startOverride w:val="10"/>
-    </w:lvlOverride>
-    <w:lvlOverride w:ilvl="1">
-      <w:startOverride w:val="10"/>
-    </w:lvlOverride>
-    <w:lvlOverride w:ilvl="2">
-      <w:startOverride w:val="10"/>
-    </w:lvlOverride>
-    <w:lvlOverride w:ilvl="3">
-      <w:startOverride w:val="10"/>
-    </w:lvlOverride>
-    <w:lvlOverride w:ilvl="4">
-      <w:startOverride w:val="10"/>
-    </w:lvlOverride>
-    <w:lvlOverride w:ilvl="5">
-      <w:startOverride w:val="10"/>
-    </w:lvlOverride>
-    <w:lvlOverride w:ilvl="6">
-      <w:startOverride w:val="10"/>
-    </w:lvlOverride>
-    <w:lvlOverride w:ilvl="7">
-      <w:startOverride w:val="10"/>
-    </w:lvlOverride>
-    <w:lvlOverride w:ilvl="8">
-      <w:startOverride w:val="10"/>
-    </w:lvlOverride>
+    <w:abstractNumId w:val="991"/>
   </w:num>
   <w:num w:numId="1007">
     <w:abstractNumId w:val="991"/>
   </w:num>
   <w:num w:numId="1008">
-    <w:abstractNumId w:val="991"/>
+    <w:abstractNumId w:val="99411"/>
+    <w:lvlOverride w:ilvl="0">
+      <w:startOverride w:val="1"/>
+    </w:lvlOverride>
+    <w:lvlOverride w:ilvl="1">
+      <w:startOverride w:val="1"/>
+    </w:lvlOverride>
+    <w:lvlOverride w:ilvl="2">
+      <w:startOverride w:val="1"/>
+    </w:lvlOverride>
+    <w:lvlOverride w:ilvl="3">
+      <w:startOverride w:val="1"/>
+    </w:lvlOverride>
+    <w:lvlOverride w:ilvl="4">
+      <w:startOverride w:val="1"/>
+    </w:lvlOverride>
+    <w:lvlOverride w:ilvl="5">
+      <w:startOverride w:val="1"/>
+    </w:lvlOverride>
+    <w:lvlOverride w:ilvl="6">
+      <w:startOverride w:val="1"/>
+    </w:lvlOverride>
+    <w:lvlOverride w:ilvl="7">
+      <w:startOverride w:val="1"/>
+    </w:lvlOverride>
+    <w:lvlOverride w:ilvl="8">
+      <w:startOverride w:val="1"/>
+    </w:lvlOverride>
   </w:num>
   <w:num w:numId="1009">
     <w:abstractNumId w:val="99411"/>
@@ -22727,36 +22593,6 @@
     </w:lvlOverride>
   </w:num>
   <w:num w:numId="1015">
-    <w:abstractNumId w:val="99411"/>
-    <w:lvlOverride w:ilvl="0">
-      <w:startOverride w:val="1"/>
-    </w:lvlOverride>
-    <w:lvlOverride w:ilvl="1">
-      <w:startOverride w:val="1"/>
-    </w:lvlOverride>
-    <w:lvlOverride w:ilvl="2">
-      <w:startOverride w:val="1"/>
-    </w:lvlOverride>
-    <w:lvlOverride w:ilvl="3">
-      <w:startOverride w:val="1"/>
-    </w:lvlOverride>
-    <w:lvlOverride w:ilvl="4">
-      <w:startOverride w:val="1"/>
-    </w:lvlOverride>
-    <w:lvlOverride w:ilvl="5">
-      <w:startOverride w:val="1"/>
-    </w:lvlOverride>
-    <w:lvlOverride w:ilvl="6">
-      <w:startOverride w:val="1"/>
-    </w:lvlOverride>
-    <w:lvlOverride w:ilvl="7">
-      <w:startOverride w:val="1"/>
-    </w:lvlOverride>
-    <w:lvlOverride w:ilvl="8">
-      <w:startOverride w:val="1"/>
-    </w:lvlOverride>
-  </w:num>
-  <w:num w:numId="1016">
     <w:abstractNumId w:val="994112"/>
     <w:lvlOverride w:ilvl="0">
       <w:startOverride w:val="12"/>
@@ -22784,6 +22620,36 @@
     </w:lvlOverride>
     <w:lvlOverride w:ilvl="8">
       <w:startOverride w:val="12"/>
+    </w:lvlOverride>
+  </w:num>
+  <w:num w:numId="1016">
+    <w:abstractNumId w:val="99431"/>
+    <w:lvlOverride w:ilvl="0">
+      <w:startOverride w:val="1"/>
+    </w:lvlOverride>
+    <w:lvlOverride w:ilvl="1">
+      <w:startOverride w:val="1"/>
+    </w:lvlOverride>
+    <w:lvlOverride w:ilvl="2">
+      <w:startOverride w:val="1"/>
+    </w:lvlOverride>
+    <w:lvlOverride w:ilvl="3">
+      <w:startOverride w:val="1"/>
+    </w:lvlOverride>
+    <w:lvlOverride w:ilvl="4">
+      <w:startOverride w:val="1"/>
+    </w:lvlOverride>
+    <w:lvlOverride w:ilvl="5">
+      <w:startOverride w:val="1"/>
+    </w:lvlOverride>
+    <w:lvlOverride w:ilvl="6">
+      <w:startOverride w:val="1"/>
+    </w:lvlOverride>
+    <w:lvlOverride w:ilvl="7">
+      <w:startOverride w:val="1"/>
+    </w:lvlOverride>
+    <w:lvlOverride w:ilvl="8">
+      <w:startOverride w:val="1"/>
     </w:lvlOverride>
   </w:num>
   <w:num w:numId="1017">
@@ -22817,36 +22683,6 @@
     </w:lvlOverride>
   </w:num>
   <w:num w:numId="1018">
-    <w:abstractNumId w:val="99431"/>
-    <w:lvlOverride w:ilvl="0">
-      <w:startOverride w:val="1"/>
-    </w:lvlOverride>
-    <w:lvlOverride w:ilvl="1">
-      <w:startOverride w:val="1"/>
-    </w:lvlOverride>
-    <w:lvlOverride w:ilvl="2">
-      <w:startOverride w:val="1"/>
-    </w:lvlOverride>
-    <w:lvlOverride w:ilvl="3">
-      <w:startOverride w:val="1"/>
-    </w:lvlOverride>
-    <w:lvlOverride w:ilvl="4">
-      <w:startOverride w:val="1"/>
-    </w:lvlOverride>
-    <w:lvlOverride w:ilvl="5">
-      <w:startOverride w:val="1"/>
-    </w:lvlOverride>
-    <w:lvlOverride w:ilvl="6">
-      <w:startOverride w:val="1"/>
-    </w:lvlOverride>
-    <w:lvlOverride w:ilvl="7">
-      <w:startOverride w:val="1"/>
-    </w:lvlOverride>
-    <w:lvlOverride w:ilvl="8">
-      <w:startOverride w:val="1"/>
-    </w:lvlOverride>
-  </w:num>
-  <w:num w:numId="1019">
     <w:abstractNumId w:val="99431"/>
     <w:lvlOverride w:ilvl="0">
       <w:startOverride w:val="1"/>

--- a/00-首页/题组Word/第一轮·综合套卷/第一轮综合卷02-学生版.docx
+++ b/00-首页/题组Word/第一轮·综合套卷/第一轮综合卷02-学生版.docx
@@ -5278,67 +5278,6 @@
     </w:p>
     <w:p>
       <w:pPr>
-        <w:pStyle w:val="BodyText"/>
-      </w:pPr>
-      <w:r>
-        <w:rPr>
-          <w:rFonts w:hint="eastAsia" w:ascii="Times New Roman" w:hAnsi="Times New Roman" w:eastAsia="FangSong" w:cs="Times New Roman"/>
-          <w:b/>
-          <w:bCs/>
-        </w:rPr>
-        <w:t xml:space="preserve">来源</w:t>
-      </w:r>
-      <w:r>
-        <w:rPr>
-          <w:rFonts w:hint="eastAsia" w:ascii="Times New Roman" w:hAnsi="Times New Roman" w:eastAsia="Times New Roman" w:cs="Times New Roman"/>
-        </w:rPr>
-        <w:t>：</w:t>
-      </w:r>
-      <w:r>
-        <w:rPr>
-          <w:rFonts w:hint="eastAsia" w:ascii="Times New Roman" w:hAnsi="Times New Roman" w:eastAsia="FangSong" w:cs="Times New Roman"/>
-        </w:rPr>
-        <w:t>化学竞赛初赛讲义</w:t>
-      </w:r>
-      <w:r>
-        <w:rPr>
-          <w:rFonts w:ascii="Times New Roman" w:hAnsi="Times New Roman" w:eastAsia="Times New Roman" w:cs="Times New Roman"/>
-        </w:rPr>
-        <w:t xml:space="preserve"> </w:t>
-      </w:r>
-      <w:r>
-        <w:rPr>
-          <w:rFonts w:hint="eastAsia" w:ascii="Times New Roman" w:hAnsi="Times New Roman" w:eastAsia="FangSong" w:cs="Times New Roman"/>
-        </w:rPr>
-        <w:t>第</w:t>
-      </w:r>
-      <w:r>
-        <w:rPr>
-          <w:rFonts w:hint="eastAsia" w:ascii="Times New Roman" w:hAnsi="Times New Roman" w:eastAsia="Times New Roman" w:cs="Times New Roman"/>
-        </w:rPr>
-        <w:t>4</w:t>
-      </w:r>
-      <w:r>
-        <w:rPr>
-          <w:rFonts w:hint="eastAsia" w:ascii="Times New Roman" w:hAnsi="Times New Roman" w:eastAsia="FangSong" w:cs="Times New Roman"/>
-        </w:rPr>
-        <w:t>讲</w:t>
-      </w:r>
-      <w:r>
-        <w:rPr>
-          <w:rFonts w:ascii="Times New Roman" w:hAnsi="Times New Roman" w:eastAsia="Times New Roman" w:cs="Times New Roman"/>
-        </w:rPr>
-        <w:t xml:space="preserve"> §4.2.1 </w:t>
-      </w:r>
-      <w:r>
-        <w:rPr>
-          <w:rFonts w:hint="eastAsia" w:ascii="Times New Roman" w:hAnsi="Times New Roman" w:eastAsia="FangSong" w:cs="Times New Roman"/>
-        </w:rPr>
-        <w:t xml:space="preserve">习题</w:t>
-      </w:r>
-    </w:p>
-    <w:p>
-      <w:pPr>
         <w:spacing w:before="160" w:after="80"/>
       </w:pPr>
       <w:r>
@@ -7525,67 +7464,6 @@
           <w:rFonts w:hint="eastAsia" w:ascii="Times New Roman" w:hAnsi="Times New Roman" w:eastAsia="Times New Roman" w:cs="Times New Roman"/>
         </w:rPr>
         <w:t>。</w:t>
-      </w:r>
-    </w:p>
-    <w:p>
-      <w:pPr>
-        <w:pStyle w:val="BodyText"/>
-      </w:pPr>
-      <w:r>
-        <w:rPr>
-          <w:rFonts w:hint="eastAsia" w:ascii="Times New Roman" w:hAnsi="Times New Roman" w:eastAsia="FangSong" w:cs="Times New Roman"/>
-          <w:b/>
-          <w:bCs/>
-        </w:rPr>
-        <w:t xml:space="preserve">来源</w:t>
-      </w:r>
-      <w:r>
-        <w:rPr>
-          <w:rFonts w:hint="eastAsia" w:ascii="Times New Roman" w:hAnsi="Times New Roman" w:eastAsia="Times New Roman" w:cs="Times New Roman"/>
-        </w:rPr>
-        <w:t>：</w:t>
-      </w:r>
-      <w:r>
-        <w:rPr>
-          <w:rFonts w:hint="eastAsia" w:ascii="Times New Roman" w:hAnsi="Times New Roman" w:eastAsia="FangSong" w:cs="Times New Roman"/>
-        </w:rPr>
-        <w:t>化学竞赛初赛讲义</w:t>
-      </w:r>
-      <w:r>
-        <w:rPr>
-          <w:rFonts w:ascii="Times New Roman" w:hAnsi="Times New Roman" w:eastAsia="Times New Roman" w:cs="Times New Roman"/>
-        </w:rPr>
-        <w:t xml:space="preserve"> </w:t>
-      </w:r>
-      <w:r>
-        <w:rPr>
-          <w:rFonts w:hint="eastAsia" w:ascii="Times New Roman" w:hAnsi="Times New Roman" w:eastAsia="FangSong" w:cs="Times New Roman"/>
-        </w:rPr>
-        <w:t>第</w:t>
-      </w:r>
-      <w:r>
-        <w:rPr>
-          <w:rFonts w:hint="eastAsia" w:ascii="Times New Roman" w:hAnsi="Times New Roman" w:eastAsia="Times New Roman" w:cs="Times New Roman"/>
-        </w:rPr>
-        <w:t>4</w:t>
-      </w:r>
-      <w:r>
-        <w:rPr>
-          <w:rFonts w:hint="eastAsia" w:ascii="Times New Roman" w:hAnsi="Times New Roman" w:eastAsia="FangSong" w:cs="Times New Roman"/>
-        </w:rPr>
-        <w:t>讲</w:t>
-      </w:r>
-      <w:r>
-        <w:rPr>
-          <w:rFonts w:ascii="Times New Roman" w:hAnsi="Times New Roman" w:eastAsia="Times New Roman" w:cs="Times New Roman"/>
-        </w:rPr>
-        <w:t xml:space="preserve"> §4.2.1 </w:t>
-      </w:r>
-      <w:r>
-        <w:rPr>
-          <w:rFonts w:hint="eastAsia" w:ascii="Times New Roman" w:hAnsi="Times New Roman" w:eastAsia="FangSong" w:cs="Times New Roman"/>
-        </w:rPr>
-        <w:t xml:space="preserve">习题</w:t>
       </w:r>
     </w:p>
     <w:p>
@@ -12320,67 +12198,6 @@
           <w:rFonts w:hint="eastAsia" w:ascii="Times New Roman" w:hAnsi="Times New Roman" w:eastAsia="Times New Roman" w:cs="Times New Roman"/>
         </w:rPr>
         <w:t>。</w:t>
-      </w:r>
-    </w:p>
-    <w:p>
-      <w:pPr>
-        <w:pStyle w:val="BodyText"/>
-      </w:pPr>
-      <w:r>
-        <w:rPr>
-          <w:rFonts w:hint="eastAsia" w:ascii="Times New Roman" w:hAnsi="Times New Roman" w:eastAsia="FangSong" w:cs="Times New Roman"/>
-          <w:b/>
-          <w:bCs/>
-        </w:rPr>
-        <w:t xml:space="preserve">来源</w:t>
-      </w:r>
-      <w:r>
-        <w:rPr>
-          <w:rFonts w:hint="eastAsia" w:ascii="Times New Roman" w:hAnsi="Times New Roman" w:eastAsia="Times New Roman" w:cs="Times New Roman"/>
-        </w:rPr>
-        <w:t>：</w:t>
-      </w:r>
-      <w:r>
-        <w:rPr>
-          <w:rFonts w:hint="eastAsia" w:ascii="Times New Roman" w:hAnsi="Times New Roman" w:eastAsia="FangSong" w:cs="Times New Roman"/>
-        </w:rPr>
-        <w:t>化学竞赛初赛讲义</w:t>
-      </w:r>
-      <w:r>
-        <w:rPr>
-          <w:rFonts w:ascii="Times New Roman" w:hAnsi="Times New Roman" w:eastAsia="Times New Roman" w:cs="Times New Roman"/>
-        </w:rPr>
-        <w:t xml:space="preserve"> </w:t>
-      </w:r>
-      <w:r>
-        <w:rPr>
-          <w:rFonts w:hint="eastAsia" w:ascii="Times New Roman" w:hAnsi="Times New Roman" w:eastAsia="FangSong" w:cs="Times New Roman"/>
-        </w:rPr>
-        <w:t>第</w:t>
-      </w:r>
-      <w:r>
-        <w:rPr>
-          <w:rFonts w:hint="eastAsia" w:ascii="Times New Roman" w:hAnsi="Times New Roman" w:eastAsia="Times New Roman" w:cs="Times New Roman"/>
-        </w:rPr>
-        <w:t>1</w:t>
-      </w:r>
-      <w:r>
-        <w:rPr>
-          <w:rFonts w:hint="eastAsia" w:ascii="Times New Roman" w:hAnsi="Times New Roman" w:eastAsia="FangSong" w:cs="Times New Roman"/>
-        </w:rPr>
-        <w:t>讲</w:t>
-      </w:r>
-      <w:r>
-        <w:rPr>
-          <w:rFonts w:ascii="Times New Roman" w:hAnsi="Times New Roman" w:eastAsia="Times New Roman" w:cs="Times New Roman"/>
-        </w:rPr>
-        <w:t xml:space="preserve"> §1.3 </w:t>
-      </w:r>
-      <w:r>
-        <w:rPr>
-          <w:rFonts w:hint="eastAsia" w:ascii="Times New Roman" w:hAnsi="Times New Roman" w:eastAsia="FangSong" w:cs="Times New Roman"/>
-        </w:rPr>
-        <w:t xml:space="preserve">习题</w:t>
       </w:r>
     </w:p>
     <w:p>
@@ -20248,33 +20065,9 @@
       </w:pPr>
       <w:r>
         <w:rPr>
-          <w:rFonts w:hint="eastAsia" w:ascii="Times New Roman" w:hAnsi="Times New Roman" w:eastAsia="Times New Roman" w:cs="Times New Roman"/>
-        </w:rPr>
-        <w:t>【</w:t>
-      </w:r>
-      <w:r>
-        <w:rPr>
-          <w:rFonts w:hint="eastAsia" w:ascii="Times New Roman" w:hAnsi="Times New Roman" w:eastAsia="FangSong" w:cs="Times New Roman"/>
-        </w:rPr>
-        <w:t>例</w:t>
-      </w:r>
-      <w:r>
-        <w:rPr>
-          <w:rFonts w:ascii="Times New Roman" w:hAnsi="Times New Roman" w:eastAsia="Times New Roman" w:cs="Times New Roman"/>
-        </w:rPr>
-        <w:t xml:space="preserve"> </w:t>
-      </w:r>
-      <w:r>
-        <w:rPr>
-          <w:rFonts w:hint="eastAsia" w:ascii="Times New Roman" w:hAnsi="Times New Roman" w:eastAsia="Times New Roman" w:cs="Times New Roman"/>
-        </w:rPr>
-        <w:t>5】</w:t>
-      </w:r>
-      <w:r>
-        <w:rPr>
-          <w:rFonts w:hint="eastAsia" w:ascii="Times New Roman" w:hAnsi="Times New Roman" w:eastAsia="FangSong" w:cs="Times New Roman"/>
-        </w:rPr>
-        <w:t>计算下列溶液的</w:t>
+          <w:rFonts w:hint="eastAsia" w:ascii="Times New Roman" w:hAnsi="Times New Roman" w:eastAsia="FangSong" w:cs="Times New Roman"/>
+        </w:rPr>
+        <w:t xml:space="preserve">计算下列溶液的</w:t>
       </w:r>
       <w:r>
         <w:rPr>
@@ -21201,19 +20994,7 @@
         <w:rPr>
           <w:rFonts w:hint="eastAsia" w:ascii="Times New Roman" w:hAnsi="Times New Roman" w:eastAsia="Times New Roman" w:cs="Times New Roman"/>
         </w:rPr>
-        <w:t>【</w:t>
-      </w:r>
-      <w:r>
-        <w:rPr>
-          <w:rFonts w:hint="eastAsia" w:ascii="Times New Roman" w:hAnsi="Times New Roman" w:eastAsia="FangSong" w:cs="Times New Roman"/>
-        </w:rPr>
-        <w:t>例</w:t>
-      </w:r>
-      <w:r>
-        <w:rPr>
-          <w:rFonts w:hint="eastAsia" w:ascii="Times New Roman" w:hAnsi="Times New Roman" w:eastAsia="Times New Roman" w:cs="Times New Roman"/>
-        </w:rPr>
-        <w:t>2】（2003</w:t>
+        <w:t xml:space="preserve">（2003</w:t>
       </w:r>
       <w:r>
         <w:rPr>

--- a/00-首页/题组Word/第一轮·综合套卷/第一轮综合卷02-学生版.docx
+++ b/00-首页/题组Word/第一轮·综合套卷/第一轮综合卷02-学生版.docx
@@ -2,7 +2,7 @@
 <file path=word/document.xml><?xml version="1.0" encoding="utf-8"?>
 <w:document xmlns:w="http://schemas.openxmlformats.org/wordprocessingml/2006/main" xmlns:m="http://schemas.openxmlformats.org/officeDocument/2006/math" xmlns:r="http://schemas.openxmlformats.org/officeDocument/2006/relationships" xmlns:o="urn:schemas-microsoft-com:office:office" xmlns:v="urn:schemas-microsoft-com:vml" xmlns:w10="urn:schemas-microsoft-com:office:word" xmlns:a="http://schemas.openxmlformats.org/drawingml/2006/main" xmlns:pic="http://schemas.openxmlformats.org/drawingml/2006/picture" xmlns:wp="http://schemas.openxmlformats.org/drawingml/2006/wordprocessingDrawing">
   <w:body>
-    <w:bookmarkStart w:id="49" w:name="第一轮综合练习-第02卷"/>
+    <w:bookmarkStart w:id="50" w:name="第一轮综合练习-第02卷"/>
     <w:p>
       <w:pPr>
         <w:pStyle w:val="Heading1"/>
@@ -50,7 +50,7 @@
         </w:pict>
       </w:r>
     </w:p>
-    <w:bookmarkStart w:id="48" w:name="题目"/>
+    <w:bookmarkStart w:id="49" w:name="题目"/>
     <w:p>
       <w:pPr>
         <w:pStyle w:val="Heading2"/>
@@ -1062,7 +1062,7 @@
       </w:r>
     </w:p>
     <w:bookmarkEnd w:id="15"/>
-    <w:bookmarkStart w:id="17" w:name="第5题"/>
+    <w:bookmarkStart w:id="16" w:name="第5题"/>
     <w:p>
       <w:pPr>
         <w:pStyle w:val="Heading3"/>
@@ -1089,6 +1089,7 @@
     </w:p>
     <w:p>
       <w:pPr>
+        <w:pStyle w:val="Compact"/>
         <w:numPr>
           <w:ilvl w:val="0"/>
           <w:numId w:val="1005"/>
@@ -1316,58 +1317,59 @@
         </w:rPr>
         <w:t xml:space="preserve">A. m-n B. m-3n C. n-m D. 3n-m</w:t>
       </w:r>
-      <w:r>
-        <w:rPr>
-          <w:rFonts w:ascii="Times New Roman" w:hAnsi="Times New Roman" w:eastAsia="Times New Roman" w:cs="Times New Roman"/>
-        </w:rPr>
-        <w:t xml:space="preserve"> </w:t>
-      </w:r>
-      <w:r>
-        <w:rPr>
-          <w:rFonts w:ascii="Times New Roman" w:hAnsi="Times New Roman" w:eastAsia="Times New Roman" w:cs="Times New Roman"/>
-          <w:b/>
-          <w:bCs/>
-          <w:i/>
-          <w:iCs/>
-        </w:rPr>
-        <w:t xml:space="preserve"> </w:t>
-      </w:r>
-      <w:r>
-        <w:rPr>
-          <w:rFonts w:ascii="Times New Roman" w:hAnsi="Times New Roman" w:eastAsia="Times New Roman" w:cs="Times New Roman"/>
-        </w:rPr>
-        <w:t xml:space="preserve"> </w:t>
-      </w:r>
-      <w:r>
-        <w:rPr>
-          <w:rFonts w:ascii="Times New Roman" w:hAnsi="Times New Roman" w:eastAsia="Times New Roman" w:cs="Times New Roman"/>
-        </w:rPr>
-        <w:t xml:space="preserve">### </w:t>
-      </w:r>
-      <w:r>
-        <w:rPr>
-          <w:rFonts w:hint="eastAsia" w:ascii="Times New Roman" w:hAnsi="Times New Roman" w:eastAsia="FangSong" w:cs="Times New Roman"/>
-        </w:rPr>
-        <w:t>第</w:t>
-      </w:r>
-      <w:r>
-        <w:rPr>
-          <w:rFonts w:hint="eastAsia" w:ascii="Times New Roman" w:hAnsi="Times New Roman" w:eastAsia="Times New Roman" w:cs="Times New Roman"/>
-        </w:rPr>
-        <w:t>6</w:t>
-      </w:r>
-      <w:r>
-        <w:rPr>
-          <w:rFonts w:hint="eastAsia" w:ascii="Times New Roman" w:hAnsi="Times New Roman" w:eastAsia="FangSong" w:cs="Times New Roman"/>
-        </w:rPr>
-        <w:t>题</w:t>
-      </w:r>
     </w:p>
     <w:p>
       <w:pPr>
+        <w:spacing w:before="160" w:after="80"/>
+      </w:pPr>
+      <w:r>
+        <w:pict>
+          <v:rect style="width:0;height:1.5pt" o:hralign="center" o:hrstd="t" o:hr="t"/>
+        </w:pict>
+      </w:r>
+    </w:p>
+    <w:p>
+      <w:pPr>
+        <w:spacing w:before="160" w:after="80"/>
+      </w:pPr>
+      <w:r>
+        <w:pict>
+          <v:rect style="width:0;height:1.5pt" o:hralign="center" o:hrstd="t" o:hr="t"/>
+        </w:pict>
+      </w:r>
+    </w:p>
+    <w:bookmarkEnd w:id="16"/>
+    <w:bookmarkStart w:id="18" w:name="第6题"/>
+    <w:p>
+      <w:pPr>
+        <w:pStyle w:val="Heading3"/>
+        <w:spacing w:before="280" w:after="120"/>
+      </w:pPr>
+      <w:r>
+        <w:rPr>
+          <w:rFonts w:hint="eastAsia" w:ascii="Times New Roman" w:hAnsi="Times New Roman" w:eastAsia="SimHei" w:cs="Times New Roman"/>
+        </w:rPr>
+        <w:t>第</w:t>
+      </w:r>
+      <w:r>
+        <w:rPr>
+          <w:rFonts w:hint="eastAsia" w:ascii="Times New Roman" w:hAnsi="Times New Roman" w:eastAsia="Times New Roman" w:cs="Times New Roman"/>
+        </w:rPr>
+        <w:t>6</w:t>
+      </w:r>
+      <w:r>
+        <w:rPr>
+          <w:rFonts w:hint="eastAsia" w:ascii="Times New Roman" w:hAnsi="Times New Roman" w:eastAsia="SimHei" w:cs="Times New Roman"/>
+        </w:rPr>
+        <w:t>题</w:t>
+      </w:r>
+    </w:p>
+    <w:p>
+      <w:pPr>
+        <w:pStyle w:val="Compact"/>
         <w:numPr>
           <w:ilvl w:val="0"/>
-          <w:numId w:val="1005"/>
+          <w:numId w:val="1006"/>
         </w:numPr>
       </w:pPr>
       <w:r>
@@ -1406,7 +1408,7 @@
         </w:rPr>
         <w:t xml:space="preserve"> </w:t>
       </w:r>
-      <w:hyperlink r:id="rId16">
+      <w:hyperlink r:id="rId17">
         <w:r>
           <w:rPr>
             <w:rStyle w:val="Hyperlink"/>
@@ -1420,7 +1422,7 @@
         </w:rPr>
         <w:t xml:space="preserve"> </w:t>
       </w:r>
-      <w:hyperlink r:id="rId16">
+      <w:hyperlink r:id="rId17">
         <w:r>
           <w:rPr>
             <w:rStyle w:val="Hyperlink"/>
@@ -2026,8 +2028,8 @@
         </w:pict>
       </w:r>
     </w:p>
-    <w:bookmarkEnd w:id="17"/>
-    <w:bookmarkStart w:id="21" w:name="第7题"/>
+    <w:bookmarkEnd w:id="18"/>
+    <w:bookmarkStart w:id="22" w:name="第7题"/>
     <w:p>
       <w:pPr>
         <w:pStyle w:val="Heading3"/>
@@ -2223,18 +2225,18 @@
           <wp:inline>
             <wp:extent cx="2876550" cy="2743200"/>
             <wp:effectExtent b="0" l="0" r="0" t="0"/>
-            <wp:docPr descr="" title="" id="19" name="Picture"/>
+            <wp:docPr descr="" title="" id="20" name="Picture"/>
             <a:graphic>
               <a:graphicData uri="http://schemas.openxmlformats.org/drawingml/2006/picture">
                 <pic:pic>
                   <pic:nvPicPr>
-                    <pic:cNvPr descr="06-外部资料导入/真题/省预赛/裁剪图/2021-浙江预赛_q61.png" id="20" name="Picture"/>
+                    <pic:cNvPr descr="06-外部资料导入/真题/省预赛/裁剪图/2021-浙江预赛_q61.png" id="21" name="Picture"/>
                     <pic:cNvPicPr>
                       <a:picLocks noChangeArrowheads="1" noChangeAspect="1"/>
                     </pic:cNvPicPr>
                   </pic:nvPicPr>
                   <pic:blipFill>
-                    <a:blip r:embed="rId18"/>
+                    <a:blip r:embed="rId19"/>
                     <a:stretch>
                       <a:fillRect/>
                     </a:stretch>
@@ -2266,7 +2268,7 @@
         <w:pStyle w:val="Compact"/>
         <w:numPr>
           <w:ilvl w:val="0"/>
-          <w:numId w:val="1006"/>
+          <w:numId w:val="1007"/>
         </w:numPr>
       </w:pPr>
       <w:r>
@@ -2287,7 +2289,7 @@
         <w:pStyle w:val="Compact"/>
         <w:numPr>
           <w:ilvl w:val="0"/>
-          <w:numId w:val="1006"/>
+          <w:numId w:val="1007"/>
         </w:numPr>
       </w:pPr>
       <w:r>
@@ -2314,7 +2316,7 @@
         <w:pStyle w:val="Compact"/>
         <w:numPr>
           <w:ilvl w:val="0"/>
-          <w:numId w:val="1006"/>
+          <w:numId w:val="1007"/>
         </w:numPr>
       </w:pPr>
       <w:r>
@@ -2335,7 +2337,7 @@
         <w:pStyle w:val="Compact"/>
         <w:numPr>
           <w:ilvl w:val="0"/>
-          <w:numId w:val="1006"/>
+          <w:numId w:val="1007"/>
         </w:numPr>
       </w:pPr>
       <w:r>
@@ -2413,8 +2415,8 @@
         </w:pict>
       </w:r>
     </w:p>
-    <w:bookmarkEnd w:id="21"/>
-    <w:bookmarkStart w:id="25" w:name="第8题"/>
+    <w:bookmarkEnd w:id="22"/>
+    <w:bookmarkStart w:id="26" w:name="第8题"/>
     <w:p>
       <w:pPr>
         <w:pStyle w:val="Heading3"/>
@@ -2872,18 +2874,18 @@
           <wp:inline>
             <wp:extent cx="1879600" cy="1562100"/>
             <wp:effectExtent b="0" l="0" r="0" t="0"/>
-            <wp:docPr descr="" title="" id="23" name="Picture"/>
+            <wp:docPr descr="" title="" id="24" name="Picture"/>
             <a:graphic>
               <a:graphicData uri="http://schemas.openxmlformats.org/drawingml/2006/picture">
                 <pic:pic>
                   <pic:nvPicPr>
-                    <pic:cNvPr descr="5de126b6a65c7e5f80e2e735c95ef2c162837813c03061bcc98b0d9501e8f563.jpg" id="24" name="Picture"/>
+                    <pic:cNvPr descr="5de126b6a65c7e5f80e2e735c95ef2c162837813c03061bcc98b0d9501e8f563.jpg" id="25" name="Picture"/>
                     <pic:cNvPicPr>
                       <a:picLocks noChangeArrowheads="1" noChangeAspect="1"/>
                     </pic:cNvPicPr>
                   </pic:nvPicPr>
                   <pic:blipFill>
-                    <a:blip r:embed="rId22"/>
+                    <a:blip r:embed="rId23"/>
                     <a:stretch>
                       <a:fillRect/>
                     </a:stretch>
@@ -3073,8 +3075,8 @@
         </w:pict>
       </w:r>
     </w:p>
-    <w:bookmarkEnd w:id="25"/>
-    <w:bookmarkStart w:id="26" w:name="第9题"/>
+    <w:bookmarkEnd w:id="26"/>
+    <w:bookmarkStart w:id="27" w:name="第9题"/>
     <w:p>
       <w:pPr>
         <w:pStyle w:val="Heading3"/>
@@ -3260,8 +3262,8 @@
         </w:pict>
       </w:r>
     </w:p>
-    <w:bookmarkEnd w:id="26"/>
-    <w:bookmarkStart w:id="27" w:name="第10题"/>
+    <w:bookmarkEnd w:id="27"/>
+    <w:bookmarkStart w:id="28" w:name="第10题"/>
     <w:p>
       <w:pPr>
         <w:pStyle w:val="Heading3"/>
@@ -4181,8 +4183,8 @@
         </w:pict>
       </w:r>
     </w:p>
-    <w:bookmarkEnd w:id="27"/>
-    <w:bookmarkStart w:id="28" w:name="第11题"/>
+    <w:bookmarkEnd w:id="28"/>
+    <w:bookmarkStart w:id="29" w:name="第11题"/>
     <w:p>
       <w:pPr>
         <w:pStyle w:val="Heading3"/>
@@ -4298,253 +4300,6 @@
     <w:p>
       <w:pPr>
         <w:pStyle w:val="Compact"/>
-        <w:numPr>
-          <w:ilvl w:val="0"/>
-          <w:numId w:val="1007"/>
-        </w:numPr>
-      </w:pPr>
-      <w:r>
-        <w:rPr>
-          <w:rFonts w:hint="eastAsia" w:ascii="Times New Roman" w:hAnsi="Times New Roman" w:eastAsia="FangSong" w:cs="Times New Roman"/>
-        </w:rPr>
-        <w:t>硫离子作六方最密堆积</w:t>
-      </w:r>
-      <w:r>
-        <w:rPr>
-          <w:rFonts w:hint="eastAsia" w:ascii="Times New Roman" w:hAnsi="Times New Roman" w:eastAsia="Times New Roman" w:cs="Times New Roman"/>
-        </w:rPr>
-        <w:t>，</w:t>
-      </w:r>
-      <w:r>
-        <w:rPr>
-          <w:rFonts w:hint="eastAsia" w:ascii="Times New Roman" w:hAnsi="Times New Roman" w:eastAsia="FangSong" w:cs="Times New Roman"/>
-        </w:rPr>
-        <w:t>阳离子占据一半的八面体空隙</w:t>
-      </w:r>
-      <w:r>
-        <w:rPr>
-          <w:rFonts w:hint="eastAsia" w:ascii="Times New Roman" w:hAnsi="Times New Roman" w:eastAsia="Times New Roman" w:cs="Times New Roman"/>
-        </w:rPr>
-        <w:t>。</w:t>
-      </w:r>
-      <w:r>
-        <w:rPr>
-          <w:rFonts w:ascii="Times New Roman" w:hAnsi="Times New Roman" w:eastAsia="Times New Roman" w:cs="Times New Roman"/>
-        </w:rPr>
-        <w:br/>
-      </w:r>
-    </w:p>
-    <w:p>
-      <w:pPr>
-        <w:pStyle w:val="Compact"/>
-        <w:numPr>
-          <w:ilvl w:val="0"/>
-          <w:numId w:val="1007"/>
-        </w:numPr>
-      </w:pPr>
-      <w:r>
-        <w:rPr>
-          <w:rFonts w:hint="eastAsia" w:ascii="Times New Roman" w:hAnsi="Times New Roman" w:eastAsia="FangSong" w:cs="Times New Roman"/>
-        </w:rPr>
-        <w:t>硫离子作立方最密堆积</w:t>
-      </w:r>
-      <w:r>
-        <w:rPr>
-          <w:rFonts w:hint="eastAsia" w:ascii="Times New Roman" w:hAnsi="Times New Roman" w:eastAsia="Times New Roman" w:cs="Times New Roman"/>
-        </w:rPr>
-        <w:t>，</w:t>
-      </w:r>
-      <w:r>
-        <w:rPr>
-          <w:rFonts w:hint="eastAsia" w:ascii="Times New Roman" w:hAnsi="Times New Roman" w:eastAsia="FangSong" w:cs="Times New Roman"/>
-        </w:rPr>
-        <w:t>阳离子占据一半的四面体空隙</w:t>
-      </w:r>
-      <w:r>
-        <w:rPr>
-          <w:rFonts w:hint="eastAsia" w:ascii="Times New Roman" w:hAnsi="Times New Roman" w:eastAsia="Times New Roman" w:cs="Times New Roman"/>
-        </w:rPr>
-        <w:t>。</w:t>
-      </w:r>
-      <w:r>
-        <w:rPr>
-          <w:rFonts w:ascii="Times New Roman" w:hAnsi="Times New Roman" w:eastAsia="Times New Roman" w:cs="Times New Roman"/>
-        </w:rPr>
-        <w:br/>
-      </w:r>
-    </w:p>
-    <w:p>
-      <w:pPr>
-        <w:pStyle w:val="Compact"/>
-        <w:numPr>
-          <w:ilvl w:val="0"/>
-          <w:numId w:val="1007"/>
-        </w:numPr>
-      </w:pPr>
-      <w:r>
-        <w:rPr>
-          <w:rFonts w:hint="eastAsia" w:ascii="Times New Roman" w:hAnsi="Times New Roman" w:eastAsia="FangSong" w:cs="Times New Roman"/>
-        </w:rPr>
-        <w:t>硫离子作立方最密堆积</w:t>
-      </w:r>
-      <w:r>
-        <w:rPr>
-          <w:rFonts w:hint="eastAsia" w:ascii="Times New Roman" w:hAnsi="Times New Roman" w:eastAsia="Times New Roman" w:cs="Times New Roman"/>
-        </w:rPr>
-        <w:t>，</w:t>
-      </w:r>
-      <w:r>
-        <w:rPr>
-          <w:rFonts w:hint="eastAsia" w:ascii="Times New Roman" w:hAnsi="Times New Roman" w:eastAsia="FangSong" w:cs="Times New Roman"/>
-        </w:rPr>
-        <w:t>阳离子占据全部的八面体空隙</w:t>
-      </w:r>
-      <w:r>
-        <w:rPr>
-          <w:rFonts w:hint="eastAsia" w:ascii="Times New Roman" w:hAnsi="Times New Roman" w:eastAsia="Times New Roman" w:cs="Times New Roman"/>
-        </w:rPr>
-        <w:t>。</w:t>
-      </w:r>
-      <w:r>
-        <w:rPr>
-          <w:rFonts w:ascii="Times New Roman" w:hAnsi="Times New Roman" w:eastAsia="Times New Roman" w:cs="Times New Roman"/>
-        </w:rPr>
-        <w:br/>
-      </w:r>
-    </w:p>
-    <w:p>
-      <w:pPr>
-        <w:pStyle w:val="Compact"/>
-        <w:numPr>
-          <w:ilvl w:val="0"/>
-          <w:numId w:val="1007"/>
-        </w:numPr>
-      </w:pPr>
-      <w:r>
-        <w:rPr>
-          <w:rFonts w:hint="eastAsia" w:ascii="Times New Roman" w:hAnsi="Times New Roman" w:eastAsia="FangSong" w:cs="Times New Roman"/>
-        </w:rPr>
-        <w:t>硫离子作立方最密堆积</w:t>
-      </w:r>
-      <w:r>
-        <w:rPr>
-          <w:rFonts w:hint="eastAsia" w:ascii="Times New Roman" w:hAnsi="Times New Roman" w:eastAsia="Times New Roman" w:cs="Times New Roman"/>
-        </w:rPr>
-        <w:t>，</w:t>
-      </w:r>
-      <w:r>
-        <w:rPr>
-          <w:rFonts w:hint="eastAsia" w:ascii="Times New Roman" w:hAnsi="Times New Roman" w:eastAsia="FangSong" w:cs="Times New Roman"/>
-        </w:rPr>
-        <w:t>阳离子占据全部的四面体空隙</w:t>
-      </w:r>
-      <w:r>
-        <w:rPr>
-          <w:rFonts w:hint="eastAsia" w:ascii="Times New Roman" w:hAnsi="Times New Roman" w:eastAsia="Times New Roman" w:cs="Times New Roman"/>
-        </w:rPr>
-        <w:t>。</w:t>
-      </w:r>
-    </w:p>
-    <w:p>
-      <w:pPr>
-        <w:spacing w:before="160" w:after="80"/>
-      </w:pPr>
-      <w:r>
-        <w:pict>
-          <v:rect style="width:0;height:1.5pt" o:hralign="center" o:hrstd="t" o:hr="t"/>
-        </w:pict>
-      </w:r>
-    </w:p>
-    <w:p>
-      <w:pPr>
-        <w:spacing w:before="160" w:after="80"/>
-      </w:pPr>
-      <w:r>
-        <w:pict>
-          <v:rect style="width:0;height:1.5pt" o:hralign="center" o:hrstd="t" o:hr="t"/>
-        </w:pict>
-      </w:r>
-    </w:p>
-    <w:bookmarkEnd w:id="28"/>
-    <w:bookmarkStart w:id="29" w:name="第12题"/>
-    <w:p>
-      <w:pPr>
-        <w:pStyle w:val="Heading3"/>
-        <w:spacing w:before="280" w:after="120"/>
-      </w:pPr>
-      <w:r>
-        <w:rPr>
-          <w:rFonts w:hint="eastAsia" w:ascii="Times New Roman" w:hAnsi="Times New Roman" w:eastAsia="SimHei" w:cs="Times New Roman"/>
-        </w:rPr>
-        <w:t>第</w:t>
-      </w:r>
-      <w:r>
-        <w:rPr>
-          <w:rFonts w:hint="eastAsia" w:ascii="Times New Roman" w:hAnsi="Times New Roman" w:eastAsia="Times New Roman" w:cs="Times New Roman"/>
-        </w:rPr>
-        <w:t>12</w:t>
-      </w:r>
-      <w:r>
-        <w:rPr>
-          <w:rFonts w:hint="eastAsia" w:ascii="Times New Roman" w:hAnsi="Times New Roman" w:eastAsia="SimHei" w:cs="Times New Roman"/>
-        </w:rPr>
-        <w:t>题</w:t>
-      </w:r>
-    </w:p>
-    <w:p>
-      <w:pPr>
-        <w:spacing w:before="160" w:after="80"/>
-      </w:pPr>
-      <w:r>
-        <w:pict>
-          <v:rect style="width:0;height:1.5pt" o:hralign="center" o:hrstd="t" o:hr="t"/>
-        </w:pict>
-      </w:r>
-    </w:p>
-    <w:p>
-      <w:pPr>
-        <w:pStyle w:val="FirstParagraph"/>
-      </w:pPr>
-      <w:r>
-        <w:rPr>
-          <w:rFonts w:ascii="Times New Roman" w:hAnsi="Times New Roman" w:eastAsia="Times New Roman" w:cs="Times New Roman"/>
-          <w:b/>
-          <w:bCs/>
-        </w:rPr>
-        <w:t xml:space="preserve">·</w:t>
-      </w:r>
-      <w:r>
-        <w:rPr>
-          <w:rFonts w:ascii="Times New Roman" w:hAnsi="Times New Roman" w:eastAsia="Times New Roman" w:cs="Times New Roman"/>
-        </w:rPr>
-        <w:t xml:space="preserve"> </w:t>
-      </w:r>
-      <w:r>
-        <w:rPr>
-          <w:rFonts w:hint="eastAsia" w:ascii="Times New Roman" w:hAnsi="Times New Roman" w:eastAsia="FangSong" w:cs="Times New Roman"/>
-        </w:rPr>
-        <w:t xml:space="preserve">题目</w:t>
-      </w:r>
-    </w:p>
-    <w:p>
-      <w:pPr>
-        <w:pStyle w:val="BodyText"/>
-      </w:pPr>
-      <w:r>
-        <w:rPr>
-          <w:rFonts w:hint="eastAsia" w:ascii="Times New Roman" w:hAnsi="Times New Roman" w:eastAsia="FangSong" w:cs="Times New Roman"/>
-        </w:rPr>
-        <w:t>回答下列问题</w:t>
-      </w:r>
-      <w:r>
-        <w:rPr>
-          <w:rFonts w:hint="eastAsia" w:ascii="Times New Roman" w:hAnsi="Times New Roman" w:eastAsia="Times New Roman" w:cs="Times New Roman"/>
-        </w:rPr>
-        <w:t>。</w:t>
-      </w:r>
-    </w:p>
-    <w:p>
-      <w:pPr>
         <w:numPr>
           <w:ilvl w:val="0"/>
           <w:numId w:val="1008"/>
@@ -4554,19 +4309,7 @@
         <w:rPr>
           <w:rFonts w:hint="eastAsia" w:ascii="Times New Roman" w:hAnsi="Times New Roman" w:eastAsia="FangSong" w:cs="Times New Roman"/>
         </w:rPr>
-        <w:t>氟化氢和氯化氢可以由氟化钙</w:t>
-      </w:r>
-      <w:r>
-        <w:rPr>
-          <w:rFonts w:hint="eastAsia" w:ascii="Times New Roman" w:hAnsi="Times New Roman" w:eastAsia="Times New Roman" w:cs="Times New Roman"/>
-        </w:rPr>
-        <w:t>、</w:t>
-      </w:r>
-      <w:r>
-        <w:rPr>
-          <w:rFonts w:hint="eastAsia" w:ascii="Times New Roman" w:hAnsi="Times New Roman" w:eastAsia="FangSong" w:cs="Times New Roman"/>
-        </w:rPr>
-        <w:t>氯化钠分别与浓硫酸反应制得</w:t>
+        <w:t>硫离子作六方最密堆积</w:t>
       </w:r>
       <w:r>
         <w:rPr>
@@ -4578,41 +4321,24 @@
         <w:rPr>
           <w:rFonts w:hint="eastAsia" w:ascii="Times New Roman" w:hAnsi="Times New Roman" w:eastAsia="FangSong" w:cs="Times New Roman"/>
         </w:rPr>
-        <w:t>但溴化氢</w:t>
-      </w:r>
-      <w:r>
-        <w:rPr>
-          <w:rFonts w:hint="eastAsia" w:ascii="Times New Roman" w:hAnsi="Times New Roman" w:eastAsia="Times New Roman" w:cs="Times New Roman"/>
-        </w:rPr>
-        <w:t>、</w:t>
-      </w:r>
-      <w:r>
-        <w:rPr>
-          <w:rFonts w:hint="eastAsia" w:ascii="Times New Roman" w:hAnsi="Times New Roman" w:eastAsia="FangSong" w:cs="Times New Roman"/>
-        </w:rPr>
-        <w:t>碘化氢却无法如此制备</w:t>
-      </w:r>
-      <w:r>
-        <w:rPr>
-          <w:rFonts w:hint="eastAsia" w:ascii="Times New Roman" w:hAnsi="Times New Roman" w:eastAsia="Times New Roman" w:cs="Times New Roman"/>
-        </w:rPr>
-        <w:t>，</w:t>
-      </w:r>
-      <w:r>
-        <w:rPr>
-          <w:rFonts w:hint="eastAsia" w:ascii="Times New Roman" w:hAnsi="Times New Roman" w:eastAsia="FangSong" w:cs="Times New Roman"/>
-        </w:rPr>
-        <w:t>为什么</w:t>
-      </w:r>
-      <w:r>
-        <w:rPr>
-          <w:rFonts w:hint="eastAsia" w:ascii="Times New Roman" w:hAnsi="Times New Roman" w:eastAsia="Times New Roman" w:cs="Times New Roman"/>
-        </w:rPr>
-        <w:t>？</w:t>
+        <w:t>阳离子占据一半的八面体空隙</w:t>
+      </w:r>
+      <w:r>
+        <w:rPr>
+          <w:rFonts w:hint="eastAsia" w:ascii="Times New Roman" w:hAnsi="Times New Roman" w:eastAsia="Times New Roman" w:cs="Times New Roman"/>
+        </w:rPr>
+        <w:t>。</w:t>
+      </w:r>
+      <w:r>
+        <w:rPr>
+          <w:rFonts w:ascii="Times New Roman" w:hAnsi="Times New Roman" w:eastAsia="Times New Roman" w:cs="Times New Roman"/>
+        </w:rPr>
+        <w:br/>
       </w:r>
     </w:p>
     <w:p>
       <w:pPr>
+        <w:pStyle w:val="Compact"/>
         <w:numPr>
           <w:ilvl w:val="0"/>
           <w:numId w:val="1008"/>
@@ -4622,7 +4348,7 @@
         <w:rPr>
           <w:rFonts w:hint="eastAsia" w:ascii="Times New Roman" w:hAnsi="Times New Roman" w:eastAsia="FangSong" w:cs="Times New Roman"/>
         </w:rPr>
-        <w:t>硫离子为无色离子</w:t>
+        <w:t>硫离子作立方最密堆积</w:t>
       </w:r>
       <w:r>
         <w:rPr>
@@ -4634,29 +4360,24 @@
         <w:rPr>
           <w:rFonts w:hint="eastAsia" w:ascii="Times New Roman" w:hAnsi="Times New Roman" w:eastAsia="FangSong" w:cs="Times New Roman"/>
         </w:rPr>
-        <w:t>但在空气中久置的硫化钠溶液会变为深红色</w:t>
-      </w:r>
-      <w:r>
-        <w:rPr>
-          <w:rFonts w:hint="eastAsia" w:ascii="Times New Roman" w:hAnsi="Times New Roman" w:eastAsia="Times New Roman" w:cs="Times New Roman"/>
-        </w:rPr>
-        <w:t>，</w:t>
-      </w:r>
-      <w:r>
-        <w:rPr>
-          <w:rFonts w:hint="eastAsia" w:ascii="Times New Roman" w:hAnsi="Times New Roman" w:eastAsia="FangSong" w:cs="Times New Roman"/>
-        </w:rPr>
-        <w:t>请解释原因</w:t>
+        <w:t>阳离子占据一半的四面体空隙</w:t>
       </w:r>
       <w:r>
         <w:rPr>
           <w:rFonts w:hint="eastAsia" w:ascii="Times New Roman" w:hAnsi="Times New Roman" w:eastAsia="Times New Roman" w:cs="Times New Roman"/>
         </w:rPr>
         <w:t>。</w:t>
+      </w:r>
+      <w:r>
+        <w:rPr>
+          <w:rFonts w:ascii="Times New Roman" w:hAnsi="Times New Roman" w:eastAsia="Times New Roman" w:cs="Times New Roman"/>
+        </w:rPr>
+        <w:br/>
       </w:r>
     </w:p>
     <w:p>
       <w:pPr>
+        <w:pStyle w:val="Compact"/>
         <w:numPr>
           <w:ilvl w:val="0"/>
           <w:numId w:val="1008"/>
@@ -4666,31 +4387,7 @@
         <w:rPr>
           <w:rFonts w:hint="eastAsia" w:ascii="Times New Roman" w:hAnsi="Times New Roman" w:eastAsia="FangSong" w:cs="Times New Roman"/>
         </w:rPr>
-        <w:t>钙</w:t>
-      </w:r>
-      <w:r>
-        <w:rPr>
-          <w:rFonts w:hint="eastAsia" w:ascii="Times New Roman" w:hAnsi="Times New Roman" w:eastAsia="Times New Roman" w:cs="Times New Roman"/>
-        </w:rPr>
-        <w:t>、</w:t>
-      </w:r>
-      <w:r>
-        <w:rPr>
-          <w:rFonts w:hint="eastAsia" w:ascii="Times New Roman" w:hAnsi="Times New Roman" w:eastAsia="FangSong" w:cs="Times New Roman"/>
-        </w:rPr>
-        <w:t>锶</w:t>
-      </w:r>
-      <w:r>
-        <w:rPr>
-          <w:rFonts w:hint="eastAsia" w:ascii="Times New Roman" w:hAnsi="Times New Roman" w:eastAsia="Times New Roman" w:cs="Times New Roman"/>
-        </w:rPr>
-        <w:t>、</w:t>
-      </w:r>
-      <w:r>
-        <w:rPr>
-          <w:rFonts w:hint="eastAsia" w:ascii="Times New Roman" w:hAnsi="Times New Roman" w:eastAsia="FangSong" w:cs="Times New Roman"/>
-        </w:rPr>
-        <w:t>钡均为碱土金属</w:t>
+        <w:t>硫离子作立方最密堆积</w:t>
       </w:r>
       <w:r>
         <w:rPr>
@@ -4702,7 +4399,34 @@
         <w:rPr>
           <w:rFonts w:hint="eastAsia" w:ascii="Times New Roman" w:hAnsi="Times New Roman" w:eastAsia="FangSong" w:cs="Times New Roman"/>
         </w:rPr>
-        <w:t>它们与水反应的剧烈程度逐渐增大</w:t>
+        <w:t>阳离子占据全部的八面体空隙</w:t>
+      </w:r>
+      <w:r>
+        <w:rPr>
+          <w:rFonts w:hint="eastAsia" w:ascii="Times New Roman" w:hAnsi="Times New Roman" w:eastAsia="Times New Roman" w:cs="Times New Roman"/>
+        </w:rPr>
+        <w:t>。</w:t>
+      </w:r>
+      <w:r>
+        <w:rPr>
+          <w:rFonts w:ascii="Times New Roman" w:hAnsi="Times New Roman" w:eastAsia="Times New Roman" w:cs="Times New Roman"/>
+        </w:rPr>
+        <w:br/>
+      </w:r>
+    </w:p>
+    <w:p>
+      <w:pPr>
+        <w:pStyle w:val="Compact"/>
+        <w:numPr>
+          <w:ilvl w:val="0"/>
+          <w:numId w:val="1008"/>
+        </w:numPr>
+      </w:pPr>
+      <w:r>
+        <w:rPr>
+          <w:rFonts w:hint="eastAsia" w:ascii="Times New Roman" w:hAnsi="Times New Roman" w:eastAsia="FangSong" w:cs="Times New Roman"/>
+        </w:rPr>
+        <w:t>硫离子作立方最密堆积</w:t>
       </w:r>
       <w:r>
         <w:rPr>
@@ -4714,7 +4438,7 @@
         <w:rPr>
           <w:rFonts w:hint="eastAsia" w:ascii="Times New Roman" w:hAnsi="Times New Roman" w:eastAsia="FangSong" w:cs="Times New Roman"/>
         </w:rPr>
-        <w:t>请解释原因</w:t>
+        <w:t>阳离子占据全部的四面体空隙</w:t>
       </w:r>
       <w:r>
         <w:rPr>
@@ -4744,7 +4468,7 @@
       </w:r>
     </w:p>
     <w:bookmarkEnd w:id="29"/>
-    <w:bookmarkStart w:id="30" w:name="第13题"/>
+    <w:bookmarkStart w:id="30" w:name="第12题"/>
     <w:p>
       <w:pPr>
         <w:pStyle w:val="Heading3"/>
@@ -4760,7 +4484,7 @@
         <w:rPr>
           <w:rFonts w:hint="eastAsia" w:ascii="Times New Roman" w:hAnsi="Times New Roman" w:eastAsia="Times New Roman" w:cs="Times New Roman"/>
         </w:rPr>
-        <w:t>13</w:t>
+        <w:t>12</w:t>
       </w:r>
       <w:r>
         <w:rPr>
@@ -4812,7 +4536,39 @@
         <w:rPr>
           <w:rFonts w:hint="eastAsia" w:ascii="Times New Roman" w:hAnsi="Times New Roman" w:eastAsia="FangSong" w:cs="Times New Roman"/>
         </w:rPr>
-        <w:t>二维材料日益得到广泛应用</w:t>
+        <w:t>回答下列问题</w:t>
+      </w:r>
+      <w:r>
+        <w:rPr>
+          <w:rFonts w:hint="eastAsia" w:ascii="Times New Roman" w:hAnsi="Times New Roman" w:eastAsia="Times New Roman" w:cs="Times New Roman"/>
+        </w:rPr>
+        <w:t>。</w:t>
+      </w:r>
+    </w:p>
+    <w:p>
+      <w:pPr>
+        <w:numPr>
+          <w:ilvl w:val="0"/>
+          <w:numId w:val="1009"/>
+        </w:numPr>
+      </w:pPr>
+      <w:r>
+        <w:rPr>
+          <w:rFonts w:hint="eastAsia" w:ascii="Times New Roman" w:hAnsi="Times New Roman" w:eastAsia="FangSong" w:cs="Times New Roman"/>
+        </w:rPr>
+        <w:t>氟化氢和氯化氢可以由氟化钙</w:t>
+      </w:r>
+      <w:r>
+        <w:rPr>
+          <w:rFonts w:hint="eastAsia" w:ascii="Times New Roman" w:hAnsi="Times New Roman" w:eastAsia="Times New Roman" w:cs="Times New Roman"/>
+        </w:rPr>
+        <w:t>、</w:t>
+      </w:r>
+      <w:r>
+        <w:rPr>
+          <w:rFonts w:hint="eastAsia" w:ascii="Times New Roman" w:hAnsi="Times New Roman" w:eastAsia="FangSong" w:cs="Times New Roman"/>
+        </w:rPr>
+        <w:t>氯化钠分别与浓硫酸反应制得</w:t>
       </w:r>
       <w:r>
         <w:rPr>
@@ -4824,7 +4580,7 @@
         <w:rPr>
           <w:rFonts w:hint="eastAsia" w:ascii="Times New Roman" w:hAnsi="Times New Roman" w:eastAsia="FangSong" w:cs="Times New Roman"/>
         </w:rPr>
-        <w:t>这类材料有石墨烯</w:t>
+        <w:t>但溴化氢</w:t>
       </w:r>
       <w:r>
         <w:rPr>
@@ -4836,7 +4592,83 @@
         <w:rPr>
           <w:rFonts w:hint="eastAsia" w:ascii="Times New Roman" w:hAnsi="Times New Roman" w:eastAsia="FangSong" w:cs="Times New Roman"/>
         </w:rPr>
-        <w:t>黑磷</w:t>
+        <w:t>碘化氢却无法如此制备</w:t>
+      </w:r>
+      <w:r>
+        <w:rPr>
+          <w:rFonts w:hint="eastAsia" w:ascii="Times New Roman" w:hAnsi="Times New Roman" w:eastAsia="Times New Roman" w:cs="Times New Roman"/>
+        </w:rPr>
+        <w:t>，</w:t>
+      </w:r>
+      <w:r>
+        <w:rPr>
+          <w:rFonts w:hint="eastAsia" w:ascii="Times New Roman" w:hAnsi="Times New Roman" w:eastAsia="FangSong" w:cs="Times New Roman"/>
+        </w:rPr>
+        <w:t>为什么</w:t>
+      </w:r>
+      <w:r>
+        <w:rPr>
+          <w:rFonts w:hint="eastAsia" w:ascii="Times New Roman" w:hAnsi="Times New Roman" w:eastAsia="Times New Roman" w:cs="Times New Roman"/>
+        </w:rPr>
+        <w:t>？</w:t>
+      </w:r>
+    </w:p>
+    <w:p>
+      <w:pPr>
+        <w:numPr>
+          <w:ilvl w:val="0"/>
+          <w:numId w:val="1009"/>
+        </w:numPr>
+      </w:pPr>
+      <w:r>
+        <w:rPr>
+          <w:rFonts w:hint="eastAsia" w:ascii="Times New Roman" w:hAnsi="Times New Roman" w:eastAsia="FangSong" w:cs="Times New Roman"/>
+        </w:rPr>
+        <w:t>硫离子为无色离子</w:t>
+      </w:r>
+      <w:r>
+        <w:rPr>
+          <w:rFonts w:hint="eastAsia" w:ascii="Times New Roman" w:hAnsi="Times New Roman" w:eastAsia="Times New Roman" w:cs="Times New Roman"/>
+        </w:rPr>
+        <w:t>，</w:t>
+      </w:r>
+      <w:r>
+        <w:rPr>
+          <w:rFonts w:hint="eastAsia" w:ascii="Times New Roman" w:hAnsi="Times New Roman" w:eastAsia="FangSong" w:cs="Times New Roman"/>
+        </w:rPr>
+        <w:t>但在空气中久置的硫化钠溶液会变为深红色</w:t>
+      </w:r>
+      <w:r>
+        <w:rPr>
+          <w:rFonts w:hint="eastAsia" w:ascii="Times New Roman" w:hAnsi="Times New Roman" w:eastAsia="Times New Roman" w:cs="Times New Roman"/>
+        </w:rPr>
+        <w:t>，</w:t>
+      </w:r>
+      <w:r>
+        <w:rPr>
+          <w:rFonts w:hint="eastAsia" w:ascii="Times New Roman" w:hAnsi="Times New Roman" w:eastAsia="FangSong" w:cs="Times New Roman"/>
+        </w:rPr>
+        <w:t>请解释原因</w:t>
+      </w:r>
+      <w:r>
+        <w:rPr>
+          <w:rFonts w:hint="eastAsia" w:ascii="Times New Roman" w:hAnsi="Times New Roman" w:eastAsia="Times New Roman" w:cs="Times New Roman"/>
+        </w:rPr>
+        <w:t>。</w:t>
+      </w:r>
+    </w:p>
+    <w:p>
+      <w:pPr>
+        <w:numPr>
+          <w:ilvl w:val="0"/>
+          <w:numId w:val="1009"/>
+        </w:numPr>
+      </w:pPr>
+      <w:r>
+        <w:rPr>
+          <w:rFonts w:hint="eastAsia" w:ascii="Times New Roman" w:hAnsi="Times New Roman" w:eastAsia="FangSong" w:cs="Times New Roman"/>
+        </w:rPr>
+        <w:t>钙</w:t>
       </w:r>
       <w:r>
         <w:rPr>
@@ -4848,7 +4680,7 @@
         <w:rPr>
           <w:rFonts w:hint="eastAsia" w:ascii="Times New Roman" w:hAnsi="Times New Roman" w:eastAsia="FangSong" w:cs="Times New Roman"/>
         </w:rPr>
-        <w:t>二硫化钼</w:t>
+        <w:t>锶</w:t>
       </w:r>
       <w:r>
         <w:rPr>
@@ -4860,55 +4692,31 @@
         <w:rPr>
           <w:rFonts w:hint="eastAsia" w:ascii="Times New Roman" w:hAnsi="Times New Roman" w:eastAsia="FangSong" w:cs="Times New Roman"/>
         </w:rPr>
-        <w:t>氮化硼</w:t>
-      </w:r>
-      <w:r>
-        <w:rPr>
-          <w:rFonts w:hint="eastAsia" w:ascii="Times New Roman" w:hAnsi="Times New Roman" w:eastAsia="Times New Roman" w:cs="Times New Roman"/>
-        </w:rPr>
-        <w:t>、</w:t>
-      </w:r>
-      <w:r>
-        <w:rPr>
-          <w:rFonts w:hint="eastAsia" w:ascii="Times New Roman" w:hAnsi="Times New Roman" w:eastAsia="FangSong" w:cs="Times New Roman"/>
-        </w:rPr>
-        <w:t>硅烯</w:t>
-      </w:r>
-      <w:r>
-        <w:rPr>
-          <w:rFonts w:hint="eastAsia" w:ascii="Times New Roman" w:hAnsi="Times New Roman" w:eastAsia="Times New Roman" w:cs="Times New Roman"/>
-        </w:rPr>
-        <w:t>、</w:t>
-      </w:r>
-      <w:r>
-        <w:rPr>
-          <w:rFonts w:hint="eastAsia" w:ascii="Times New Roman" w:hAnsi="Times New Roman" w:eastAsia="FangSong" w:cs="Times New Roman"/>
-        </w:rPr>
-        <w:t>锗烯等</w:t>
-      </w:r>
-      <w:r>
-        <w:rPr>
-          <w:rFonts w:hint="eastAsia" w:ascii="Times New Roman" w:hAnsi="Times New Roman" w:eastAsia="Times New Roman" w:cs="Times New Roman"/>
-        </w:rPr>
-        <w:t>。</w:t>
-      </w:r>
-      <w:r>
-        <w:rPr>
-          <w:rFonts w:hint="eastAsia" w:ascii="Times New Roman" w:hAnsi="Times New Roman" w:eastAsia="FangSong" w:cs="Times New Roman"/>
-        </w:rPr>
-        <w:t>写出下图三种</w:t>
-      </w:r>
-      <w:r>
-        <w:rPr>
-          <w:rFonts w:ascii="Times New Roman" w:hAnsi="Times New Roman" w:eastAsia="Times New Roman" w:cs="Times New Roman"/>
-        </w:rPr>
-        <w:t xml:space="preserve"> MXenes </w:t>
-      </w:r>
-      <w:r>
-        <w:rPr>
-          <w:rFonts w:hint="eastAsia" w:ascii="Times New Roman" w:hAnsi="Times New Roman" w:eastAsia="FangSong" w:cs="Times New Roman"/>
-        </w:rPr>
-        <w:t>材料的化学式</w:t>
+        <w:t>钡均为碱土金属</w:t>
+      </w:r>
+      <w:r>
+        <w:rPr>
+          <w:rFonts w:hint="eastAsia" w:ascii="Times New Roman" w:hAnsi="Times New Roman" w:eastAsia="Times New Roman" w:cs="Times New Roman"/>
+        </w:rPr>
+        <w:t>，</w:t>
+      </w:r>
+      <w:r>
+        <w:rPr>
+          <w:rFonts w:hint="eastAsia" w:ascii="Times New Roman" w:hAnsi="Times New Roman" w:eastAsia="FangSong" w:cs="Times New Roman"/>
+        </w:rPr>
+        <w:t>它们与水反应的剧烈程度逐渐增大</w:t>
+      </w:r>
+      <w:r>
+        <w:rPr>
+          <w:rFonts w:hint="eastAsia" w:ascii="Times New Roman" w:hAnsi="Times New Roman" w:eastAsia="Times New Roman" w:cs="Times New Roman"/>
+        </w:rPr>
+        <w:t>，</w:t>
+      </w:r>
+      <w:r>
+        <w:rPr>
+          <w:rFonts w:hint="eastAsia" w:ascii="Times New Roman" w:hAnsi="Times New Roman" w:eastAsia="FangSong" w:cs="Times New Roman"/>
+        </w:rPr>
+        <w:t>请解释原因</w:t>
       </w:r>
       <w:r>
         <w:rPr>
@@ -4938,7 +4746,201 @@
       </w:r>
     </w:p>
     <w:bookmarkEnd w:id="30"/>
-    <w:bookmarkStart w:id="31" w:name="第14题"/>
+    <w:bookmarkStart w:id="31" w:name="第13题"/>
+    <w:p>
+      <w:pPr>
+        <w:pStyle w:val="Heading3"/>
+        <w:spacing w:before="280" w:after="120"/>
+      </w:pPr>
+      <w:r>
+        <w:rPr>
+          <w:rFonts w:hint="eastAsia" w:ascii="Times New Roman" w:hAnsi="Times New Roman" w:eastAsia="SimHei" w:cs="Times New Roman"/>
+        </w:rPr>
+        <w:t>第</w:t>
+      </w:r>
+      <w:r>
+        <w:rPr>
+          <w:rFonts w:hint="eastAsia" w:ascii="Times New Roman" w:hAnsi="Times New Roman" w:eastAsia="Times New Roman" w:cs="Times New Roman"/>
+        </w:rPr>
+        <w:t>13</w:t>
+      </w:r>
+      <w:r>
+        <w:rPr>
+          <w:rFonts w:hint="eastAsia" w:ascii="Times New Roman" w:hAnsi="Times New Roman" w:eastAsia="SimHei" w:cs="Times New Roman"/>
+        </w:rPr>
+        <w:t>题</w:t>
+      </w:r>
+    </w:p>
+    <w:p>
+      <w:pPr>
+        <w:spacing w:before="160" w:after="80"/>
+      </w:pPr>
+      <w:r>
+        <w:pict>
+          <v:rect style="width:0;height:1.5pt" o:hralign="center" o:hrstd="t" o:hr="t"/>
+        </w:pict>
+      </w:r>
+    </w:p>
+    <w:p>
+      <w:pPr>
+        <w:pStyle w:val="FirstParagraph"/>
+      </w:pPr>
+      <w:r>
+        <w:rPr>
+          <w:rFonts w:ascii="Times New Roman" w:hAnsi="Times New Roman" w:eastAsia="Times New Roman" w:cs="Times New Roman"/>
+          <w:b/>
+          <w:bCs/>
+        </w:rPr>
+        <w:t xml:space="preserve">·</w:t>
+      </w:r>
+      <w:r>
+        <w:rPr>
+          <w:rFonts w:ascii="Times New Roman" w:hAnsi="Times New Roman" w:eastAsia="Times New Roman" w:cs="Times New Roman"/>
+        </w:rPr>
+        <w:t xml:space="preserve"> </w:t>
+      </w:r>
+      <w:r>
+        <w:rPr>
+          <w:rFonts w:hint="eastAsia" w:ascii="Times New Roman" w:hAnsi="Times New Roman" w:eastAsia="FangSong" w:cs="Times New Roman"/>
+        </w:rPr>
+        <w:t xml:space="preserve">题目</w:t>
+      </w:r>
+    </w:p>
+    <w:p>
+      <w:pPr>
+        <w:pStyle w:val="BodyText"/>
+      </w:pPr>
+      <w:r>
+        <w:rPr>
+          <w:rFonts w:hint="eastAsia" w:ascii="Times New Roman" w:hAnsi="Times New Roman" w:eastAsia="FangSong" w:cs="Times New Roman"/>
+        </w:rPr>
+        <w:t>二维材料日益得到广泛应用</w:t>
+      </w:r>
+      <w:r>
+        <w:rPr>
+          <w:rFonts w:hint="eastAsia" w:ascii="Times New Roman" w:hAnsi="Times New Roman" w:eastAsia="Times New Roman" w:cs="Times New Roman"/>
+        </w:rPr>
+        <w:t>，</w:t>
+      </w:r>
+      <w:r>
+        <w:rPr>
+          <w:rFonts w:hint="eastAsia" w:ascii="Times New Roman" w:hAnsi="Times New Roman" w:eastAsia="FangSong" w:cs="Times New Roman"/>
+        </w:rPr>
+        <w:t>这类材料有石墨烯</w:t>
+      </w:r>
+      <w:r>
+        <w:rPr>
+          <w:rFonts w:hint="eastAsia" w:ascii="Times New Roman" w:hAnsi="Times New Roman" w:eastAsia="Times New Roman" w:cs="Times New Roman"/>
+        </w:rPr>
+        <w:t>、</w:t>
+      </w:r>
+      <w:r>
+        <w:rPr>
+          <w:rFonts w:hint="eastAsia" w:ascii="Times New Roman" w:hAnsi="Times New Roman" w:eastAsia="FangSong" w:cs="Times New Roman"/>
+        </w:rPr>
+        <w:t>黑磷</w:t>
+      </w:r>
+      <w:r>
+        <w:rPr>
+          <w:rFonts w:hint="eastAsia" w:ascii="Times New Roman" w:hAnsi="Times New Roman" w:eastAsia="Times New Roman" w:cs="Times New Roman"/>
+        </w:rPr>
+        <w:t>、</w:t>
+      </w:r>
+      <w:r>
+        <w:rPr>
+          <w:rFonts w:hint="eastAsia" w:ascii="Times New Roman" w:hAnsi="Times New Roman" w:eastAsia="FangSong" w:cs="Times New Roman"/>
+        </w:rPr>
+        <w:t>二硫化钼</w:t>
+      </w:r>
+      <w:r>
+        <w:rPr>
+          <w:rFonts w:hint="eastAsia" w:ascii="Times New Roman" w:hAnsi="Times New Roman" w:eastAsia="Times New Roman" w:cs="Times New Roman"/>
+        </w:rPr>
+        <w:t>、</w:t>
+      </w:r>
+      <w:r>
+        <w:rPr>
+          <w:rFonts w:hint="eastAsia" w:ascii="Times New Roman" w:hAnsi="Times New Roman" w:eastAsia="FangSong" w:cs="Times New Roman"/>
+        </w:rPr>
+        <w:t>氮化硼</w:t>
+      </w:r>
+      <w:r>
+        <w:rPr>
+          <w:rFonts w:hint="eastAsia" w:ascii="Times New Roman" w:hAnsi="Times New Roman" w:eastAsia="Times New Roman" w:cs="Times New Roman"/>
+        </w:rPr>
+        <w:t>、</w:t>
+      </w:r>
+      <w:r>
+        <w:rPr>
+          <w:rFonts w:hint="eastAsia" w:ascii="Times New Roman" w:hAnsi="Times New Roman" w:eastAsia="FangSong" w:cs="Times New Roman"/>
+        </w:rPr>
+        <w:t>硅烯</w:t>
+      </w:r>
+      <w:r>
+        <w:rPr>
+          <w:rFonts w:hint="eastAsia" w:ascii="Times New Roman" w:hAnsi="Times New Roman" w:eastAsia="Times New Roman" w:cs="Times New Roman"/>
+        </w:rPr>
+        <w:t>、</w:t>
+      </w:r>
+      <w:r>
+        <w:rPr>
+          <w:rFonts w:hint="eastAsia" w:ascii="Times New Roman" w:hAnsi="Times New Roman" w:eastAsia="FangSong" w:cs="Times New Roman"/>
+        </w:rPr>
+        <w:t>锗烯等</w:t>
+      </w:r>
+      <w:r>
+        <w:rPr>
+          <w:rFonts w:hint="eastAsia" w:ascii="Times New Roman" w:hAnsi="Times New Roman" w:eastAsia="Times New Roman" w:cs="Times New Roman"/>
+        </w:rPr>
+        <w:t>。</w:t>
+      </w:r>
+      <w:r>
+        <w:rPr>
+          <w:rFonts w:hint="eastAsia" w:ascii="Times New Roman" w:hAnsi="Times New Roman" w:eastAsia="FangSong" w:cs="Times New Roman"/>
+        </w:rPr>
+        <w:t>写出下图三种</w:t>
+      </w:r>
+      <w:r>
+        <w:rPr>
+          <w:rFonts w:ascii="Times New Roman" w:hAnsi="Times New Roman" w:eastAsia="Times New Roman" w:cs="Times New Roman"/>
+        </w:rPr>
+        <w:t xml:space="preserve"> MXenes </w:t>
+      </w:r>
+      <w:r>
+        <w:rPr>
+          <w:rFonts w:hint="eastAsia" w:ascii="Times New Roman" w:hAnsi="Times New Roman" w:eastAsia="FangSong" w:cs="Times New Roman"/>
+        </w:rPr>
+        <w:t>材料的化学式</w:t>
+      </w:r>
+      <w:r>
+        <w:rPr>
+          <w:rFonts w:hint="eastAsia" w:ascii="Times New Roman" w:hAnsi="Times New Roman" w:eastAsia="Times New Roman" w:cs="Times New Roman"/>
+        </w:rPr>
+        <w:t>。</w:t>
+      </w:r>
+    </w:p>
+    <w:p>
+      <w:pPr>
+        <w:spacing w:before="160" w:after="80"/>
+      </w:pPr>
+      <w:r>
+        <w:pict>
+          <v:rect style="width:0;height:1.5pt" o:hralign="center" o:hrstd="t" o:hr="t"/>
+        </w:pict>
+      </w:r>
+    </w:p>
+    <w:p>
+      <w:pPr>
+        <w:spacing w:before="160" w:after="80"/>
+      </w:pPr>
+      <w:r>
+        <w:pict>
+          <v:rect style="width:0;height:1.5pt" o:hralign="center" o:hrstd="t" o:hr="t"/>
+        </w:pict>
+      </w:r>
+    </w:p>
+    <w:bookmarkEnd w:id="31"/>
+    <w:bookmarkStart w:id="32" w:name="第14题"/>
     <w:p>
       <w:pPr>
         <w:pStyle w:val="Heading3"/>
@@ -5286,8 +5288,8 @@
         </w:pict>
       </w:r>
     </w:p>
-    <w:bookmarkEnd w:id="31"/>
-    <w:bookmarkStart w:id="32" w:name="第15题"/>
+    <w:bookmarkEnd w:id="32"/>
+    <w:bookmarkStart w:id="33" w:name="第15题"/>
     <w:p>
       <w:pPr>
         <w:pStyle w:val="Heading3"/>
@@ -5315,115 +5317,6 @@
     <w:p>
       <w:pPr>
         <w:pStyle w:val="Compact"/>
-        <w:numPr>
-          <w:ilvl w:val="0"/>
-          <w:numId w:val="1009"/>
-        </w:numPr>
-      </w:pPr>
-      <w:r>
-        <w:rPr>
-          <w:rFonts w:hint="eastAsia" w:ascii="Times New Roman" w:hAnsi="Times New Roman" w:eastAsia="FangSong" w:cs="Times New Roman"/>
-        </w:rPr>
-        <w:t>写出反应的离子方程式</w:t>
-      </w:r>
-      <w:r>
-        <w:rPr>
-          <w:rFonts w:hint="eastAsia" w:ascii="Times New Roman" w:hAnsi="Times New Roman" w:eastAsia="Times New Roman" w:cs="Times New Roman"/>
-        </w:rPr>
-        <w:t>，</w:t>
-      </w:r>
-      <w:r>
-        <w:rPr>
-          <w:rFonts w:hint="eastAsia" w:ascii="Times New Roman" w:hAnsi="Times New Roman" w:eastAsia="FangSong" w:cs="Times New Roman"/>
-        </w:rPr>
-        <w:t>并画出</w:t>
-      </w:r>
-      <w:r>
-        <w:rPr>
-          <w:rFonts w:hint="eastAsia" w:ascii="Times New Roman" w:hAnsi="Times New Roman" w:eastAsia="Times New Roman" w:cs="Times New Roman"/>
-        </w:rPr>
-        <w:t>[Fe(CN)…</w:t>
-      </w:r>
-    </w:p>
-    <w:p>
-      <w:pPr>
-        <w:spacing w:before="160" w:after="80"/>
-      </w:pPr>
-      <w:r>
-        <w:pict>
-          <v:rect style="width:0;height:1.5pt" o:hralign="center" o:hrstd="t" o:hr="t"/>
-        </w:pict>
-      </w:r>
-    </w:p>
-    <w:p>
-      <w:pPr>
-        <w:pStyle w:val="FirstParagraph"/>
-      </w:pPr>
-      <w:r>
-        <w:rPr>
-          <w:rFonts w:ascii="Times New Roman" w:hAnsi="Times New Roman" w:eastAsia="Times New Roman" w:cs="Times New Roman"/>
-          <w:b/>
-          <w:bCs/>
-        </w:rPr>
-        <w:t xml:space="preserve">·</w:t>
-      </w:r>
-      <w:r>
-        <w:rPr>
-          <w:rFonts w:ascii="Times New Roman" w:hAnsi="Times New Roman" w:eastAsia="Times New Roman" w:cs="Times New Roman"/>
-        </w:rPr>
-        <w:t xml:space="preserve"> </w:t>
-      </w:r>
-      <w:r>
-        <w:rPr>
-          <w:rFonts w:hint="eastAsia" w:ascii="Times New Roman" w:hAnsi="Times New Roman" w:eastAsia="FangSong" w:cs="Times New Roman"/>
-        </w:rPr>
-        <w:t xml:space="preserve">题目</w:t>
-      </w:r>
-    </w:p>
-    <w:p>
-      <w:pPr>
-        <w:pStyle w:val="BodyText"/>
-      </w:pPr>
-      <w:r>
-        <w:rPr>
-          <w:rFonts w:hint="eastAsia" w:ascii="Times New Roman" w:hAnsi="Times New Roman" w:eastAsia="FangSong" w:cs="Times New Roman"/>
-        </w:rPr>
-        <w:t>水溶液检验</w:t>
-      </w:r>
-      <w:r>
-        <w:rPr>
-          <w:rFonts w:hint="eastAsia" w:ascii="Times New Roman" w:hAnsi="Times New Roman" w:eastAsia="Times New Roman" w:cs="Times New Roman"/>
-        </w:rPr>
-        <w:t>S</w:t>
-      </w:r>
-      <w:r>
-        <w:rPr>
-          <w:rFonts w:hint="eastAsia" w:ascii="Times New Roman" w:hAnsi="Times New Roman" w:eastAsia="Times New Roman" w:cs="Times New Roman"/>
-          <w:vertAlign w:val="superscript"/>
-        </w:rPr>
-        <w:t>-</w:t>
-      </w:r>
-      <w:r>
-        <w:rPr>
-          <w:rFonts w:ascii="Times New Roman" w:hAnsi="Times New Roman" w:eastAsia="Times New Roman" w:cs="Times New Roman"/>
-        </w:rPr>
-        <w:t xml:space="preserve"> </w:t>
-      </w:r>
-      <w:r>
-        <w:rPr>
-          <w:rFonts w:hint="eastAsia" w:ascii="Times New Roman" w:hAnsi="Times New Roman" w:eastAsia="FangSong" w:cs="Times New Roman"/>
-        </w:rPr>
-        <w:t>的一种方法是颜色体</w:t>
-      </w:r>
-      <w:r>
-        <w:rPr>
-          <w:rFonts w:hint="eastAsia" w:ascii="Times New Roman" w:hAnsi="Times New Roman" w:eastAsia="Times New Roman" w:cs="Times New Roman"/>
-        </w:rPr>
-        <w:t>。</w:t>
-      </w:r>
-    </w:p>
-    <w:p>
-      <w:pPr>
         <w:numPr>
           <w:ilvl w:val="0"/>
           <w:numId w:val="1010"/>
@@ -5451,153 +5344,262 @@
         <w:rPr>
           <w:rFonts w:hint="eastAsia" w:ascii="Times New Roman" w:hAnsi="Times New Roman" w:eastAsia="Times New Roman" w:cs="Times New Roman"/>
         </w:rPr>
-        <w:t>[Fe(CN)</w:t>
-      </w:r>
-      <w:r>
-        <w:rPr>
-          <w:rFonts w:hint="eastAsia" w:ascii="Times New Roman" w:hAnsi="Times New Roman" w:eastAsia="Times New Roman" w:cs="Times New Roman"/>
-          <w:vertAlign w:val="subscript"/>
-        </w:rPr>
-        <w:t>5</w:t>
-      </w:r>
-      <w:r>
-        <w:rPr>
-          <w:rFonts w:ascii="Times New Roman" w:hAnsi="Times New Roman" w:eastAsia="Times New Roman" w:cs="Times New Roman"/>
-        </w:rPr>
-        <w:t xml:space="preserve"> NO]</w:t>
-      </w:r>
-      <w:r>
-        <w:rPr>
-          <w:rFonts w:ascii="Times New Roman" w:hAnsi="Times New Roman" w:eastAsia="Times New Roman" w:cs="Times New Roman"/>
-          <w:vertAlign w:val="superscript"/>
-        </w:rPr>
-        <w:t>3+</w:t>
-      </w:r>
-      <w:r>
-        <w:rPr>
-          <w:rFonts w:ascii="Times New Roman" w:hAnsi="Times New Roman" w:eastAsia="Times New Roman" w:cs="Times New Roman"/>
-        </w:rPr>
-        <w:t xml:space="preserve"> </w:t>
-      </w:r>
-      <w:r>
-        <w:rPr>
-          <w:rFonts w:hint="eastAsia" w:ascii="Times New Roman" w:hAnsi="Times New Roman" w:eastAsia="FangSong" w:cs="Times New Roman"/>
-        </w:rPr>
-        <w:t xml:space="preserve">或</w:t>
-      </w:r>
-      <w:r>
-        <w:rPr>
-          <w:rFonts w:ascii="Times New Roman" w:hAnsi="Times New Roman" w:eastAsia="Times New Roman" w:cs="Times New Roman"/>
-        </w:rPr>
-        <w:t xml:space="preserve"> [Fe(CN)</w:t>
-      </w:r>
-      <w:r>
-        <w:rPr>
-          <w:rFonts w:ascii="Times New Roman" w:hAnsi="Times New Roman" w:eastAsia="Times New Roman" w:cs="Times New Roman"/>
-          <w:vertAlign w:val="subscript"/>
-        </w:rPr>
-        <w:t>5</w:t>
-      </w:r>
-      <w:r>
-        <w:rPr>
-          <w:rFonts w:ascii="Times New Roman" w:hAnsi="Times New Roman" w:eastAsia="Times New Roman" w:cs="Times New Roman"/>
-        </w:rPr>
-        <w:t xml:space="preserve"> NO]</w:t>
-      </w:r>
-      <w:r>
-        <w:rPr>
-          <w:rFonts w:ascii="Times New Roman" w:hAnsi="Times New Roman" w:eastAsia="Times New Roman" w:cs="Times New Roman"/>
-          <w:vertAlign w:val="superscript"/>
-        </w:rPr>
-        <w:t>3-</w:t>
-      </w:r>
-      <w:r>
-        <w:rPr>
-          <w:rFonts w:ascii="Times New Roman" w:hAnsi="Times New Roman" w:eastAsia="Times New Roman" w:cs="Times New Roman"/>
-        </w:rPr>
-        <w:t xml:space="preserve"> </w:t>
-      </w:r>
-      <w:r>
-        <w:rPr>
-          <w:rFonts w:hint="eastAsia" w:ascii="Times New Roman" w:hAnsi="Times New Roman" w:eastAsia="FangSong" w:cs="Times New Roman"/>
-        </w:rPr>
-        <w:t xml:space="preserve">与</w:t>
-      </w:r>
-      <w:r>
-        <w:rPr>
-          <w:rFonts w:ascii="Times New Roman" w:hAnsi="Times New Roman" w:eastAsia="Times New Roman" w:cs="Times New Roman"/>
-        </w:rPr>
-        <w:t xml:space="preserve"> S</w:t>
-      </w:r>
-      <w:r>
-        <w:rPr>
-          <w:rFonts w:ascii="Times New Roman" w:hAnsi="Times New Roman" w:eastAsia="Times New Roman" w:cs="Times New Roman"/>
-          <w:vertAlign w:val="superscript"/>
-        </w:rPr>
-        <w:t>2-</w:t>
-      </w:r>
-      <w:r>
-        <w:rPr>
-          <w:rFonts w:ascii="Times New Roman" w:hAnsi="Times New Roman" w:eastAsia="Times New Roman" w:cs="Times New Roman"/>
-        </w:rPr>
-        <w:t xml:space="preserve"> </w:t>
-      </w:r>
-      <w:r>
-        <w:rPr>
-          <w:rFonts w:hint="eastAsia" w:ascii="Times New Roman" w:hAnsi="Times New Roman" w:eastAsia="FangSong" w:cs="Times New Roman"/>
-        </w:rPr>
-        <w:t xml:space="preserve">的反应活性不如</w:t>
-      </w:r>
-      <w:r>
-        <w:rPr>
-          <w:rFonts w:ascii="Times New Roman" w:hAnsi="Times New Roman" w:eastAsia="Times New Roman" w:cs="Times New Roman"/>
-        </w:rPr>
-        <w:t xml:space="preserve"> [Fe(CN)</w:t>
-      </w:r>
-      <w:r>
-        <w:rPr>
-          <w:rFonts w:ascii="Times New Roman" w:hAnsi="Times New Roman" w:eastAsia="Times New Roman" w:cs="Times New Roman"/>
-          <w:vertAlign w:val="subscript"/>
-        </w:rPr>
-        <w:t>5</w:t>
-      </w:r>
-      <w:r>
-        <w:rPr>
-          <w:rFonts w:ascii="Times New Roman" w:hAnsi="Times New Roman" w:eastAsia="Times New Roman" w:cs="Times New Roman"/>
-        </w:rPr>
-        <w:t xml:space="preserve"> NO]</w:t>
-      </w:r>
-      <w:r>
-        <w:rPr>
-          <w:rFonts w:ascii="Times New Roman" w:hAnsi="Times New Roman" w:eastAsia="Times New Roman" w:cs="Times New Roman"/>
-          <w:vertAlign w:val="superscript"/>
-        </w:rPr>
-        <w:t>2-</w:t>
-      </w:r>
-      <w:r>
-        <w:rPr>
-          <w:rFonts w:ascii="Times New Roman" w:hAnsi="Times New Roman" w:eastAsia="Times New Roman" w:cs="Times New Roman"/>
-        </w:rPr>
-        <w:t xml:space="preserve"> , </w:t>
-      </w:r>
-      <w:r>
-        <w:rPr>
-          <w:rFonts w:hint="eastAsia" w:ascii="Times New Roman" w:hAnsi="Times New Roman" w:eastAsia="FangSong" w:cs="Times New Roman"/>
-        </w:rPr>
-        <w:t>解释原因</w:t>
-      </w:r>
-      <w:r>
-        <w:rPr>
-          <w:rFonts w:hint="eastAsia" w:ascii="Times New Roman" w:hAnsi="Times New Roman" w:eastAsia="Times New Roman" w:cs="Times New Roman"/>
-        </w:rPr>
-        <w:t>。</w:t>
+        <w:t>[Fe(CN)…</w:t>
       </w:r>
     </w:p>
     <w:p>
       <w:pPr>
+        <w:spacing w:before="160" w:after="80"/>
+      </w:pPr>
+      <w:r>
+        <w:pict>
+          <v:rect style="width:0;height:1.5pt" o:hralign="center" o:hrstd="t" o:hr="t"/>
+        </w:pict>
+      </w:r>
+    </w:p>
+    <w:p>
+      <w:pPr>
+        <w:pStyle w:val="FirstParagraph"/>
+      </w:pPr>
+      <w:r>
+        <w:rPr>
+          <w:rFonts w:ascii="Times New Roman" w:hAnsi="Times New Roman" w:eastAsia="Times New Roman" w:cs="Times New Roman"/>
+          <w:b/>
+          <w:bCs/>
+        </w:rPr>
+        <w:t xml:space="preserve">·</w:t>
+      </w:r>
+      <w:r>
+        <w:rPr>
+          <w:rFonts w:ascii="Times New Roman" w:hAnsi="Times New Roman" w:eastAsia="Times New Roman" w:cs="Times New Roman"/>
+        </w:rPr>
+        <w:t xml:space="preserve"> </w:t>
+      </w:r>
+      <w:r>
+        <w:rPr>
+          <w:rFonts w:hint="eastAsia" w:ascii="Times New Roman" w:hAnsi="Times New Roman" w:eastAsia="FangSong" w:cs="Times New Roman"/>
+        </w:rPr>
+        <w:t xml:space="preserve">题目</w:t>
+      </w:r>
+    </w:p>
+    <w:p>
+      <w:pPr>
+        <w:pStyle w:val="BodyText"/>
+      </w:pPr>
+      <w:r>
+        <w:rPr>
+          <w:rFonts w:hint="eastAsia" w:ascii="Times New Roman" w:hAnsi="Times New Roman" w:eastAsia="FangSong" w:cs="Times New Roman"/>
+        </w:rPr>
+        <w:t>水溶液检验</w:t>
+      </w:r>
+      <w:r>
+        <w:rPr>
+          <w:rFonts w:hint="eastAsia" w:ascii="Times New Roman" w:hAnsi="Times New Roman" w:eastAsia="Times New Roman" w:cs="Times New Roman"/>
+        </w:rPr>
+        <w:t>S</w:t>
+      </w:r>
+      <w:r>
+        <w:rPr>
+          <w:rFonts w:hint="eastAsia" w:ascii="Times New Roman" w:hAnsi="Times New Roman" w:eastAsia="Times New Roman" w:cs="Times New Roman"/>
+          <w:vertAlign w:val="superscript"/>
+        </w:rPr>
+        <w:t>-</w:t>
+      </w:r>
+      <w:r>
+        <w:rPr>
+          <w:rFonts w:ascii="Times New Roman" w:hAnsi="Times New Roman" w:eastAsia="Times New Roman" w:cs="Times New Roman"/>
+        </w:rPr>
+        <w:t xml:space="preserve"> </w:t>
+      </w:r>
+      <w:r>
+        <w:rPr>
+          <w:rFonts w:hint="eastAsia" w:ascii="Times New Roman" w:hAnsi="Times New Roman" w:eastAsia="FangSong" w:cs="Times New Roman"/>
+        </w:rPr>
+        <w:t>的一种方法是颜色体</w:t>
+      </w:r>
+      <w:r>
+        <w:rPr>
+          <w:rFonts w:hint="eastAsia" w:ascii="Times New Roman" w:hAnsi="Times New Roman" w:eastAsia="Times New Roman" w:cs="Times New Roman"/>
+        </w:rPr>
+        <w:t>。</w:t>
+      </w:r>
+    </w:p>
+    <w:p>
+      <w:pPr>
         <w:numPr>
           <w:ilvl w:val="0"/>
-          <w:numId w:val="1010"/>
+          <w:numId w:val="1011"/>
+        </w:numPr>
+      </w:pPr>
+      <w:r>
+        <w:rPr>
+          <w:rFonts w:hint="eastAsia" w:ascii="Times New Roman" w:hAnsi="Times New Roman" w:eastAsia="FangSong" w:cs="Times New Roman"/>
+        </w:rPr>
+        <w:t>写出反应的离子方程式</w:t>
+      </w:r>
+      <w:r>
+        <w:rPr>
+          <w:rFonts w:hint="eastAsia" w:ascii="Times New Roman" w:hAnsi="Times New Roman" w:eastAsia="Times New Roman" w:cs="Times New Roman"/>
+        </w:rPr>
+        <w:t>，</w:t>
+      </w:r>
+      <w:r>
+        <w:rPr>
+          <w:rFonts w:hint="eastAsia" w:ascii="Times New Roman" w:hAnsi="Times New Roman" w:eastAsia="FangSong" w:cs="Times New Roman"/>
+        </w:rPr>
+        <w:t>并画出</w:t>
+      </w:r>
+      <w:r>
+        <w:rPr>
+          <w:rFonts w:hint="eastAsia" w:ascii="Times New Roman" w:hAnsi="Times New Roman" w:eastAsia="Times New Roman" w:cs="Times New Roman"/>
+        </w:rPr>
+        <w:t>[Fe(CN)</w:t>
+      </w:r>
+      <w:r>
+        <w:rPr>
+          <w:rFonts w:hint="eastAsia" w:ascii="Times New Roman" w:hAnsi="Times New Roman" w:eastAsia="Times New Roman" w:cs="Times New Roman"/>
+          <w:vertAlign w:val="subscript"/>
+        </w:rPr>
+        <w:t>5</w:t>
+      </w:r>
+      <w:r>
+        <w:rPr>
+          <w:rFonts w:ascii="Times New Roman" w:hAnsi="Times New Roman" w:eastAsia="Times New Roman" w:cs="Times New Roman"/>
+        </w:rPr>
+        <w:t xml:space="preserve"> NO]</w:t>
+      </w:r>
+      <w:r>
+        <w:rPr>
+          <w:rFonts w:ascii="Times New Roman" w:hAnsi="Times New Roman" w:eastAsia="Times New Roman" w:cs="Times New Roman"/>
+          <w:vertAlign w:val="superscript"/>
+        </w:rPr>
+        <w:t>3+</w:t>
+      </w:r>
+      <w:r>
+        <w:rPr>
+          <w:rFonts w:ascii="Times New Roman" w:hAnsi="Times New Roman" w:eastAsia="Times New Roman" w:cs="Times New Roman"/>
+        </w:rPr>
+        <w:t xml:space="preserve"> </w:t>
+      </w:r>
+      <w:r>
+        <w:rPr>
+          <w:rFonts w:hint="eastAsia" w:ascii="Times New Roman" w:hAnsi="Times New Roman" w:eastAsia="FangSong" w:cs="Times New Roman"/>
+        </w:rPr>
+        <w:t xml:space="preserve">或</w:t>
+      </w:r>
+      <w:r>
+        <w:rPr>
+          <w:rFonts w:ascii="Times New Roman" w:hAnsi="Times New Roman" w:eastAsia="Times New Roman" w:cs="Times New Roman"/>
+        </w:rPr>
+        <w:t xml:space="preserve"> [Fe(CN)</w:t>
+      </w:r>
+      <w:r>
+        <w:rPr>
+          <w:rFonts w:ascii="Times New Roman" w:hAnsi="Times New Roman" w:eastAsia="Times New Roman" w:cs="Times New Roman"/>
+          <w:vertAlign w:val="subscript"/>
+        </w:rPr>
+        <w:t>5</w:t>
+      </w:r>
+      <w:r>
+        <w:rPr>
+          <w:rFonts w:ascii="Times New Roman" w:hAnsi="Times New Roman" w:eastAsia="Times New Roman" w:cs="Times New Roman"/>
+        </w:rPr>
+        <w:t xml:space="preserve"> NO]</w:t>
+      </w:r>
+      <w:r>
+        <w:rPr>
+          <w:rFonts w:ascii="Times New Roman" w:hAnsi="Times New Roman" w:eastAsia="Times New Roman" w:cs="Times New Roman"/>
+          <w:vertAlign w:val="superscript"/>
+        </w:rPr>
+        <w:t>3-</w:t>
+      </w:r>
+      <w:r>
+        <w:rPr>
+          <w:rFonts w:ascii="Times New Roman" w:hAnsi="Times New Roman" w:eastAsia="Times New Roman" w:cs="Times New Roman"/>
+        </w:rPr>
+        <w:t xml:space="preserve"> </w:t>
+      </w:r>
+      <w:r>
+        <w:rPr>
+          <w:rFonts w:hint="eastAsia" w:ascii="Times New Roman" w:hAnsi="Times New Roman" w:eastAsia="FangSong" w:cs="Times New Roman"/>
+        </w:rPr>
+        <w:t xml:space="preserve">与</w:t>
+      </w:r>
+      <w:r>
+        <w:rPr>
+          <w:rFonts w:ascii="Times New Roman" w:hAnsi="Times New Roman" w:eastAsia="Times New Roman" w:cs="Times New Roman"/>
+        </w:rPr>
+        <w:t xml:space="preserve"> S</w:t>
+      </w:r>
+      <w:r>
+        <w:rPr>
+          <w:rFonts w:ascii="Times New Roman" w:hAnsi="Times New Roman" w:eastAsia="Times New Roman" w:cs="Times New Roman"/>
+          <w:vertAlign w:val="superscript"/>
+        </w:rPr>
+        <w:t>2-</w:t>
+      </w:r>
+      <w:r>
+        <w:rPr>
+          <w:rFonts w:ascii="Times New Roman" w:hAnsi="Times New Roman" w:eastAsia="Times New Roman" w:cs="Times New Roman"/>
+        </w:rPr>
+        <w:t xml:space="preserve"> </w:t>
+      </w:r>
+      <w:r>
+        <w:rPr>
+          <w:rFonts w:hint="eastAsia" w:ascii="Times New Roman" w:hAnsi="Times New Roman" w:eastAsia="FangSong" w:cs="Times New Roman"/>
+        </w:rPr>
+        <w:t xml:space="preserve">的反应活性不如</w:t>
+      </w:r>
+      <w:r>
+        <w:rPr>
+          <w:rFonts w:ascii="Times New Roman" w:hAnsi="Times New Roman" w:eastAsia="Times New Roman" w:cs="Times New Roman"/>
+        </w:rPr>
+        <w:t xml:space="preserve"> [Fe(CN)</w:t>
+      </w:r>
+      <w:r>
+        <w:rPr>
+          <w:rFonts w:ascii="Times New Roman" w:hAnsi="Times New Roman" w:eastAsia="Times New Roman" w:cs="Times New Roman"/>
+          <w:vertAlign w:val="subscript"/>
+        </w:rPr>
+        <w:t>5</w:t>
+      </w:r>
+      <w:r>
+        <w:rPr>
+          <w:rFonts w:ascii="Times New Roman" w:hAnsi="Times New Roman" w:eastAsia="Times New Roman" w:cs="Times New Roman"/>
+        </w:rPr>
+        <w:t xml:space="preserve"> NO]</w:t>
+      </w:r>
+      <w:r>
+        <w:rPr>
+          <w:rFonts w:ascii="Times New Roman" w:hAnsi="Times New Roman" w:eastAsia="Times New Roman" w:cs="Times New Roman"/>
+          <w:vertAlign w:val="superscript"/>
+        </w:rPr>
+        <w:t>2-</w:t>
+      </w:r>
+      <w:r>
+        <w:rPr>
+          <w:rFonts w:ascii="Times New Roman" w:hAnsi="Times New Roman" w:eastAsia="Times New Roman" w:cs="Times New Roman"/>
+        </w:rPr>
+        <w:t xml:space="preserve"> , </w:t>
+      </w:r>
+      <w:r>
+        <w:rPr>
+          <w:rFonts w:hint="eastAsia" w:ascii="Times New Roman" w:hAnsi="Times New Roman" w:eastAsia="FangSong" w:cs="Times New Roman"/>
+        </w:rPr>
+        <w:t>解释原因</w:t>
+      </w:r>
+      <w:r>
+        <w:rPr>
+          <w:rFonts w:hint="eastAsia" w:ascii="Times New Roman" w:hAnsi="Times New Roman" w:eastAsia="Times New Roman" w:cs="Times New Roman"/>
+        </w:rPr>
+        <w:t>。</w:t>
+      </w:r>
+    </w:p>
+    <w:p>
+      <w:pPr>
+        <w:numPr>
+          <w:ilvl w:val="0"/>
+          <w:numId w:val="1011"/>
         </w:numPr>
       </w:pPr>
       <m:oMath>
@@ -5823,7 +5825,7 @@
       <w:pPr>
         <w:numPr>
           <w:ilvl w:val="0"/>
-          <w:numId w:val="1010"/>
+          <w:numId w:val="1011"/>
         </w:numPr>
       </w:pPr>
       <w:r>
@@ -6243,7 +6245,7 @@
         <w:pStyle w:val="Compact"/>
         <w:numPr>
           <w:ilvl w:val="0"/>
-          <w:numId w:val="1011"/>
+          <w:numId w:val="1012"/>
         </w:numPr>
       </w:pPr>
       <w:r>
@@ -6483,7 +6485,7 @@
         <w:pStyle w:val="Compact"/>
         <w:numPr>
           <w:ilvl w:val="0"/>
-          <w:numId w:val="1011"/>
+          <w:numId w:val="1012"/>
         </w:numPr>
       </w:pPr>
       <w:r>
@@ -6770,7 +6772,7 @@
         <w:pStyle w:val="Compact"/>
         <w:numPr>
           <w:ilvl w:val="0"/>
-          <w:numId w:val="1011"/>
+          <w:numId w:val="1012"/>
         </w:numPr>
       </w:pPr>
       <w:r>
@@ -7252,8 +7254,8 @@
         </w:pict>
       </w:r>
     </w:p>
-    <w:bookmarkEnd w:id="32"/>
-    <w:bookmarkStart w:id="33" w:name="第16题"/>
+    <w:bookmarkEnd w:id="33"/>
+    <w:bookmarkStart w:id="34" w:name="第16题"/>
     <w:p>
       <w:pPr>
         <w:pStyle w:val="Heading3"/>
@@ -7476,8 +7478,8 @@
         </w:pict>
       </w:r>
     </w:p>
-    <w:bookmarkEnd w:id="33"/>
-    <w:bookmarkStart w:id="34" w:name="第17题"/>
+    <w:bookmarkEnd w:id="34"/>
+    <w:bookmarkStart w:id="35" w:name="第17题"/>
     <w:p>
       <w:pPr>
         <w:pStyle w:val="Heading3"/>
@@ -8284,8 +8286,8 @@
         </w:pict>
       </w:r>
     </w:p>
-    <w:bookmarkEnd w:id="34"/>
-    <w:bookmarkStart w:id="35" w:name="第18题"/>
+    <w:bookmarkEnd w:id="35"/>
+    <w:bookmarkStart w:id="36" w:name="第18题"/>
     <w:p>
       <w:pPr>
         <w:pStyle w:val="Heading3"/>
@@ -9057,7 +9059,7 @@
       <w:pPr>
         <w:numPr>
           <w:ilvl w:val="0"/>
-          <w:numId w:val="1012"/>
+          <w:numId w:val="1013"/>
         </w:numPr>
       </w:pPr>
       <w:r>
@@ -9189,7 +9191,7 @@
       <w:pPr>
         <w:numPr>
           <w:ilvl w:val="0"/>
-          <w:numId w:val="1012"/>
+          <w:numId w:val="1013"/>
         </w:numPr>
       </w:pPr>
       <w:r>
@@ -9411,8 +9413,8 @@
         </w:pict>
       </w:r>
     </w:p>
-    <w:bookmarkEnd w:id="35"/>
-    <w:bookmarkStart w:id="36" w:name="第19题"/>
+    <w:bookmarkEnd w:id="36"/>
+    <w:bookmarkStart w:id="37" w:name="第19题"/>
     <w:p>
       <w:pPr>
         <w:pStyle w:val="Heading3"/>
@@ -9997,7 +9999,7 @@
         <w:pStyle w:val="Compact"/>
         <w:numPr>
           <w:ilvl w:val="0"/>
-          <w:numId w:val="1013"/>
+          <w:numId w:val="1014"/>
         </w:numPr>
       </w:pPr>
       <w:r>
@@ -10107,7 +10109,7 @@
         <w:pStyle w:val="Compact"/>
         <w:numPr>
           <w:ilvl w:val="0"/>
-          <w:numId w:val="1013"/>
+          <w:numId w:val="1014"/>
         </w:numPr>
       </w:pPr>
       <w:r>
@@ -10377,7 +10379,7 @@
         <w:pStyle w:val="Compact"/>
         <w:numPr>
           <w:ilvl w:val="0"/>
-          <w:numId w:val="1013"/>
+          <w:numId w:val="1014"/>
         </w:numPr>
       </w:pPr>
       <w:r>
@@ -10930,8 +10932,8 @@
         </w:pict>
       </w:r>
     </w:p>
-    <w:bookmarkEnd w:id="36"/>
-    <w:bookmarkStart w:id="37" w:name="第20题"/>
+    <w:bookmarkEnd w:id="37"/>
+    <w:bookmarkStart w:id="38" w:name="第20题"/>
     <w:p>
       <w:pPr>
         <w:pStyle w:val="Heading3"/>
@@ -11299,7 +11301,7 @@
       <w:pPr>
         <w:numPr>
           <w:ilvl w:val="0"/>
-          <w:numId w:val="1014"/>
+          <w:numId w:val="1015"/>
         </w:numPr>
       </w:pPr>
       <w:r>
@@ -11681,7 +11683,7 @@
       <w:pPr>
         <w:numPr>
           <w:ilvl w:val="0"/>
-          <w:numId w:val="1014"/>
+          <w:numId w:val="1015"/>
         </w:numPr>
       </w:pPr>
       <w:r>
@@ -11713,7 +11715,7 @@
       <w:pPr>
         <w:numPr>
           <w:ilvl w:val="0"/>
-          <w:numId w:val="1014"/>
+          <w:numId w:val="1015"/>
         </w:numPr>
       </w:pPr>
       <w:r>
@@ -11819,8 +11821,8 @@
         </w:pict>
       </w:r>
     </w:p>
-    <w:bookmarkEnd w:id="37"/>
-    <w:bookmarkStart w:id="38" w:name="第21题"/>
+    <w:bookmarkEnd w:id="38"/>
+    <w:bookmarkStart w:id="39" w:name="第21题"/>
     <w:p>
       <w:pPr>
         <w:pStyle w:val="Heading3"/>
@@ -12210,8 +12212,8 @@
         </w:pict>
       </w:r>
     </w:p>
-    <w:bookmarkEnd w:id="38"/>
-    <w:bookmarkStart w:id="39" w:name="第22题"/>
+    <w:bookmarkEnd w:id="39"/>
+    <w:bookmarkStart w:id="40" w:name="第22题"/>
     <w:p>
       <w:pPr>
         <w:pStyle w:val="Heading3"/>
@@ -12241,7 +12243,7 @@
         <w:pStyle w:val="Compact"/>
         <w:numPr>
           <w:ilvl w:val="0"/>
-          <w:numId w:val="1015"/>
+          <w:numId w:val="1016"/>
         </w:numPr>
       </w:pPr>
       <w:r>
@@ -12506,8 +12508,8 @@
         </w:pict>
       </w:r>
     </w:p>
-    <w:bookmarkEnd w:id="39"/>
-    <w:bookmarkStart w:id="40" w:name="第23题"/>
+    <w:bookmarkEnd w:id="40"/>
+    <w:bookmarkStart w:id="41" w:name="第23题"/>
     <w:p>
       <w:pPr>
         <w:pStyle w:val="Heading3"/>
@@ -12894,8 +12896,8 @@
         </w:pict>
       </w:r>
     </w:p>
-    <w:bookmarkEnd w:id="40"/>
-    <w:bookmarkStart w:id="41" w:name="第24题"/>
+    <w:bookmarkEnd w:id="41"/>
+    <w:bookmarkStart w:id="42" w:name="第24题"/>
     <w:p>
       <w:pPr>
         <w:pStyle w:val="Heading3"/>
@@ -13621,7 +13623,7 @@
       <w:pPr>
         <w:numPr>
           <w:ilvl w:val="0"/>
-          <w:numId w:val="1016"/>
+          <w:numId w:val="1017"/>
         </w:numPr>
       </w:pPr>
       <w:r>
@@ -13683,7 +13685,7 @@
       <w:pPr>
         <w:numPr>
           <w:ilvl w:val="0"/>
-          <w:numId w:val="1016"/>
+          <w:numId w:val="1017"/>
         </w:numPr>
       </w:pPr>
       <w:r>
@@ -13715,7 +13717,7 @@
       <w:pPr>
         <w:numPr>
           <w:ilvl w:val="0"/>
-          <w:numId w:val="1016"/>
+          <w:numId w:val="1017"/>
         </w:numPr>
       </w:pPr>
       <w:r>
@@ -13741,8 +13743,8 @@
         </w:pict>
       </w:r>
     </w:p>
-    <w:bookmarkEnd w:id="41"/>
-    <w:bookmarkStart w:id="42" w:name="第25题"/>
+    <w:bookmarkEnd w:id="42"/>
+    <w:bookmarkStart w:id="43" w:name="第25题"/>
     <w:p>
       <w:pPr>
         <w:pStyle w:val="Heading3"/>
@@ -14992,8 +14994,8 @@
         </w:pict>
       </w:r>
     </w:p>
-    <w:bookmarkEnd w:id="42"/>
-    <w:bookmarkStart w:id="43" w:name="第26题"/>
+    <w:bookmarkEnd w:id="43"/>
+    <w:bookmarkStart w:id="44" w:name="第26题"/>
     <w:p>
       <w:pPr>
         <w:pStyle w:val="Heading3"/>
@@ -17804,8 +17806,8 @@
         </w:pict>
       </w:r>
     </w:p>
-    <w:bookmarkEnd w:id="43"/>
-    <w:bookmarkStart w:id="44" w:name="第27题"/>
+    <w:bookmarkEnd w:id="44"/>
+    <w:bookmarkStart w:id="45" w:name="第27题"/>
     <w:p>
       <w:pPr>
         <w:pStyle w:val="Heading3"/>
@@ -18689,8 +18691,8 @@
         </w:pict>
       </w:r>
     </w:p>
-    <w:bookmarkEnd w:id="44"/>
-    <w:bookmarkStart w:id="45" w:name="第28题"/>
+    <w:bookmarkEnd w:id="45"/>
+    <w:bookmarkStart w:id="46" w:name="第28题"/>
     <w:p>
       <w:pPr>
         <w:pStyle w:val="Heading3"/>
@@ -20033,8 +20035,8 @@
         </w:pict>
       </w:r>
     </w:p>
-    <w:bookmarkEnd w:id="45"/>
-    <w:bookmarkStart w:id="46" w:name="第29题"/>
+    <w:bookmarkEnd w:id="46"/>
+    <w:bookmarkStart w:id="47" w:name="第29题"/>
     <w:p>
       <w:pPr>
         <w:pStyle w:val="Heading3"/>
@@ -20080,7 +20082,7 @@
       <w:pPr>
         <w:numPr>
           <w:ilvl w:val="0"/>
-          <w:numId w:val="1017"/>
+          <w:numId w:val="1018"/>
         </w:numPr>
       </w:pPr>
       <m:oMath>
@@ -20285,7 +20287,7 @@
       <w:pPr>
         <w:numPr>
           <w:ilvl w:val="0"/>
-          <w:numId w:val="1017"/>
+          <w:numId w:val="1018"/>
         </w:numPr>
       </w:pPr>
       <m:oMath>
@@ -20490,7 +20492,7 @@
       <w:pPr>
         <w:numPr>
           <w:ilvl w:val="0"/>
-          <w:numId w:val="1017"/>
+          <w:numId w:val="1018"/>
         </w:numPr>
       </w:pPr>
       <m:oMath>
@@ -20719,7 +20721,7 @@
       <w:pPr>
         <w:numPr>
           <w:ilvl w:val="0"/>
-          <w:numId w:val="1017"/>
+          <w:numId w:val="1018"/>
         </w:numPr>
       </w:pPr>
       <m:oMath>
@@ -20960,8 +20962,8 @@
         </w:pict>
       </w:r>
     </w:p>
-    <w:bookmarkEnd w:id="46"/>
-    <w:bookmarkStart w:id="47" w:name="第30题"/>
+    <w:bookmarkEnd w:id="47"/>
+    <w:bookmarkStart w:id="48" w:name="第30题"/>
     <w:p>
       <w:pPr>
         <w:pStyle w:val="Heading3"/>
@@ -21393,7 +21395,7 @@
       <w:pPr>
         <w:numPr>
           <w:ilvl w:val="0"/>
-          <w:numId w:val="1018"/>
+          <w:numId w:val="1019"/>
         </w:numPr>
       </w:pPr>
       <w:r>
@@ -21425,7 +21427,7 @@
       <w:pPr>
         <w:numPr>
           <w:ilvl w:val="0"/>
-          <w:numId w:val="1018"/>
+          <w:numId w:val="1019"/>
         </w:numPr>
       </w:pPr>
       <w:r>
@@ -21523,7 +21525,7 @@
       <w:pPr>
         <w:numPr>
           <w:ilvl w:val="0"/>
-          <w:numId w:val="1018"/>
+          <w:numId w:val="1019"/>
         </w:numPr>
       </w:pPr>
       <w:r>
@@ -21603,9 +21605,9 @@
         </w:pict>
       </w:r>
     </w:p>
-    <w:bookmarkEnd w:id="47"/>
     <w:bookmarkEnd w:id="48"/>
     <w:bookmarkEnd w:id="49"/>
+    <w:bookmarkEnd w:id="50"/>
     <w:sectPr>
       <w:footerReference w:type="default" r:id="rId10"/>
       <w:footnotePr>
@@ -21942,6 +21944,91 @@
       </w:pPr>
     </w:lvl>
   </w:abstractNum>
+  <w:abstractNum w:abstractNumId="994110">
+    <w:nsid w:val="0A994110"/>
+    <w:multiLevelType w:val="multilevel"/>
+    <w:lvl w:ilvl="0">
+      <w:start w:val="10"/>
+      <w:numFmt w:val="decimal"/>
+      <w:lvlText w:val="%1."/>
+      <w:lvlJc w:val="left"/>
+      <w:pPr>
+        <w:ind w:left="720" w:hanging="360"/>
+      </w:pPr>
+    </w:lvl>
+    <w:lvl w:ilvl="1">
+      <w:start w:val="10"/>
+      <w:numFmt w:val="decimal"/>
+      <w:lvlText w:val="%2."/>
+      <w:lvlJc w:val="left"/>
+      <w:pPr>
+        <w:ind w:left="1440" w:hanging="360"/>
+      </w:pPr>
+    </w:lvl>
+    <w:lvl w:ilvl="2">
+      <w:start w:val="10"/>
+      <w:numFmt w:val="decimal"/>
+      <w:lvlText w:val="%3."/>
+      <w:lvlJc w:val="left"/>
+      <w:pPr>
+        <w:ind w:left="2160" w:hanging="360"/>
+      </w:pPr>
+    </w:lvl>
+    <w:lvl w:ilvl="3">
+      <w:start w:val="10"/>
+      <w:numFmt w:val="decimal"/>
+      <w:lvlText w:val="%4."/>
+      <w:lvlJc w:val="left"/>
+      <w:pPr>
+        <w:ind w:left="2880" w:hanging="360"/>
+      </w:pPr>
+    </w:lvl>
+    <w:lvl w:ilvl="4">
+      <w:start w:val="10"/>
+      <w:numFmt w:val="decimal"/>
+      <w:lvlText w:val="%5."/>
+      <w:lvlJc w:val="left"/>
+      <w:pPr>
+        <w:ind w:left="3600" w:hanging="360"/>
+      </w:pPr>
+    </w:lvl>
+    <w:lvl w:ilvl="5">
+      <w:start w:val="10"/>
+      <w:numFmt w:val="decimal"/>
+      <w:lvlText w:val="%6."/>
+      <w:lvlJc w:val="left"/>
+      <w:pPr>
+        <w:ind w:left="4320" w:hanging="360"/>
+      </w:pPr>
+    </w:lvl>
+    <w:lvl w:ilvl="6">
+      <w:start w:val="10"/>
+      <w:numFmt w:val="decimal"/>
+      <w:lvlText w:val="%7."/>
+      <w:lvlJc w:val="left"/>
+      <w:pPr>
+        <w:ind w:left="5040" w:hanging="360"/>
+      </w:pPr>
+    </w:lvl>
+    <w:lvl w:ilvl="7">
+      <w:start w:val="10"/>
+      <w:numFmt w:val="decimal"/>
+      <w:lvlText w:val="%8."/>
+      <w:lvlJc w:val="left"/>
+      <w:pPr>
+        <w:ind w:left="5760" w:hanging="360"/>
+      </w:pPr>
+    </w:lvl>
+    <w:lvl w:ilvl="8">
+      <w:start w:val="10"/>
+      <w:numFmt w:val="decimal"/>
+      <w:lvlText w:val="%9."/>
+      <w:lvlJc w:val="left"/>
+      <w:pPr>
+        <w:ind w:left="6480" w:hanging="360"/>
+      </w:pPr>
+    </w:lvl>
+  </w:abstractNum>
   <w:abstractNum w:abstractNumId="994112">
     <w:nsid w:val="0A994112"/>
     <w:multiLevelType w:val="multilevel"/>
@@ -22158,40 +22245,40 @@
     </w:lvlOverride>
   </w:num>
   <w:num w:numId="1006">
-    <w:abstractNumId w:val="991"/>
+    <w:abstractNumId w:val="994110"/>
+    <w:lvlOverride w:ilvl="0">
+      <w:startOverride w:val="10"/>
+    </w:lvlOverride>
+    <w:lvlOverride w:ilvl="1">
+      <w:startOverride w:val="10"/>
+    </w:lvlOverride>
+    <w:lvlOverride w:ilvl="2">
+      <w:startOverride w:val="10"/>
+    </w:lvlOverride>
+    <w:lvlOverride w:ilvl="3">
+      <w:startOverride w:val="10"/>
+    </w:lvlOverride>
+    <w:lvlOverride w:ilvl="4">
+      <w:startOverride w:val="10"/>
+    </w:lvlOverride>
+    <w:lvlOverride w:ilvl="5">
+      <w:startOverride w:val="10"/>
+    </w:lvlOverride>
+    <w:lvlOverride w:ilvl="6">
+      <w:startOverride w:val="10"/>
+    </w:lvlOverride>
+    <w:lvlOverride w:ilvl="7">
+      <w:startOverride w:val="10"/>
+    </w:lvlOverride>
+    <w:lvlOverride w:ilvl="8">
+      <w:startOverride w:val="10"/>
+    </w:lvlOverride>
   </w:num>
   <w:num w:numId="1007">
     <w:abstractNumId w:val="991"/>
   </w:num>
   <w:num w:numId="1008">
-    <w:abstractNumId w:val="99411"/>
-    <w:lvlOverride w:ilvl="0">
-      <w:startOverride w:val="1"/>
-    </w:lvlOverride>
-    <w:lvlOverride w:ilvl="1">
-      <w:startOverride w:val="1"/>
-    </w:lvlOverride>
-    <w:lvlOverride w:ilvl="2">
-      <w:startOverride w:val="1"/>
-    </w:lvlOverride>
-    <w:lvlOverride w:ilvl="3">
-      <w:startOverride w:val="1"/>
-    </w:lvlOverride>
-    <w:lvlOverride w:ilvl="4">
-      <w:startOverride w:val="1"/>
-    </w:lvlOverride>
-    <w:lvlOverride w:ilvl="5">
-      <w:startOverride w:val="1"/>
-    </w:lvlOverride>
-    <w:lvlOverride w:ilvl="6">
-      <w:startOverride w:val="1"/>
-    </w:lvlOverride>
-    <w:lvlOverride w:ilvl="7">
-      <w:startOverride w:val="1"/>
-    </w:lvlOverride>
-    <w:lvlOverride w:ilvl="8">
-      <w:startOverride w:val="1"/>
-    </w:lvlOverride>
+    <w:abstractNumId w:val="991"/>
   </w:num>
   <w:num w:numId="1009">
     <w:abstractNumId w:val="99411"/>
@@ -22374,6 +22461,36 @@
     </w:lvlOverride>
   </w:num>
   <w:num w:numId="1015">
+    <w:abstractNumId w:val="99411"/>
+    <w:lvlOverride w:ilvl="0">
+      <w:startOverride w:val="1"/>
+    </w:lvlOverride>
+    <w:lvlOverride w:ilvl="1">
+      <w:startOverride w:val="1"/>
+    </w:lvlOverride>
+    <w:lvlOverride w:ilvl="2">
+      <w:startOverride w:val="1"/>
+    </w:lvlOverride>
+    <w:lvlOverride w:ilvl="3">
+      <w:startOverride w:val="1"/>
+    </w:lvlOverride>
+    <w:lvlOverride w:ilvl="4">
+      <w:startOverride w:val="1"/>
+    </w:lvlOverride>
+    <w:lvlOverride w:ilvl="5">
+      <w:startOverride w:val="1"/>
+    </w:lvlOverride>
+    <w:lvlOverride w:ilvl="6">
+      <w:startOverride w:val="1"/>
+    </w:lvlOverride>
+    <w:lvlOverride w:ilvl="7">
+      <w:startOverride w:val="1"/>
+    </w:lvlOverride>
+    <w:lvlOverride w:ilvl="8">
+      <w:startOverride w:val="1"/>
+    </w:lvlOverride>
+  </w:num>
+  <w:num w:numId="1016">
     <w:abstractNumId w:val="994112"/>
     <w:lvlOverride w:ilvl="0">
       <w:startOverride w:val="12"/>
@@ -22401,36 +22518,6 @@
     </w:lvlOverride>
     <w:lvlOverride w:ilvl="8">
       <w:startOverride w:val="12"/>
-    </w:lvlOverride>
-  </w:num>
-  <w:num w:numId="1016">
-    <w:abstractNumId w:val="99431"/>
-    <w:lvlOverride w:ilvl="0">
-      <w:startOverride w:val="1"/>
-    </w:lvlOverride>
-    <w:lvlOverride w:ilvl="1">
-      <w:startOverride w:val="1"/>
-    </w:lvlOverride>
-    <w:lvlOverride w:ilvl="2">
-      <w:startOverride w:val="1"/>
-    </w:lvlOverride>
-    <w:lvlOverride w:ilvl="3">
-      <w:startOverride w:val="1"/>
-    </w:lvlOverride>
-    <w:lvlOverride w:ilvl="4">
-      <w:startOverride w:val="1"/>
-    </w:lvlOverride>
-    <w:lvlOverride w:ilvl="5">
-      <w:startOverride w:val="1"/>
-    </w:lvlOverride>
-    <w:lvlOverride w:ilvl="6">
-      <w:startOverride w:val="1"/>
-    </w:lvlOverride>
-    <w:lvlOverride w:ilvl="7">
-      <w:startOverride w:val="1"/>
-    </w:lvlOverride>
-    <w:lvlOverride w:ilvl="8">
-      <w:startOverride w:val="1"/>
     </w:lvlOverride>
   </w:num>
   <w:num w:numId="1017">
@@ -22464,6 +22551,36 @@
     </w:lvlOverride>
   </w:num>
   <w:num w:numId="1018">
+    <w:abstractNumId w:val="99431"/>
+    <w:lvlOverride w:ilvl="0">
+      <w:startOverride w:val="1"/>
+    </w:lvlOverride>
+    <w:lvlOverride w:ilvl="1">
+      <w:startOverride w:val="1"/>
+    </w:lvlOverride>
+    <w:lvlOverride w:ilvl="2">
+      <w:startOverride w:val="1"/>
+    </w:lvlOverride>
+    <w:lvlOverride w:ilvl="3">
+      <w:startOverride w:val="1"/>
+    </w:lvlOverride>
+    <w:lvlOverride w:ilvl="4">
+      <w:startOverride w:val="1"/>
+    </w:lvlOverride>
+    <w:lvlOverride w:ilvl="5">
+      <w:startOverride w:val="1"/>
+    </w:lvlOverride>
+    <w:lvlOverride w:ilvl="6">
+      <w:startOverride w:val="1"/>
+    </w:lvlOverride>
+    <w:lvlOverride w:ilvl="7">
+      <w:startOverride w:val="1"/>
+    </w:lvlOverride>
+    <w:lvlOverride w:ilvl="8">
+      <w:startOverride w:val="1"/>
+    </w:lvlOverride>
+  </w:num>
+  <w:num w:numId="1019">
     <w:abstractNumId w:val="99431"/>
     <w:lvlOverride w:ilvl="0">
       <w:startOverride w:val="1"/>
